--- a/FileBaoCao/main_v1/B1809485_NgoDuyNam_LuanVan_V1.docx
+++ b/FileBaoCao/main_v1/B1809485_NgoDuyNam_LuanVan_V1.docx
@@ -22196,13 +22196,6 @@
     </w:tbl>
     <w:p>
       <w:pPr>
-        <w:rPr>
-          <w:lang w:val="en-US"/>
-        </w:rPr>
-      </w:pPr>
-    </w:p>
-    <w:p>
-      <w:pPr>
         <w:pStyle w:val="ListParagraph"/>
         <w:numPr>
           <w:ilvl w:val="0"/>
@@ -22931,13 +22924,6 @@
     </w:tbl>
     <w:p>
       <w:pPr>
-        <w:rPr>
-          <w:lang w:val="en-US"/>
-        </w:rPr>
-      </w:pPr>
-    </w:p>
-    <w:p>
-      <w:pPr>
         <w:pStyle w:val="ListParagraph"/>
         <w:numPr>
           <w:ilvl w:val="0"/>
@@ -23287,8 +23273,12 @@
                 <w:lang w:val="en-US"/>
               </w:rPr>
             </w:pPr>
-            <w:bookmarkStart w:id="35" w:name="_GoBack"/>
-            <w:bookmarkEnd w:id="35"/>
+            <w:r>
+              <w:rPr>
+                <w:lang w:val="en-US"/>
+              </w:rPr>
+              <w:t>Text input Tiêu đề</w:t>
+            </w:r>
           </w:p>
         </w:tc>
         <w:tc>
@@ -23303,6 +23293,12 @@
                 <w:lang w:val="en-US"/>
               </w:rPr>
             </w:pPr>
+            <w:r>
+              <w:rPr>
+                <w:lang w:val="en-US"/>
+              </w:rPr>
+              <w:t>Null</w:t>
+            </w:r>
           </w:p>
         </w:tc>
         <w:tc>
@@ -23357,6 +23353,12 @@
                 <w:lang w:val="en-US"/>
               </w:rPr>
             </w:pPr>
+            <w:r>
+              <w:rPr>
+                <w:lang w:val="en-US"/>
+              </w:rPr>
+              <w:t>Text input địa điểm</w:t>
+            </w:r>
           </w:p>
         </w:tc>
         <w:tc>
@@ -23371,6 +23373,12 @@
                 <w:lang w:val="en-US"/>
               </w:rPr>
             </w:pPr>
+            <w:r>
+              <w:rPr>
+                <w:lang w:val="en-US"/>
+              </w:rPr>
+              <w:t>Null</w:t>
+            </w:r>
           </w:p>
         </w:tc>
         <w:tc>
@@ -23425,6 +23433,12 @@
                 <w:lang w:val="en-US"/>
               </w:rPr>
             </w:pPr>
+            <w:r>
+              <w:rPr>
+                <w:lang w:val="en-US"/>
+              </w:rPr>
+              <w:t>Text input Loại Tour</w:t>
+            </w:r>
           </w:p>
         </w:tc>
         <w:tc>
@@ -23439,6 +23453,12 @@
                 <w:lang w:val="en-US"/>
               </w:rPr>
             </w:pPr>
+            <w:r>
+              <w:rPr>
+                <w:lang w:val="en-US"/>
+              </w:rPr>
+              <w:t>Null</w:t>
+            </w:r>
           </w:p>
         </w:tc>
         <w:tc>
@@ -23494,6 +23514,12 @@
                 <w:lang w:val="en-US"/>
               </w:rPr>
             </w:pPr>
+            <w:r>
+              <w:rPr>
+                <w:lang w:val="en-US"/>
+              </w:rPr>
+              <w:t>Text input Tổng ngày đi</w:t>
+            </w:r>
           </w:p>
         </w:tc>
         <w:tc>
@@ -23508,6 +23534,12 @@
                 <w:lang w:val="en-US"/>
               </w:rPr>
             </w:pPr>
+            <w:r>
+              <w:rPr>
+                <w:lang w:val="en-US"/>
+              </w:rPr>
+              <w:t>Null</w:t>
+            </w:r>
           </w:p>
         </w:tc>
         <w:tc>
@@ -23562,6 +23594,12 @@
                 <w:lang w:val="en-US"/>
               </w:rPr>
             </w:pPr>
+            <w:r>
+              <w:rPr>
+                <w:lang w:val="en-US"/>
+              </w:rPr>
+              <w:t>Text input Người hướng dẫn</w:t>
+            </w:r>
           </w:p>
         </w:tc>
         <w:tc>
@@ -23576,6 +23614,572 @@
                 <w:lang w:val="en-US"/>
               </w:rPr>
             </w:pPr>
+            <w:r>
+              <w:rPr>
+                <w:lang w:val="en-US"/>
+              </w:rPr>
+              <w:t>Null</w:t>
+            </w:r>
+          </w:p>
+        </w:tc>
+        <w:tc>
+          <w:tcPr>
+            <w:tcW w:w="1108" w:type="dxa"/>
+            <w:vAlign w:val="center"/>
+          </w:tcPr>
+          <w:p>
+            <w:pPr>
+              <w:jc w:val="center"/>
+              <w:rPr>
+                <w:lang w:val="en-US"/>
+              </w:rPr>
+            </w:pPr>
+          </w:p>
+        </w:tc>
+      </w:tr>
+      <w:tr>
+        <w:trPr>
+          <w:trHeight w:val="1008"/>
+          <w:jc w:val="center"/>
+        </w:trPr>
+        <w:tc>
+          <w:tcPr>
+            <w:tcW w:w="971" w:type="dxa"/>
+            <w:vAlign w:val="center"/>
+          </w:tcPr>
+          <w:p>
+            <w:pPr>
+              <w:jc w:val="center"/>
+              <w:rPr>
+                <w:lang w:val="en-US"/>
+              </w:rPr>
+            </w:pPr>
+            <w:r>
+              <w:rPr>
+                <w:lang w:val="en-US"/>
+              </w:rPr>
+              <w:t>6</w:t>
+            </w:r>
+          </w:p>
+        </w:tc>
+        <w:tc>
+          <w:tcPr>
+            <w:tcW w:w="4182" w:type="dxa"/>
+            <w:vAlign w:val="center"/>
+          </w:tcPr>
+          <w:p>
+            <w:pPr>
+              <w:jc w:val="center"/>
+              <w:rPr>
+                <w:lang w:val="en-US"/>
+              </w:rPr>
+            </w:pPr>
+            <w:r>
+              <w:rPr>
+                <w:lang w:val="en-US"/>
+              </w:rPr>
+              <w:t>Text input Email</w:t>
+            </w:r>
+          </w:p>
+        </w:tc>
+        <w:tc>
+          <w:tcPr>
+            <w:tcW w:w="2370" w:type="dxa"/>
+            <w:vAlign w:val="center"/>
+          </w:tcPr>
+          <w:p>
+            <w:pPr>
+              <w:jc w:val="center"/>
+              <w:rPr>
+                <w:lang w:val="en-US"/>
+              </w:rPr>
+            </w:pPr>
+            <w:r>
+              <w:rPr>
+                <w:lang w:val="en-US"/>
+              </w:rPr>
+              <w:t>Null</w:t>
+            </w:r>
+          </w:p>
+        </w:tc>
+        <w:tc>
+          <w:tcPr>
+            <w:tcW w:w="1108" w:type="dxa"/>
+            <w:vAlign w:val="center"/>
+          </w:tcPr>
+          <w:p>
+            <w:pPr>
+              <w:jc w:val="center"/>
+              <w:rPr>
+                <w:lang w:val="en-US"/>
+              </w:rPr>
+            </w:pPr>
+          </w:p>
+        </w:tc>
+      </w:tr>
+      <w:tr>
+        <w:trPr>
+          <w:trHeight w:val="1008"/>
+          <w:jc w:val="center"/>
+        </w:trPr>
+        <w:tc>
+          <w:tcPr>
+            <w:tcW w:w="971" w:type="dxa"/>
+            <w:vAlign w:val="center"/>
+          </w:tcPr>
+          <w:p>
+            <w:pPr>
+              <w:jc w:val="center"/>
+              <w:rPr>
+                <w:lang w:val="en-US"/>
+              </w:rPr>
+            </w:pPr>
+            <w:r>
+              <w:rPr>
+                <w:lang w:val="en-US"/>
+              </w:rPr>
+              <w:t>7</w:t>
+            </w:r>
+          </w:p>
+        </w:tc>
+        <w:tc>
+          <w:tcPr>
+            <w:tcW w:w="4182" w:type="dxa"/>
+            <w:vAlign w:val="center"/>
+          </w:tcPr>
+          <w:p>
+            <w:pPr>
+              <w:jc w:val="center"/>
+              <w:rPr>
+                <w:lang w:val="en-US"/>
+              </w:rPr>
+            </w:pPr>
+            <w:r>
+              <w:rPr>
+                <w:lang w:val="en-US"/>
+              </w:rPr>
+              <w:t>Text input Phone</w:t>
+            </w:r>
+          </w:p>
+        </w:tc>
+        <w:tc>
+          <w:tcPr>
+            <w:tcW w:w="2370" w:type="dxa"/>
+            <w:vAlign w:val="center"/>
+          </w:tcPr>
+          <w:p>
+            <w:pPr>
+              <w:jc w:val="center"/>
+              <w:rPr>
+                <w:lang w:val="en-US"/>
+              </w:rPr>
+            </w:pPr>
+            <w:r>
+              <w:rPr>
+                <w:lang w:val="en-US"/>
+              </w:rPr>
+              <w:t>Null</w:t>
+            </w:r>
+          </w:p>
+        </w:tc>
+        <w:tc>
+          <w:tcPr>
+            <w:tcW w:w="1108" w:type="dxa"/>
+            <w:vAlign w:val="center"/>
+          </w:tcPr>
+          <w:p>
+            <w:pPr>
+              <w:jc w:val="center"/>
+              <w:rPr>
+                <w:lang w:val="en-US"/>
+              </w:rPr>
+            </w:pPr>
+          </w:p>
+        </w:tc>
+      </w:tr>
+      <w:tr>
+        <w:trPr>
+          <w:trHeight w:val="1008"/>
+          <w:jc w:val="center"/>
+        </w:trPr>
+        <w:tc>
+          <w:tcPr>
+            <w:tcW w:w="971" w:type="dxa"/>
+            <w:vAlign w:val="center"/>
+          </w:tcPr>
+          <w:p>
+            <w:pPr>
+              <w:jc w:val="center"/>
+              <w:rPr>
+                <w:lang w:val="en-US"/>
+              </w:rPr>
+            </w:pPr>
+            <w:r>
+              <w:rPr>
+                <w:lang w:val="en-US"/>
+              </w:rPr>
+              <w:t>8</w:t>
+            </w:r>
+          </w:p>
+        </w:tc>
+        <w:tc>
+          <w:tcPr>
+            <w:tcW w:w="4182" w:type="dxa"/>
+            <w:vAlign w:val="center"/>
+          </w:tcPr>
+          <w:p>
+            <w:pPr>
+              <w:jc w:val="center"/>
+              <w:rPr>
+                <w:lang w:val="en-US"/>
+              </w:rPr>
+            </w:pPr>
+            <w:r>
+              <w:rPr>
+                <w:lang w:val="en-US"/>
+              </w:rPr>
+              <w:t>Text input giá tour</w:t>
+            </w:r>
+          </w:p>
+        </w:tc>
+        <w:tc>
+          <w:tcPr>
+            <w:tcW w:w="2370" w:type="dxa"/>
+            <w:vAlign w:val="center"/>
+          </w:tcPr>
+          <w:p>
+            <w:pPr>
+              <w:jc w:val="center"/>
+              <w:rPr>
+                <w:lang w:val="en-US"/>
+              </w:rPr>
+            </w:pPr>
+            <w:r>
+              <w:rPr>
+                <w:lang w:val="en-US"/>
+              </w:rPr>
+              <w:t>Null</w:t>
+            </w:r>
+          </w:p>
+        </w:tc>
+        <w:tc>
+          <w:tcPr>
+            <w:tcW w:w="1108" w:type="dxa"/>
+            <w:vAlign w:val="center"/>
+          </w:tcPr>
+          <w:p>
+            <w:pPr>
+              <w:jc w:val="center"/>
+              <w:rPr>
+                <w:lang w:val="en-US"/>
+              </w:rPr>
+            </w:pPr>
+          </w:p>
+        </w:tc>
+      </w:tr>
+      <w:tr>
+        <w:trPr>
+          <w:trHeight w:val="1008"/>
+          <w:jc w:val="center"/>
+        </w:trPr>
+        <w:tc>
+          <w:tcPr>
+            <w:tcW w:w="971" w:type="dxa"/>
+            <w:vAlign w:val="center"/>
+          </w:tcPr>
+          <w:p>
+            <w:pPr>
+              <w:jc w:val="center"/>
+              <w:rPr>
+                <w:lang w:val="en-US"/>
+              </w:rPr>
+            </w:pPr>
+            <w:r>
+              <w:rPr>
+                <w:lang w:val="en-US"/>
+              </w:rPr>
+              <w:t>9</w:t>
+            </w:r>
+          </w:p>
+        </w:tc>
+        <w:tc>
+          <w:tcPr>
+            <w:tcW w:w="4182" w:type="dxa"/>
+            <w:vAlign w:val="center"/>
+          </w:tcPr>
+          <w:p>
+            <w:pPr>
+              <w:jc w:val="center"/>
+              <w:rPr>
+                <w:lang w:val="en-US"/>
+              </w:rPr>
+            </w:pPr>
+            <w:r>
+              <w:rPr>
+                <w:lang w:val="en-US"/>
+              </w:rPr>
+              <w:t>Text input Mô tả</w:t>
+            </w:r>
+          </w:p>
+        </w:tc>
+        <w:tc>
+          <w:tcPr>
+            <w:tcW w:w="2370" w:type="dxa"/>
+            <w:vAlign w:val="center"/>
+          </w:tcPr>
+          <w:p>
+            <w:pPr>
+              <w:jc w:val="center"/>
+              <w:rPr>
+                <w:lang w:val="en-US"/>
+              </w:rPr>
+            </w:pPr>
+            <w:r>
+              <w:rPr>
+                <w:lang w:val="en-US"/>
+              </w:rPr>
+              <w:t>Null</w:t>
+            </w:r>
+          </w:p>
+        </w:tc>
+        <w:tc>
+          <w:tcPr>
+            <w:tcW w:w="1108" w:type="dxa"/>
+            <w:vAlign w:val="center"/>
+          </w:tcPr>
+          <w:p>
+            <w:pPr>
+              <w:jc w:val="center"/>
+              <w:rPr>
+                <w:lang w:val="en-US"/>
+              </w:rPr>
+            </w:pPr>
+          </w:p>
+        </w:tc>
+      </w:tr>
+      <w:tr>
+        <w:trPr>
+          <w:trHeight w:val="1008"/>
+          <w:jc w:val="center"/>
+        </w:trPr>
+        <w:tc>
+          <w:tcPr>
+            <w:tcW w:w="971" w:type="dxa"/>
+            <w:vAlign w:val="center"/>
+          </w:tcPr>
+          <w:p>
+            <w:pPr>
+              <w:jc w:val="center"/>
+              <w:rPr>
+                <w:lang w:val="en-US"/>
+              </w:rPr>
+            </w:pPr>
+            <w:r>
+              <w:rPr>
+                <w:lang w:val="en-US"/>
+              </w:rPr>
+              <w:t>10</w:t>
+            </w:r>
+          </w:p>
+        </w:tc>
+        <w:tc>
+          <w:tcPr>
+            <w:tcW w:w="4182" w:type="dxa"/>
+            <w:vAlign w:val="center"/>
+          </w:tcPr>
+          <w:p>
+            <w:pPr>
+              <w:jc w:val="center"/>
+              <w:rPr>
+                <w:lang w:val="en-US"/>
+              </w:rPr>
+            </w:pPr>
+            <w:r>
+              <w:rPr>
+                <w:lang w:val="en-US"/>
+              </w:rPr>
+              <w:t>Text input Lịch trình</w:t>
+            </w:r>
+          </w:p>
+        </w:tc>
+        <w:tc>
+          <w:tcPr>
+            <w:tcW w:w="2370" w:type="dxa"/>
+            <w:vAlign w:val="center"/>
+          </w:tcPr>
+          <w:p>
+            <w:pPr>
+              <w:jc w:val="center"/>
+              <w:rPr>
+                <w:lang w:val="en-US"/>
+              </w:rPr>
+            </w:pPr>
+            <w:r>
+              <w:rPr>
+                <w:lang w:val="en-US"/>
+              </w:rPr>
+              <w:t>Null</w:t>
+            </w:r>
+          </w:p>
+        </w:tc>
+        <w:tc>
+          <w:tcPr>
+            <w:tcW w:w="1108" w:type="dxa"/>
+            <w:vAlign w:val="center"/>
+          </w:tcPr>
+          <w:p>
+            <w:pPr>
+              <w:jc w:val="center"/>
+              <w:rPr>
+                <w:lang w:val="en-US"/>
+              </w:rPr>
+            </w:pPr>
+          </w:p>
+        </w:tc>
+      </w:tr>
+      <w:tr>
+        <w:trPr>
+          <w:trHeight w:val="1008"/>
+          <w:jc w:val="center"/>
+        </w:trPr>
+        <w:tc>
+          <w:tcPr>
+            <w:tcW w:w="971" w:type="dxa"/>
+            <w:vAlign w:val="center"/>
+          </w:tcPr>
+          <w:p>
+            <w:pPr>
+              <w:jc w:val="center"/>
+              <w:rPr>
+                <w:lang w:val="en-US"/>
+              </w:rPr>
+            </w:pPr>
+            <w:r>
+              <w:rPr>
+                <w:lang w:val="en-US"/>
+              </w:rPr>
+              <w:t>11</w:t>
+            </w:r>
+          </w:p>
+        </w:tc>
+        <w:tc>
+          <w:tcPr>
+            <w:tcW w:w="4182" w:type="dxa"/>
+            <w:vAlign w:val="center"/>
+          </w:tcPr>
+          <w:p>
+            <w:pPr>
+              <w:jc w:val="center"/>
+              <w:rPr>
+                <w:lang w:val="en-US"/>
+              </w:rPr>
+            </w:pPr>
+            <w:r>
+              <w:rPr>
+                <w:lang w:val="en-US"/>
+              </w:rPr>
+              <w:t>Button Hình Ảnh</w:t>
+            </w:r>
+          </w:p>
+        </w:tc>
+        <w:tc>
+          <w:tcPr>
+            <w:tcW w:w="2370" w:type="dxa"/>
+            <w:vAlign w:val="center"/>
+          </w:tcPr>
+          <w:p>
+            <w:pPr>
+              <w:jc w:val="center"/>
+              <w:rPr>
+                <w:lang w:val="en-US"/>
+              </w:rPr>
+            </w:pPr>
+            <w:r>
+              <w:rPr>
+                <w:lang w:val="en-US"/>
+              </w:rPr>
+              <w:t>Null</w:t>
+            </w:r>
+          </w:p>
+        </w:tc>
+        <w:tc>
+          <w:tcPr>
+            <w:tcW w:w="1108" w:type="dxa"/>
+            <w:vAlign w:val="center"/>
+          </w:tcPr>
+          <w:p>
+            <w:pPr>
+              <w:jc w:val="center"/>
+              <w:rPr>
+                <w:lang w:val="en-US"/>
+              </w:rPr>
+            </w:pPr>
+          </w:p>
+        </w:tc>
+      </w:tr>
+      <w:tr>
+        <w:trPr>
+          <w:trHeight w:val="1008"/>
+          <w:jc w:val="center"/>
+        </w:trPr>
+        <w:tc>
+          <w:tcPr>
+            <w:tcW w:w="971" w:type="dxa"/>
+            <w:vAlign w:val="center"/>
+          </w:tcPr>
+          <w:p>
+            <w:pPr>
+              <w:jc w:val="center"/>
+              <w:rPr>
+                <w:lang w:val="en-US"/>
+              </w:rPr>
+            </w:pPr>
+            <w:r>
+              <w:rPr>
+                <w:lang w:val="en-US"/>
+              </w:rPr>
+              <w:t>12</w:t>
+            </w:r>
+          </w:p>
+        </w:tc>
+        <w:tc>
+          <w:tcPr>
+            <w:tcW w:w="4182" w:type="dxa"/>
+            <w:vAlign w:val="center"/>
+          </w:tcPr>
+          <w:p>
+            <w:pPr>
+              <w:jc w:val="center"/>
+              <w:rPr>
+                <w:lang w:val="en-US"/>
+              </w:rPr>
+            </w:pPr>
+            <w:r>
+              <w:rPr>
+                <w:lang w:val="en-US"/>
+              </w:rPr>
+              <w:t>Button Đăng bài</w:t>
+            </w:r>
+          </w:p>
+        </w:tc>
+        <w:tc>
+          <w:tcPr>
+            <w:tcW w:w="2370" w:type="dxa"/>
+            <w:vAlign w:val="center"/>
+          </w:tcPr>
+          <w:p>
+            <w:pPr>
+              <w:jc w:val="center"/>
+              <w:rPr>
+                <w:lang w:val="en-US"/>
+              </w:rPr>
+            </w:pPr>
+            <w:r>
+              <w:rPr>
+                <w:lang w:val="en-US"/>
+              </w:rPr>
+              <w:t>Null</w:t>
+            </w:r>
           </w:p>
         </w:tc>
         <w:tc>
@@ -23594,14 +24198,6 @@
         </w:tc>
       </w:tr>
     </w:tbl>
-    <w:p>
-      <w:pPr>
-        <w:pStyle w:val="StyleLuanVan"/>
-        <w:rPr>
-          <w:lang w:val="en-US"/>
-        </w:rPr>
-      </w:pPr>
-    </w:p>
     <w:p>
       <w:pPr>
         <w:pStyle w:val="StyleLuanVan"/>
@@ -23623,51 +24219,3115 @@
     <w:p>
       <w:pPr>
         <w:pStyle w:val="StyleLuanVan"/>
-        <w:rPr>
-          <w:lang w:val="en-US"/>
-        </w:rPr>
-      </w:pPr>
+        <w:numPr>
+          <w:ilvl w:val="1"/>
+          <w:numId w:val="12"/>
+        </w:numPr>
+        <w:rPr>
+          <w:lang w:val="en-US"/>
+        </w:rPr>
+      </w:pPr>
+      <w:r>
+        <w:rPr>
+          <w:lang w:val="en-US"/>
+        </w:rPr>
+        <w:t>Người dùng click vào nút “Đăng bài”, giao diện tạo bài đăng hiệ</w:t>
+      </w:r>
+      <w:r>
+        <w:rPr>
+          <w:lang w:val="en-US"/>
+        </w:rPr>
+        <w:t xml:space="preserve">n </w:t>
+      </w:r>
+      <w:proofErr w:type="spellStart"/>
+      <w:r>
+        <w:rPr>
+          <w:lang w:val="en-US"/>
+        </w:rPr>
+        <w:t>ra.</w:t>
+      </w:r>
+      <w:proofErr w:type="spellEnd"/>
     </w:p>
     <w:p>
       <w:pPr>
         <w:pStyle w:val="StyleLuanVan"/>
-        <w:rPr>
-          <w:lang w:val="en-US"/>
-        </w:rPr>
-      </w:pPr>
+        <w:numPr>
+          <w:ilvl w:val="1"/>
+          <w:numId w:val="12"/>
+        </w:numPr>
+        <w:rPr>
+          <w:lang w:val="en-US"/>
+        </w:rPr>
+      </w:pPr>
+      <w:r>
+        <w:rPr>
+          <w:lang w:val="en-US"/>
+        </w:rPr>
+        <w:t xml:space="preserve">Người dùng điền tất cả thông tin cần thiết </w:t>
+      </w:r>
+      <w:r>
+        <w:rPr>
+          <w:lang w:val="en-US"/>
+        </w:rPr>
+        <w:t>và chọn hình ảnh cho tour.</w:t>
+      </w:r>
     </w:p>
     <w:p>
       <w:pPr>
         <w:pStyle w:val="StyleLuanVan"/>
-        <w:rPr>
-          <w:lang w:val="en-US"/>
-        </w:rPr>
-      </w:pPr>
+        <w:numPr>
+          <w:ilvl w:val="1"/>
+          <w:numId w:val="12"/>
+        </w:numPr>
+        <w:rPr>
+          <w:lang w:val="en-US"/>
+        </w:rPr>
+      </w:pPr>
+      <w:r>
+        <w:rPr>
+          <w:lang w:val="en-US"/>
+        </w:rPr>
+        <w:t>Sau khi nhập hoàn tất, người dùng nhẫn nút “Đăng bài” để đăng bài viết lên.</w:t>
+      </w:r>
+    </w:p>
+    <w:p>
+      <w:pPr>
+        <w:pStyle w:val="Heading3"/>
+        <w:rPr>
+          <w:lang w:val="en-US"/>
+        </w:rPr>
+      </w:pPr>
+      <w:r>
+        <w:rPr>
+          <w:lang w:val="en-US"/>
+        </w:rPr>
+        <w:t>Thích và bỏ thích bài đăng</w:t>
+      </w:r>
     </w:p>
     <w:p>
       <w:pPr>
         <w:pStyle w:val="StyleLuanVan"/>
-        <w:rPr>
-          <w:lang w:val="en-US"/>
-        </w:rPr>
-      </w:pPr>
+        <w:numPr>
+          <w:ilvl w:val="0"/>
+          <w:numId w:val="12"/>
+        </w:numPr>
+        <w:rPr>
+          <w:lang w:val="en-US"/>
+        </w:rPr>
+      </w:pPr>
+      <w:r>
+        <w:rPr>
+          <w:lang w:val="en-US"/>
+        </w:rPr>
+        <w:t>Mục đích: Đánh dấu bài đăng yêu thích, nội dung hay.</w:t>
+      </w:r>
     </w:p>
     <w:p>
       <w:pPr>
         <w:pStyle w:val="StyleLuanVan"/>
-        <w:rPr>
-          <w:lang w:val="en-US"/>
-        </w:rPr>
-      </w:pPr>
+        <w:numPr>
+          <w:ilvl w:val="0"/>
+          <w:numId w:val="12"/>
+        </w:numPr>
+        <w:rPr>
+          <w:lang w:val="en-US"/>
+        </w:rPr>
+      </w:pPr>
+      <w:r>
+        <w:rPr>
+          <w:lang w:val="en-US"/>
+        </w:rPr>
+        <w:t>Đối tượng người dùng: Người dùng đã đăng nhập tài khoản thành công.</w:t>
+      </w:r>
     </w:p>
     <w:p>
       <w:pPr>
         <w:pStyle w:val="StyleLuanVan"/>
+        <w:numPr>
+          <w:ilvl w:val="0"/>
+          <w:numId w:val="12"/>
+        </w:numPr>
+        <w:rPr>
+          <w:lang w:val="en-US"/>
+        </w:rPr>
+      </w:pPr>
+      <w:r>
+        <w:rPr>
+          <w:lang w:val="en-US"/>
+        </w:rPr>
+        <w:lastRenderedPageBreak/>
+        <w:t xml:space="preserve">Giao diện: </w:t>
+      </w:r>
+    </w:p>
+    <w:p>
+      <w:pPr>
+        <w:pStyle w:val="StyleLuanVan"/>
+        <w:jc w:val="center"/>
+        <w:rPr>
+          <w:lang w:val="en-US"/>
+        </w:rPr>
+      </w:pPr>
+      <w:r>
+        <w:rPr>
+          <w:noProof/>
+          <w:lang w:eastAsia="vi-VN"/>
+        </w:rPr>
+        <w:drawing>
+          <wp:inline distT="0" distB="0" distL="0" distR="0" wp14:anchorId="17F97409" wp14:editId="0D836CF6">
+            <wp:extent cx="876300" cy="590550"/>
+            <wp:effectExtent l="19050" t="19050" r="19050" b="19050"/>
+            <wp:docPr id="11" name="Picture 11"/>
+            <wp:cNvGraphicFramePr>
+              <a:graphicFrameLocks xmlns:a="http://schemas.openxmlformats.org/drawingml/2006/main" noChangeAspect="1"/>
+            </wp:cNvGraphicFramePr>
+            <a:graphic xmlns:a="http://schemas.openxmlformats.org/drawingml/2006/main">
+              <a:graphicData uri="http://schemas.openxmlformats.org/drawingml/2006/picture">
+                <pic:pic xmlns:pic="http://schemas.openxmlformats.org/drawingml/2006/picture">
+                  <pic:nvPicPr>
+                    <pic:cNvPr id="1" name=""/>
+                    <pic:cNvPicPr/>
+                  </pic:nvPicPr>
+                  <pic:blipFill>
+                    <a:blip r:embed="rId30"/>
+                    <a:stretch>
+                      <a:fillRect/>
+                    </a:stretch>
+                  </pic:blipFill>
+                  <pic:spPr>
+                    <a:xfrm>
+                      <a:off x="0" y="0"/>
+                      <a:ext cx="876300" cy="590550"/>
+                    </a:xfrm>
+                    <a:prstGeom prst="rect">
+                      <a:avLst/>
+                    </a:prstGeom>
+                    <a:ln>
+                      <a:solidFill>
+                        <a:schemeClr val="tx1"/>
+                      </a:solidFill>
+                    </a:ln>
+                  </pic:spPr>
+                </pic:pic>
+              </a:graphicData>
+            </a:graphic>
+          </wp:inline>
+        </w:drawing>
+      </w:r>
+      <w:r>
+        <w:rPr>
+          <w:noProof/>
+          <w:lang w:eastAsia="vi-VN"/>
+        </w:rPr>
+        <w:drawing>
+          <wp:inline distT="0" distB="0" distL="0" distR="0" wp14:anchorId="025AE2D9" wp14:editId="3F08E986">
+            <wp:extent cx="685800" cy="622005"/>
+            <wp:effectExtent l="19050" t="19050" r="19050" b="26035"/>
+            <wp:docPr id="13" name="Picture 13"/>
+            <wp:cNvGraphicFramePr>
+              <a:graphicFrameLocks xmlns:a="http://schemas.openxmlformats.org/drawingml/2006/main" noChangeAspect="1"/>
+            </wp:cNvGraphicFramePr>
+            <a:graphic xmlns:a="http://schemas.openxmlformats.org/drawingml/2006/main">
+              <a:graphicData uri="http://schemas.openxmlformats.org/drawingml/2006/picture">
+                <pic:pic xmlns:pic="http://schemas.openxmlformats.org/drawingml/2006/picture">
+                  <pic:nvPicPr>
+                    <pic:cNvPr id="1" name=""/>
+                    <pic:cNvPicPr/>
+                  </pic:nvPicPr>
+                  <pic:blipFill>
+                    <a:blip r:embed="rId31"/>
+                    <a:stretch>
+                      <a:fillRect/>
+                    </a:stretch>
+                  </pic:blipFill>
+                  <pic:spPr>
+                    <a:xfrm>
+                      <a:off x="0" y="0"/>
+                      <a:ext cx="691865" cy="627506"/>
+                    </a:xfrm>
+                    <a:prstGeom prst="rect">
+                      <a:avLst/>
+                    </a:prstGeom>
+                    <a:ln>
+                      <a:solidFill>
+                        <a:schemeClr val="tx1"/>
+                      </a:solidFill>
+                    </a:ln>
+                  </pic:spPr>
+                </pic:pic>
+              </a:graphicData>
+            </a:graphic>
+          </wp:inline>
+        </w:drawing>
+      </w:r>
+    </w:p>
+    <w:p>
+      <w:pPr>
+        <w:pStyle w:val="StyleLuanVan"/>
+        <w:numPr>
+          <w:ilvl w:val="0"/>
+          <w:numId w:val="12"/>
+        </w:numPr>
+        <w:rPr>
+          <w:lang w:val="en-US"/>
+        </w:rPr>
+      </w:pPr>
+      <w:r>
+        <w:rPr>
+          <w:lang w:val="en-US"/>
+        </w:rPr>
+        <w:t>Các thành phần trong giao diện:</w:t>
+      </w:r>
+    </w:p>
+    <w:tbl>
+      <w:tblPr>
+        <w:tblStyle w:val="TableGrid"/>
+        <w:tblW w:w="0" w:type="auto"/>
+        <w:jc w:val="center"/>
+        <w:tblLook w:val="04A0" w:firstRow="1" w:lastRow="0" w:firstColumn="1" w:lastColumn="0" w:noHBand="0" w:noVBand="1"/>
+      </w:tblPr>
+      <w:tblGrid>
+        <w:gridCol w:w="971"/>
+        <w:gridCol w:w="4182"/>
+        <w:gridCol w:w="2370"/>
+        <w:gridCol w:w="1108"/>
+      </w:tblGrid>
+      <w:tr>
+        <w:trPr>
+          <w:trHeight w:val="1008"/>
+          <w:jc w:val="center"/>
+        </w:trPr>
+        <w:tc>
+          <w:tcPr>
+            <w:tcW w:w="971" w:type="dxa"/>
+            <w:vAlign w:val="center"/>
+          </w:tcPr>
+          <w:p>
+            <w:pPr>
+              <w:jc w:val="center"/>
+              <w:rPr>
+                <w:lang w:val="en-US"/>
+              </w:rPr>
+            </w:pPr>
+            <w:r>
+              <w:rPr>
+                <w:lang w:val="en-US"/>
+              </w:rPr>
+              <w:t>STT</w:t>
+            </w:r>
+          </w:p>
+        </w:tc>
+        <w:tc>
+          <w:tcPr>
+            <w:tcW w:w="4182" w:type="dxa"/>
+            <w:vAlign w:val="center"/>
+          </w:tcPr>
+          <w:p>
+            <w:pPr>
+              <w:jc w:val="center"/>
+              <w:rPr>
+                <w:lang w:val="en-US"/>
+              </w:rPr>
+            </w:pPr>
+            <w:r>
+              <w:rPr>
+                <w:lang w:val="en-US"/>
+              </w:rPr>
+              <w:t>Loại điều khiển</w:t>
+            </w:r>
+          </w:p>
+        </w:tc>
+        <w:tc>
+          <w:tcPr>
+            <w:tcW w:w="2370" w:type="dxa"/>
+            <w:vAlign w:val="center"/>
+          </w:tcPr>
+          <w:p>
+            <w:pPr>
+              <w:jc w:val="center"/>
+              <w:rPr>
+                <w:lang w:val="en-US"/>
+              </w:rPr>
+            </w:pPr>
+            <w:r>
+              <w:rPr>
+                <w:lang w:val="en-US"/>
+              </w:rPr>
+              <w:t>Giá trị mặc định</w:t>
+            </w:r>
+          </w:p>
+        </w:tc>
+        <w:tc>
+          <w:tcPr>
+            <w:tcW w:w="1108" w:type="dxa"/>
+            <w:vAlign w:val="center"/>
+          </w:tcPr>
+          <w:p>
+            <w:pPr>
+              <w:jc w:val="center"/>
+              <w:rPr>
+                <w:lang w:val="en-US"/>
+              </w:rPr>
+            </w:pPr>
+            <w:r>
+              <w:rPr>
+                <w:lang w:val="en-US"/>
+              </w:rPr>
+              <w:t>Lưu ý</w:t>
+            </w:r>
+          </w:p>
+        </w:tc>
+      </w:tr>
+      <w:tr>
+        <w:trPr>
+          <w:trHeight w:val="1008"/>
+          <w:jc w:val="center"/>
+        </w:trPr>
+        <w:tc>
+          <w:tcPr>
+            <w:tcW w:w="971" w:type="dxa"/>
+            <w:vAlign w:val="center"/>
+          </w:tcPr>
+          <w:p>
+            <w:pPr>
+              <w:jc w:val="center"/>
+              <w:rPr>
+                <w:lang w:val="en-US"/>
+              </w:rPr>
+            </w:pPr>
+            <w:r>
+              <w:rPr>
+                <w:lang w:val="en-US"/>
+              </w:rPr>
+              <w:t>1</w:t>
+            </w:r>
+          </w:p>
+        </w:tc>
+        <w:tc>
+          <w:tcPr>
+            <w:tcW w:w="4182" w:type="dxa"/>
+            <w:vAlign w:val="center"/>
+          </w:tcPr>
+          <w:p>
+            <w:pPr>
+              <w:jc w:val="center"/>
+              <w:rPr>
+                <w:lang w:val="en-US"/>
+              </w:rPr>
+            </w:pPr>
+            <w:r>
+              <w:rPr>
+                <w:lang w:val="en-US"/>
+              </w:rPr>
+              <w:t>Button “Thích</w:t>
+            </w:r>
+          </w:p>
+        </w:tc>
+        <w:tc>
+          <w:tcPr>
+            <w:tcW w:w="2370" w:type="dxa"/>
+            <w:vAlign w:val="center"/>
+          </w:tcPr>
+          <w:p>
+            <w:pPr>
+              <w:jc w:val="center"/>
+              <w:rPr>
+                <w:lang w:val="en-US"/>
+              </w:rPr>
+            </w:pPr>
+            <w:r>
+              <w:rPr>
+                <w:lang w:val="en-US"/>
+              </w:rPr>
+              <w:t>Like = true</w:t>
+            </w:r>
+          </w:p>
+        </w:tc>
+        <w:tc>
+          <w:tcPr>
+            <w:tcW w:w="1108" w:type="dxa"/>
+            <w:vAlign w:val="center"/>
+          </w:tcPr>
+          <w:p>
+            <w:pPr>
+              <w:jc w:val="center"/>
+              <w:rPr>
+                <w:lang w:val="en-US"/>
+              </w:rPr>
+            </w:pPr>
+          </w:p>
+        </w:tc>
+      </w:tr>
+      <w:tr>
+        <w:trPr>
+          <w:trHeight w:val="1008"/>
+          <w:jc w:val="center"/>
+        </w:trPr>
+        <w:tc>
+          <w:tcPr>
+            <w:tcW w:w="971" w:type="dxa"/>
+            <w:vAlign w:val="center"/>
+          </w:tcPr>
+          <w:p>
+            <w:pPr>
+              <w:jc w:val="center"/>
+              <w:rPr>
+                <w:lang w:val="en-US"/>
+              </w:rPr>
+            </w:pPr>
+            <w:r>
+              <w:rPr>
+                <w:lang w:val="en-US"/>
+              </w:rPr>
+              <w:t>2</w:t>
+            </w:r>
+          </w:p>
+        </w:tc>
+        <w:tc>
+          <w:tcPr>
+            <w:tcW w:w="4182" w:type="dxa"/>
+            <w:vAlign w:val="center"/>
+          </w:tcPr>
+          <w:p>
+            <w:pPr>
+              <w:jc w:val="center"/>
+              <w:rPr>
+                <w:lang w:val="en-US"/>
+              </w:rPr>
+            </w:pPr>
+            <w:r>
+              <w:rPr>
+                <w:lang w:val="en-US"/>
+              </w:rPr>
+              <w:t>Button “Bỏ thích”</w:t>
+            </w:r>
+          </w:p>
+        </w:tc>
+        <w:tc>
+          <w:tcPr>
+            <w:tcW w:w="2370" w:type="dxa"/>
+            <w:vAlign w:val="center"/>
+          </w:tcPr>
+          <w:p>
+            <w:pPr>
+              <w:jc w:val="center"/>
+              <w:rPr>
+                <w:lang w:val="en-US"/>
+              </w:rPr>
+            </w:pPr>
+            <w:r>
+              <w:rPr>
+                <w:lang w:val="en-US"/>
+              </w:rPr>
+              <w:t>Like = false</w:t>
+            </w:r>
+          </w:p>
+        </w:tc>
+        <w:tc>
+          <w:tcPr>
+            <w:tcW w:w="1108" w:type="dxa"/>
+            <w:vAlign w:val="center"/>
+          </w:tcPr>
+          <w:p>
+            <w:pPr>
+              <w:jc w:val="center"/>
+              <w:rPr>
+                <w:lang w:val="en-US"/>
+              </w:rPr>
+            </w:pPr>
+          </w:p>
+        </w:tc>
+      </w:tr>
+    </w:tbl>
+    <w:p>
+      <w:pPr>
+        <w:pStyle w:val="StyleLuanVan"/>
+        <w:numPr>
+          <w:ilvl w:val="0"/>
+          <w:numId w:val="12"/>
+        </w:numPr>
+        <w:rPr>
+          <w:lang w:val="en-US"/>
+        </w:rPr>
+      </w:pPr>
+      <w:r>
+        <w:rPr>
+          <w:lang w:val="en-US"/>
+        </w:rPr>
+        <w:t>Cách xử lý:</w:t>
+      </w:r>
+    </w:p>
+    <w:p>
+      <w:pPr>
+        <w:pStyle w:val="StyleLuanVan"/>
+        <w:numPr>
+          <w:ilvl w:val="1"/>
+          <w:numId w:val="12"/>
+        </w:numPr>
+        <w:rPr>
+          <w:lang w:val="en-US"/>
+        </w:rPr>
+      </w:pPr>
+      <w:r>
+        <w:rPr>
+          <w:lang w:val="en-US"/>
+        </w:rPr>
+        <w:t>Người dùng nhấn vào nút thích trên giao diện chi tiết, nếu đang “Thích” sẻ “Bỏ thích” và ngược lại.</w:t>
+      </w:r>
+    </w:p>
+    <w:p>
+      <w:pPr>
+        <w:pStyle w:val="Heading3"/>
+        <w:rPr>
+          <w:lang w:val="en-US"/>
+        </w:rPr>
+      </w:pPr>
+      <w:r>
+        <w:rPr>
+          <w:lang w:val="en-US"/>
+        </w:rPr>
+        <w:t>Đặt mua tour</w:t>
+      </w:r>
+    </w:p>
+    <w:p>
+      <w:pPr>
+        <w:pStyle w:val="StyleLuanVan"/>
+        <w:numPr>
+          <w:ilvl w:val="0"/>
+          <w:numId w:val="12"/>
+        </w:numPr>
+        <w:rPr>
+          <w:lang w:val="en-US"/>
+        </w:rPr>
+      </w:pPr>
+      <w:r>
+        <w:rPr>
+          <w:lang w:val="en-US"/>
+        </w:rPr>
+        <w:t>Mục đích: Đánh dấu bài đăng yêu thích, nội dung hay.</w:t>
+      </w:r>
+    </w:p>
+    <w:p>
+      <w:pPr>
+        <w:pStyle w:val="StyleLuanVan"/>
+        <w:numPr>
+          <w:ilvl w:val="0"/>
+          <w:numId w:val="12"/>
+        </w:numPr>
+        <w:rPr>
+          <w:lang w:val="en-US"/>
+        </w:rPr>
+      </w:pPr>
+      <w:r>
+        <w:rPr>
+          <w:lang w:val="en-US"/>
+        </w:rPr>
+        <w:t>Đối tượng người dùng: Người dùng muốn mua tour đã đăng nhập tài khoản thành công.</w:t>
+      </w:r>
+    </w:p>
+    <w:p>
+      <w:pPr>
+        <w:pStyle w:val="StyleLuanVan"/>
+        <w:numPr>
+          <w:ilvl w:val="0"/>
+          <w:numId w:val="12"/>
+        </w:numPr>
+        <w:rPr>
+          <w:lang w:val="en-US"/>
+        </w:rPr>
+      </w:pPr>
+      <w:r>
+        <w:rPr>
+          <w:lang w:val="en-US"/>
+        </w:rPr>
+        <w:t xml:space="preserve">Giao diện: </w:t>
+      </w:r>
+    </w:p>
+    <w:p>
+      <w:pPr>
+        <w:pStyle w:val="StyleLuanVan"/>
+        <w:jc w:val="center"/>
+        <w:rPr>
+          <w:lang w:val="en-US"/>
+        </w:rPr>
+      </w:pPr>
+      <w:r>
+        <w:rPr>
+          <w:noProof/>
+          <w:lang w:eastAsia="vi-VN"/>
+        </w:rPr>
+        <w:lastRenderedPageBreak/>
+        <w:drawing>
+          <wp:inline distT="0" distB="0" distL="0" distR="0" wp14:anchorId="1F73E003" wp14:editId="27DD7D9D">
+            <wp:extent cx="1860550" cy="4134692"/>
+            <wp:effectExtent l="0" t="0" r="6350" b="0"/>
+            <wp:docPr id="22" name="Picture 22"/>
+            <wp:cNvGraphicFramePr>
+              <a:graphicFrameLocks xmlns:a="http://schemas.openxmlformats.org/drawingml/2006/main" noChangeAspect="1"/>
+            </wp:cNvGraphicFramePr>
+            <a:graphic xmlns:a="http://schemas.openxmlformats.org/drawingml/2006/main">
+              <a:graphicData uri="http://schemas.openxmlformats.org/drawingml/2006/picture">
+                <pic:pic xmlns:pic="http://schemas.openxmlformats.org/drawingml/2006/picture">
+                  <pic:nvPicPr>
+                    <pic:cNvPr id="1" name=""/>
+                    <pic:cNvPicPr/>
+                  </pic:nvPicPr>
+                  <pic:blipFill>
+                    <a:blip r:embed="rId32"/>
+                    <a:stretch>
+                      <a:fillRect/>
+                    </a:stretch>
+                  </pic:blipFill>
+                  <pic:spPr>
+                    <a:xfrm>
+                      <a:off x="0" y="0"/>
+                      <a:ext cx="1865734" cy="4146212"/>
+                    </a:xfrm>
+                    <a:prstGeom prst="rect">
+                      <a:avLst/>
+                    </a:prstGeom>
+                  </pic:spPr>
+                </pic:pic>
+              </a:graphicData>
+            </a:graphic>
+          </wp:inline>
+        </w:drawing>
+      </w:r>
+    </w:p>
+    <w:p>
+      <w:pPr>
+        <w:pStyle w:val="StyleLuanVan"/>
+        <w:numPr>
+          <w:ilvl w:val="0"/>
+          <w:numId w:val="12"/>
+        </w:numPr>
+        <w:rPr>
+          <w:lang w:val="en-US"/>
+        </w:rPr>
+      </w:pPr>
+      <w:r>
+        <w:rPr>
+          <w:lang w:val="en-US"/>
+        </w:rPr>
+        <w:t>Các thành phần trong giao diện:</w:t>
+      </w:r>
+    </w:p>
+    <w:tbl>
+      <w:tblPr>
+        <w:tblStyle w:val="TableGrid"/>
+        <w:tblW w:w="0" w:type="auto"/>
+        <w:jc w:val="center"/>
+        <w:tblLook w:val="04A0" w:firstRow="1" w:lastRow="0" w:firstColumn="1" w:lastColumn="0" w:noHBand="0" w:noVBand="1"/>
+      </w:tblPr>
+      <w:tblGrid>
+        <w:gridCol w:w="971"/>
+        <w:gridCol w:w="4182"/>
+        <w:gridCol w:w="2370"/>
+        <w:gridCol w:w="1108"/>
+      </w:tblGrid>
+      <w:tr>
+        <w:trPr>
+          <w:trHeight w:val="1008"/>
+          <w:jc w:val="center"/>
+        </w:trPr>
+        <w:tc>
+          <w:tcPr>
+            <w:tcW w:w="971" w:type="dxa"/>
+            <w:vAlign w:val="center"/>
+          </w:tcPr>
+          <w:p>
+            <w:pPr>
+              <w:jc w:val="center"/>
+              <w:rPr>
+                <w:lang w:val="en-US"/>
+              </w:rPr>
+            </w:pPr>
+            <w:r>
+              <w:rPr>
+                <w:lang w:val="en-US"/>
+              </w:rPr>
+              <w:t>STT</w:t>
+            </w:r>
+          </w:p>
+        </w:tc>
+        <w:tc>
+          <w:tcPr>
+            <w:tcW w:w="4182" w:type="dxa"/>
+            <w:vAlign w:val="center"/>
+          </w:tcPr>
+          <w:p>
+            <w:pPr>
+              <w:jc w:val="center"/>
+              <w:rPr>
+                <w:lang w:val="en-US"/>
+              </w:rPr>
+            </w:pPr>
+            <w:r>
+              <w:rPr>
+                <w:lang w:val="en-US"/>
+              </w:rPr>
+              <w:t>Loại điều khiển</w:t>
+            </w:r>
+          </w:p>
+        </w:tc>
+        <w:tc>
+          <w:tcPr>
+            <w:tcW w:w="2370" w:type="dxa"/>
+            <w:vAlign w:val="center"/>
+          </w:tcPr>
+          <w:p>
+            <w:pPr>
+              <w:jc w:val="center"/>
+              <w:rPr>
+                <w:lang w:val="en-US"/>
+              </w:rPr>
+            </w:pPr>
+            <w:r>
+              <w:rPr>
+                <w:lang w:val="en-US"/>
+              </w:rPr>
+              <w:t>Giá trị mặc định</w:t>
+            </w:r>
+          </w:p>
+        </w:tc>
+        <w:tc>
+          <w:tcPr>
+            <w:tcW w:w="1108" w:type="dxa"/>
+            <w:vAlign w:val="center"/>
+          </w:tcPr>
+          <w:p>
+            <w:pPr>
+              <w:jc w:val="center"/>
+              <w:rPr>
+                <w:lang w:val="en-US"/>
+              </w:rPr>
+            </w:pPr>
+            <w:r>
+              <w:rPr>
+                <w:lang w:val="en-US"/>
+              </w:rPr>
+              <w:t>Lưu ý</w:t>
+            </w:r>
+          </w:p>
+        </w:tc>
+      </w:tr>
+      <w:tr>
+        <w:trPr>
+          <w:trHeight w:val="1008"/>
+          <w:jc w:val="center"/>
+        </w:trPr>
+        <w:tc>
+          <w:tcPr>
+            <w:tcW w:w="971" w:type="dxa"/>
+            <w:vAlign w:val="center"/>
+          </w:tcPr>
+          <w:p>
+            <w:pPr>
+              <w:jc w:val="center"/>
+              <w:rPr>
+                <w:lang w:val="en-US"/>
+              </w:rPr>
+            </w:pPr>
+            <w:r>
+              <w:rPr>
+                <w:lang w:val="en-US"/>
+              </w:rPr>
+              <w:t>1</w:t>
+            </w:r>
+          </w:p>
+        </w:tc>
+        <w:tc>
+          <w:tcPr>
+            <w:tcW w:w="4182" w:type="dxa"/>
+            <w:vAlign w:val="center"/>
+          </w:tcPr>
+          <w:p>
+            <w:pPr>
+              <w:jc w:val="center"/>
+              <w:rPr>
+                <w:lang w:val="en-US"/>
+              </w:rPr>
+            </w:pPr>
+            <w:r>
+              <w:rPr>
+                <w:lang w:val="en-US"/>
+              </w:rPr>
+              <w:t>Text Tên Tour</w:t>
+            </w:r>
+          </w:p>
+        </w:tc>
+        <w:tc>
+          <w:tcPr>
+            <w:tcW w:w="2370" w:type="dxa"/>
+            <w:vAlign w:val="center"/>
+          </w:tcPr>
+          <w:p>
+            <w:pPr>
+              <w:jc w:val="center"/>
+              <w:rPr>
+                <w:lang w:val="en-US"/>
+              </w:rPr>
+            </w:pPr>
+            <w:r>
+              <w:rPr>
+                <w:lang w:val="en-US"/>
+              </w:rPr>
+              <w:t>Tên tour</w:t>
+            </w:r>
+          </w:p>
+        </w:tc>
+        <w:tc>
+          <w:tcPr>
+            <w:tcW w:w="1108" w:type="dxa"/>
+            <w:vAlign w:val="center"/>
+          </w:tcPr>
+          <w:p>
+            <w:pPr>
+              <w:jc w:val="center"/>
+              <w:rPr>
+                <w:lang w:val="en-US"/>
+              </w:rPr>
+            </w:pPr>
+          </w:p>
+        </w:tc>
+      </w:tr>
+      <w:tr>
+        <w:trPr>
+          <w:trHeight w:val="1008"/>
+          <w:jc w:val="center"/>
+        </w:trPr>
+        <w:tc>
+          <w:tcPr>
+            <w:tcW w:w="971" w:type="dxa"/>
+            <w:vAlign w:val="center"/>
+          </w:tcPr>
+          <w:p>
+            <w:pPr>
+              <w:jc w:val="center"/>
+              <w:rPr>
+                <w:lang w:val="en-US"/>
+              </w:rPr>
+            </w:pPr>
+            <w:r>
+              <w:rPr>
+                <w:lang w:val="en-US"/>
+              </w:rPr>
+              <w:t>2</w:t>
+            </w:r>
+          </w:p>
+        </w:tc>
+        <w:tc>
+          <w:tcPr>
+            <w:tcW w:w="4182" w:type="dxa"/>
+            <w:vAlign w:val="center"/>
+          </w:tcPr>
+          <w:p>
+            <w:pPr>
+              <w:jc w:val="center"/>
+              <w:rPr>
+                <w:lang w:val="en-US"/>
+              </w:rPr>
+            </w:pPr>
+            <w:r>
+              <w:rPr>
+                <w:lang w:val="en-US"/>
+              </w:rPr>
+              <w:t xml:space="preserve">Text </w:t>
+            </w:r>
+            <w:r>
+              <w:rPr>
+                <w:lang w:val="en-US"/>
+              </w:rPr>
+              <w:t>Địa điểm</w:t>
+            </w:r>
+          </w:p>
+        </w:tc>
+        <w:tc>
+          <w:tcPr>
+            <w:tcW w:w="2370" w:type="dxa"/>
+            <w:vAlign w:val="center"/>
+          </w:tcPr>
+          <w:p>
+            <w:pPr>
+              <w:jc w:val="center"/>
+              <w:rPr>
+                <w:lang w:val="en-US"/>
+              </w:rPr>
+            </w:pPr>
+            <w:r>
+              <w:rPr>
+                <w:lang w:val="en-US"/>
+              </w:rPr>
+              <w:t>Địa điểm</w:t>
+            </w:r>
+          </w:p>
+        </w:tc>
+        <w:tc>
+          <w:tcPr>
+            <w:tcW w:w="1108" w:type="dxa"/>
+            <w:vAlign w:val="center"/>
+          </w:tcPr>
+          <w:p>
+            <w:pPr>
+              <w:jc w:val="center"/>
+              <w:rPr>
+                <w:lang w:val="en-US"/>
+              </w:rPr>
+            </w:pPr>
+          </w:p>
+        </w:tc>
+      </w:tr>
+      <w:tr>
+        <w:trPr>
+          <w:trHeight w:val="1008"/>
+          <w:jc w:val="center"/>
+        </w:trPr>
+        <w:tc>
+          <w:tcPr>
+            <w:tcW w:w="971" w:type="dxa"/>
+            <w:vAlign w:val="center"/>
+          </w:tcPr>
+          <w:p>
+            <w:pPr>
+              <w:jc w:val="center"/>
+              <w:rPr>
+                <w:lang w:val="en-US"/>
+              </w:rPr>
+            </w:pPr>
+            <w:r>
+              <w:rPr>
+                <w:lang w:val="en-US"/>
+              </w:rPr>
+              <w:t>3</w:t>
+            </w:r>
+          </w:p>
+        </w:tc>
+        <w:tc>
+          <w:tcPr>
+            <w:tcW w:w="4182" w:type="dxa"/>
+            <w:vAlign w:val="center"/>
+          </w:tcPr>
+          <w:p>
+            <w:pPr>
+              <w:jc w:val="center"/>
+              <w:rPr>
+                <w:lang w:val="en-US"/>
+              </w:rPr>
+            </w:pPr>
+            <w:r>
+              <w:rPr>
+                <w:lang w:val="en-US"/>
+              </w:rPr>
+              <w:t xml:space="preserve">Text </w:t>
+            </w:r>
+            <w:r>
+              <w:rPr>
+                <w:lang w:val="en-US"/>
+              </w:rPr>
+              <w:t>Hướng dẫn viên</w:t>
+            </w:r>
+          </w:p>
+        </w:tc>
+        <w:tc>
+          <w:tcPr>
+            <w:tcW w:w="2370" w:type="dxa"/>
+            <w:vAlign w:val="center"/>
+          </w:tcPr>
+          <w:p>
+            <w:pPr>
+              <w:jc w:val="center"/>
+              <w:rPr>
+                <w:lang w:val="en-US"/>
+              </w:rPr>
+            </w:pPr>
+            <w:r>
+              <w:rPr>
+                <w:lang w:val="en-US"/>
+              </w:rPr>
+              <w:t>Tên hướng dẫn viên</w:t>
+            </w:r>
+          </w:p>
+        </w:tc>
+        <w:tc>
+          <w:tcPr>
+            <w:tcW w:w="1108" w:type="dxa"/>
+            <w:vAlign w:val="center"/>
+          </w:tcPr>
+          <w:p>
+            <w:pPr>
+              <w:jc w:val="center"/>
+              <w:rPr>
+                <w:lang w:val="en-US"/>
+              </w:rPr>
+            </w:pPr>
+          </w:p>
+        </w:tc>
+      </w:tr>
+      <w:tr>
+        <w:trPr>
+          <w:trHeight w:val="1008"/>
+          <w:jc w:val="center"/>
+        </w:trPr>
+        <w:tc>
+          <w:tcPr>
+            <w:tcW w:w="971" w:type="dxa"/>
+            <w:vAlign w:val="center"/>
+          </w:tcPr>
+          <w:p>
+            <w:pPr>
+              <w:jc w:val="center"/>
+              <w:rPr>
+                <w:lang w:val="en-US"/>
+              </w:rPr>
+            </w:pPr>
+            <w:r>
+              <w:rPr>
+                <w:lang w:val="en-US"/>
+              </w:rPr>
+              <w:t>4</w:t>
+            </w:r>
+          </w:p>
+        </w:tc>
+        <w:tc>
+          <w:tcPr>
+            <w:tcW w:w="4182" w:type="dxa"/>
+            <w:vAlign w:val="center"/>
+          </w:tcPr>
+          <w:p>
+            <w:pPr>
+              <w:jc w:val="center"/>
+              <w:rPr>
+                <w:lang w:val="en-US"/>
+              </w:rPr>
+            </w:pPr>
+            <w:r>
+              <w:rPr>
+                <w:lang w:val="en-US"/>
+              </w:rPr>
+              <w:t>Text Input</w:t>
+            </w:r>
+            <w:r>
+              <w:rPr>
+                <w:lang w:val="en-US"/>
+              </w:rPr>
+              <w:t xml:space="preserve"> Chọn ngày</w:t>
+            </w:r>
+          </w:p>
+        </w:tc>
+        <w:tc>
+          <w:tcPr>
+            <w:tcW w:w="2370" w:type="dxa"/>
+            <w:vAlign w:val="center"/>
+          </w:tcPr>
+          <w:p>
+            <w:pPr>
+              <w:jc w:val="center"/>
+              <w:rPr>
+                <w:lang w:val="en-US"/>
+              </w:rPr>
+            </w:pPr>
+            <w:r>
+              <w:rPr>
+                <w:lang w:val="en-US"/>
+              </w:rPr>
+              <w:t>Ngày hiện tại</w:t>
+            </w:r>
+          </w:p>
+        </w:tc>
+        <w:tc>
+          <w:tcPr>
+            <w:tcW w:w="1108" w:type="dxa"/>
+            <w:vAlign w:val="center"/>
+          </w:tcPr>
+          <w:p>
+            <w:pPr>
+              <w:jc w:val="center"/>
+              <w:rPr>
+                <w:lang w:val="en-US"/>
+              </w:rPr>
+            </w:pPr>
+          </w:p>
+        </w:tc>
+      </w:tr>
+      <w:tr>
+        <w:trPr>
+          <w:trHeight w:val="1008"/>
+          <w:jc w:val="center"/>
+        </w:trPr>
+        <w:tc>
+          <w:tcPr>
+            <w:tcW w:w="971" w:type="dxa"/>
+            <w:vAlign w:val="center"/>
+          </w:tcPr>
+          <w:p>
+            <w:pPr>
+              <w:jc w:val="center"/>
+              <w:rPr>
+                <w:lang w:val="en-US"/>
+              </w:rPr>
+            </w:pPr>
+            <w:r>
+              <w:rPr>
+                <w:lang w:val="en-US"/>
+              </w:rPr>
+              <w:t>5</w:t>
+            </w:r>
+          </w:p>
+        </w:tc>
+        <w:tc>
+          <w:tcPr>
+            <w:tcW w:w="4182" w:type="dxa"/>
+            <w:vAlign w:val="center"/>
+          </w:tcPr>
+          <w:p>
+            <w:pPr>
+              <w:jc w:val="center"/>
+              <w:rPr>
+                <w:lang w:val="en-US"/>
+              </w:rPr>
+            </w:pPr>
+            <w:r>
+              <w:rPr>
+                <w:lang w:val="en-US"/>
+              </w:rPr>
+              <w:t>Text Input</w:t>
+            </w:r>
+            <w:r>
+              <w:rPr>
+                <w:lang w:val="en-US"/>
+              </w:rPr>
+              <w:t xml:space="preserve"> chọn số lượng hành khách</w:t>
+            </w:r>
+          </w:p>
+        </w:tc>
+        <w:tc>
+          <w:tcPr>
+            <w:tcW w:w="2370" w:type="dxa"/>
+            <w:vAlign w:val="center"/>
+          </w:tcPr>
+          <w:p>
+            <w:pPr>
+              <w:jc w:val="center"/>
+              <w:rPr>
+                <w:lang w:val="en-US"/>
+              </w:rPr>
+            </w:pPr>
+            <w:r>
+              <w:rPr>
+                <w:lang w:val="en-US"/>
+              </w:rPr>
+              <w:t>1</w:t>
+            </w:r>
+          </w:p>
+        </w:tc>
+        <w:tc>
+          <w:tcPr>
+            <w:tcW w:w="1108" w:type="dxa"/>
+            <w:vAlign w:val="center"/>
+          </w:tcPr>
+          <w:p>
+            <w:pPr>
+              <w:jc w:val="center"/>
+              <w:rPr>
+                <w:lang w:val="en-US"/>
+              </w:rPr>
+            </w:pPr>
+          </w:p>
+        </w:tc>
+      </w:tr>
+      <w:tr>
+        <w:trPr>
+          <w:trHeight w:val="1008"/>
+          <w:jc w:val="center"/>
+        </w:trPr>
+        <w:tc>
+          <w:tcPr>
+            <w:tcW w:w="971" w:type="dxa"/>
+            <w:vAlign w:val="center"/>
+          </w:tcPr>
+          <w:p>
+            <w:pPr>
+              <w:jc w:val="center"/>
+              <w:rPr>
+                <w:lang w:val="en-US"/>
+              </w:rPr>
+            </w:pPr>
+            <w:r>
+              <w:rPr>
+                <w:lang w:val="en-US"/>
+              </w:rPr>
+              <w:lastRenderedPageBreak/>
+              <w:t>6</w:t>
+            </w:r>
+          </w:p>
+        </w:tc>
+        <w:tc>
+          <w:tcPr>
+            <w:tcW w:w="4182" w:type="dxa"/>
+            <w:vAlign w:val="center"/>
+          </w:tcPr>
+          <w:p>
+            <w:pPr>
+              <w:jc w:val="center"/>
+              <w:rPr>
+                <w:lang w:val="en-US"/>
+              </w:rPr>
+            </w:pPr>
+            <w:r>
+              <w:rPr>
+                <w:lang w:val="en-US"/>
+              </w:rPr>
+              <w:t xml:space="preserve">Text </w:t>
+            </w:r>
+            <w:r>
+              <w:rPr>
+                <w:lang w:val="en-US"/>
+              </w:rPr>
+              <w:t>Họ tên</w:t>
+            </w:r>
+            <w:r>
+              <w:rPr>
+                <w:lang w:val="en-US"/>
+              </w:rPr>
+              <w:t xml:space="preserve"> người đặt</w:t>
+            </w:r>
+          </w:p>
+        </w:tc>
+        <w:tc>
+          <w:tcPr>
+            <w:tcW w:w="2370" w:type="dxa"/>
+            <w:vAlign w:val="center"/>
+          </w:tcPr>
+          <w:p>
+            <w:pPr>
+              <w:jc w:val="center"/>
+              <w:rPr>
+                <w:lang w:val="en-US"/>
+              </w:rPr>
+            </w:pPr>
+            <w:r>
+              <w:rPr>
+                <w:lang w:val="en-US"/>
+              </w:rPr>
+              <w:t>Họ tên người đặt</w:t>
+            </w:r>
+          </w:p>
+        </w:tc>
+        <w:tc>
+          <w:tcPr>
+            <w:tcW w:w="1108" w:type="dxa"/>
+            <w:vAlign w:val="center"/>
+          </w:tcPr>
+          <w:p>
+            <w:pPr>
+              <w:jc w:val="center"/>
+              <w:rPr>
+                <w:lang w:val="en-US"/>
+              </w:rPr>
+            </w:pPr>
+          </w:p>
+        </w:tc>
+      </w:tr>
+      <w:tr>
+        <w:trPr>
+          <w:trHeight w:val="1008"/>
+          <w:jc w:val="center"/>
+        </w:trPr>
+        <w:tc>
+          <w:tcPr>
+            <w:tcW w:w="971" w:type="dxa"/>
+            <w:vAlign w:val="center"/>
+          </w:tcPr>
+          <w:p>
+            <w:pPr>
+              <w:jc w:val="center"/>
+              <w:rPr>
+                <w:lang w:val="en-US"/>
+              </w:rPr>
+            </w:pPr>
+            <w:r>
+              <w:rPr>
+                <w:lang w:val="en-US"/>
+              </w:rPr>
+              <w:t>7</w:t>
+            </w:r>
+          </w:p>
+        </w:tc>
+        <w:tc>
+          <w:tcPr>
+            <w:tcW w:w="4182" w:type="dxa"/>
+            <w:vAlign w:val="center"/>
+          </w:tcPr>
+          <w:p>
+            <w:pPr>
+              <w:jc w:val="center"/>
+              <w:rPr>
+                <w:lang w:val="en-US"/>
+              </w:rPr>
+            </w:pPr>
+            <w:r>
+              <w:rPr>
+                <w:lang w:val="en-US"/>
+              </w:rPr>
+              <w:t>Text Input</w:t>
+            </w:r>
+            <w:r>
+              <w:rPr>
+                <w:lang w:val="en-US"/>
+              </w:rPr>
+              <w:t xml:space="preserve"> Số điện thoại</w:t>
+            </w:r>
+          </w:p>
+        </w:tc>
+        <w:tc>
+          <w:tcPr>
+            <w:tcW w:w="2370" w:type="dxa"/>
+            <w:vAlign w:val="center"/>
+          </w:tcPr>
+          <w:p>
+            <w:pPr>
+              <w:jc w:val="center"/>
+              <w:rPr>
+                <w:lang w:val="en-US"/>
+              </w:rPr>
+            </w:pPr>
+            <w:r>
+              <w:rPr>
+                <w:lang w:val="en-US"/>
+              </w:rPr>
+              <w:t>Số điện thoại người đặt</w:t>
+            </w:r>
+          </w:p>
+        </w:tc>
+        <w:tc>
+          <w:tcPr>
+            <w:tcW w:w="1108" w:type="dxa"/>
+            <w:vAlign w:val="center"/>
+          </w:tcPr>
+          <w:p>
+            <w:pPr>
+              <w:jc w:val="center"/>
+              <w:rPr>
+                <w:lang w:val="en-US"/>
+              </w:rPr>
+            </w:pPr>
+          </w:p>
+        </w:tc>
+      </w:tr>
+      <w:tr>
+        <w:trPr>
+          <w:trHeight w:val="1008"/>
+          <w:jc w:val="center"/>
+        </w:trPr>
+        <w:tc>
+          <w:tcPr>
+            <w:tcW w:w="971" w:type="dxa"/>
+            <w:vAlign w:val="center"/>
+          </w:tcPr>
+          <w:p>
+            <w:pPr>
+              <w:jc w:val="center"/>
+              <w:rPr>
+                <w:lang w:val="en-US"/>
+              </w:rPr>
+            </w:pPr>
+            <w:r>
+              <w:rPr>
+                <w:lang w:val="en-US"/>
+              </w:rPr>
+              <w:t>8</w:t>
+            </w:r>
+          </w:p>
+        </w:tc>
+        <w:tc>
+          <w:tcPr>
+            <w:tcW w:w="4182" w:type="dxa"/>
+            <w:vAlign w:val="center"/>
+          </w:tcPr>
+          <w:p>
+            <w:pPr>
+              <w:jc w:val="center"/>
+              <w:rPr>
+                <w:lang w:val="en-US"/>
+              </w:rPr>
+            </w:pPr>
+            <w:r>
+              <w:rPr>
+                <w:lang w:val="en-US"/>
+              </w:rPr>
+              <w:t>Text Input</w:t>
+            </w:r>
+            <w:r>
+              <w:rPr>
+                <w:lang w:val="en-US"/>
+              </w:rPr>
+              <w:t xml:space="preserve"> Email</w:t>
+            </w:r>
+          </w:p>
+        </w:tc>
+        <w:tc>
+          <w:tcPr>
+            <w:tcW w:w="2370" w:type="dxa"/>
+            <w:vAlign w:val="center"/>
+          </w:tcPr>
+          <w:p>
+            <w:pPr>
+              <w:jc w:val="center"/>
+              <w:rPr>
+                <w:lang w:val="en-US"/>
+              </w:rPr>
+            </w:pPr>
+            <w:r>
+              <w:rPr>
+                <w:lang w:val="en-US"/>
+              </w:rPr>
+              <w:t>Email người đặt</w:t>
+            </w:r>
+          </w:p>
+        </w:tc>
+        <w:tc>
+          <w:tcPr>
+            <w:tcW w:w="1108" w:type="dxa"/>
+            <w:vAlign w:val="center"/>
+          </w:tcPr>
+          <w:p>
+            <w:pPr>
+              <w:jc w:val="center"/>
+              <w:rPr>
+                <w:lang w:val="en-US"/>
+              </w:rPr>
+            </w:pPr>
+          </w:p>
+        </w:tc>
+      </w:tr>
+      <w:tr>
+        <w:trPr>
+          <w:trHeight w:val="1008"/>
+          <w:jc w:val="center"/>
+        </w:trPr>
+        <w:tc>
+          <w:tcPr>
+            <w:tcW w:w="971" w:type="dxa"/>
+            <w:vAlign w:val="center"/>
+          </w:tcPr>
+          <w:p>
+            <w:pPr>
+              <w:jc w:val="center"/>
+              <w:rPr>
+                <w:lang w:val="en-US"/>
+              </w:rPr>
+            </w:pPr>
+            <w:r>
+              <w:rPr>
+                <w:lang w:val="en-US"/>
+              </w:rPr>
+              <w:t>9</w:t>
+            </w:r>
+          </w:p>
+        </w:tc>
+        <w:tc>
+          <w:tcPr>
+            <w:tcW w:w="4182" w:type="dxa"/>
+            <w:vAlign w:val="center"/>
+          </w:tcPr>
+          <w:p>
+            <w:pPr>
+              <w:jc w:val="center"/>
+              <w:rPr>
+                <w:lang w:val="en-US"/>
+              </w:rPr>
+            </w:pPr>
+            <w:r>
+              <w:rPr>
+                <w:lang w:val="en-US"/>
+              </w:rPr>
+              <w:t>Button Xác Nhận đặt vé</w:t>
+            </w:r>
+          </w:p>
+        </w:tc>
+        <w:tc>
+          <w:tcPr>
+            <w:tcW w:w="2370" w:type="dxa"/>
+            <w:vAlign w:val="center"/>
+          </w:tcPr>
+          <w:p>
+            <w:pPr>
+              <w:jc w:val="center"/>
+              <w:rPr>
+                <w:lang w:val="en-US"/>
+              </w:rPr>
+            </w:pPr>
+            <w:r>
+              <w:rPr>
+                <w:lang w:val="en-US"/>
+              </w:rPr>
+              <w:t>Null</w:t>
+            </w:r>
+          </w:p>
+        </w:tc>
+        <w:tc>
+          <w:tcPr>
+            <w:tcW w:w="1108" w:type="dxa"/>
+            <w:vAlign w:val="center"/>
+          </w:tcPr>
+          <w:p>
+            <w:pPr>
+              <w:jc w:val="center"/>
+              <w:rPr>
+                <w:lang w:val="en-US"/>
+              </w:rPr>
+            </w:pPr>
+          </w:p>
+        </w:tc>
+      </w:tr>
+    </w:tbl>
+    <w:p>
+      <w:pPr>
+        <w:pStyle w:val="StyleLuanVan"/>
+        <w:numPr>
+          <w:ilvl w:val="0"/>
+          <w:numId w:val="12"/>
+        </w:numPr>
+        <w:rPr>
+          <w:lang w:val="en-US"/>
+        </w:rPr>
+      </w:pPr>
+      <w:r>
+        <w:rPr>
+          <w:lang w:val="en-US"/>
+        </w:rPr>
+        <w:t>Cách xử lý:</w:t>
+      </w:r>
+    </w:p>
+    <w:p>
+      <w:pPr>
+        <w:pStyle w:val="StyleLuanVan"/>
+        <w:numPr>
+          <w:ilvl w:val="1"/>
+          <w:numId w:val="12"/>
+        </w:numPr>
+        <w:rPr>
+          <w:lang w:val="en-US"/>
+        </w:rPr>
+      </w:pPr>
+      <w:r>
+        <w:rPr>
+          <w:lang w:val="en-US"/>
+        </w:rPr>
+        <w:t>Người dùng nhấn nút đặt tour, giao diện đặt tour được hiện lên.</w:t>
+      </w:r>
+    </w:p>
+    <w:p>
+      <w:pPr>
+        <w:pStyle w:val="StyleLuanVan"/>
+        <w:numPr>
+          <w:ilvl w:val="1"/>
+          <w:numId w:val="12"/>
+        </w:numPr>
+        <w:rPr>
+          <w:lang w:val="en-US"/>
+        </w:rPr>
+      </w:pPr>
+      <w:r>
+        <w:rPr>
+          <w:lang w:val="en-US"/>
+        </w:rPr>
+        <w:t>Người dùng chọn những thông tin cần thiết cho chuyến đi.</w:t>
+      </w:r>
+    </w:p>
+    <w:p>
+      <w:pPr>
+        <w:pStyle w:val="StyleLuanVan"/>
+        <w:numPr>
+          <w:ilvl w:val="1"/>
+          <w:numId w:val="12"/>
+        </w:numPr>
+        <w:rPr>
+          <w:lang w:val="en-US"/>
+        </w:rPr>
+      </w:pPr>
+      <w:r>
+        <w:rPr>
+          <w:lang w:val="en-US"/>
+        </w:rPr>
+        <w:t>Kiểm tra lại thông tin đã chọn, sau đó nhấn “Xác nhận đặt vé” để đặt tour du lịch.</w:t>
+      </w:r>
+    </w:p>
+    <w:p>
+      <w:pPr>
+        <w:pStyle w:val="Heading3"/>
+        <w:rPr>
+          <w:lang w:val="en-US"/>
+        </w:rPr>
+      </w:pPr>
+      <w:r>
+        <w:rPr>
+          <w:lang w:val="en-US"/>
+        </w:rPr>
+        <w:t>Cập nhật thông tin người dùng</w:t>
+      </w:r>
+    </w:p>
+    <w:p>
+      <w:pPr>
+        <w:pStyle w:val="StyleLuanVan"/>
+        <w:numPr>
+          <w:ilvl w:val="0"/>
+          <w:numId w:val="12"/>
+        </w:numPr>
+        <w:rPr>
+          <w:lang w:val="en-US"/>
+        </w:rPr>
+      </w:pPr>
+      <w:r>
+        <w:rPr>
+          <w:lang w:val="en-US"/>
+        </w:rPr>
+        <w:t xml:space="preserve">Mục đích: </w:t>
+      </w:r>
+      <w:r>
+        <w:rPr>
+          <w:lang w:val="en-US"/>
+        </w:rPr>
+        <w:t>Chỉnh sửa thông tin, dữ liệu cá nhân đã đăng ký trên hệ thống</w:t>
+      </w:r>
+    </w:p>
+    <w:p>
+      <w:pPr>
+        <w:pStyle w:val="StyleLuanVan"/>
+        <w:numPr>
+          <w:ilvl w:val="0"/>
+          <w:numId w:val="12"/>
+        </w:numPr>
+        <w:rPr>
+          <w:lang w:val="en-US"/>
+        </w:rPr>
+      </w:pPr>
+      <w:r>
+        <w:rPr>
+          <w:lang w:val="en-US"/>
+        </w:rPr>
+        <w:t>Đối tượng người dùng: Người dùng đã đăng nhập tài khoản thành công.</w:t>
+      </w:r>
+    </w:p>
+    <w:p>
+      <w:pPr>
+        <w:pStyle w:val="StyleLuanVan"/>
+        <w:numPr>
+          <w:ilvl w:val="0"/>
+          <w:numId w:val="12"/>
+        </w:numPr>
+        <w:rPr>
+          <w:lang w:val="en-US"/>
+        </w:rPr>
+      </w:pPr>
+      <w:r>
+        <w:rPr>
+          <w:lang w:val="en-US"/>
+        </w:rPr>
+        <w:t xml:space="preserve">Giao diện: </w:t>
+      </w:r>
+    </w:p>
+    <w:p>
+      <w:pPr>
+        <w:pStyle w:val="StyleLuanVan"/>
+        <w:jc w:val="center"/>
+        <w:rPr>
+          <w:lang w:val="en-US"/>
+        </w:rPr>
+      </w:pPr>
+      <w:r>
+        <w:rPr>
+          <w:noProof/>
+          <w:lang w:eastAsia="vi-VN"/>
+        </w:rPr>
+        <w:lastRenderedPageBreak/>
+        <w:drawing>
+          <wp:inline distT="0" distB="0" distL="0" distR="0" wp14:anchorId="066F1911" wp14:editId="0E5CD0BA">
+            <wp:extent cx="2051617" cy="4559300"/>
+            <wp:effectExtent l="0" t="0" r="6350" b="0"/>
+            <wp:docPr id="25" name="Picture 25"/>
+            <wp:cNvGraphicFramePr>
+              <a:graphicFrameLocks xmlns:a="http://schemas.openxmlformats.org/drawingml/2006/main" noChangeAspect="1"/>
+            </wp:cNvGraphicFramePr>
+            <a:graphic xmlns:a="http://schemas.openxmlformats.org/drawingml/2006/main">
+              <a:graphicData uri="http://schemas.openxmlformats.org/drawingml/2006/picture">
+                <pic:pic xmlns:pic="http://schemas.openxmlformats.org/drawingml/2006/picture">
+                  <pic:nvPicPr>
+                    <pic:cNvPr id="1" name=""/>
+                    <pic:cNvPicPr/>
+                  </pic:nvPicPr>
+                  <pic:blipFill>
+                    <a:blip r:embed="rId33"/>
+                    <a:stretch>
+                      <a:fillRect/>
+                    </a:stretch>
+                  </pic:blipFill>
+                  <pic:spPr>
+                    <a:xfrm>
+                      <a:off x="0" y="0"/>
+                      <a:ext cx="2061880" cy="4582107"/>
+                    </a:xfrm>
+                    <a:prstGeom prst="rect">
+                      <a:avLst/>
+                    </a:prstGeom>
+                  </pic:spPr>
+                </pic:pic>
+              </a:graphicData>
+            </a:graphic>
+          </wp:inline>
+        </w:drawing>
+      </w:r>
+    </w:p>
+    <w:p>
+      <w:pPr>
+        <w:pStyle w:val="StyleLuanVan"/>
+        <w:numPr>
+          <w:ilvl w:val="0"/>
+          <w:numId w:val="12"/>
+        </w:numPr>
+        <w:rPr>
+          <w:lang w:val="en-US"/>
+        </w:rPr>
+      </w:pPr>
+      <w:r>
+        <w:rPr>
+          <w:lang w:val="en-US"/>
+        </w:rPr>
+        <w:t>Các thành phần trong giao diện:</w:t>
+      </w:r>
+    </w:p>
+    <w:tbl>
+      <w:tblPr>
+        <w:tblStyle w:val="TableGrid"/>
+        <w:tblW w:w="0" w:type="auto"/>
+        <w:jc w:val="center"/>
+        <w:tblLook w:val="04A0" w:firstRow="1" w:lastRow="0" w:firstColumn="1" w:lastColumn="0" w:noHBand="0" w:noVBand="1"/>
+      </w:tblPr>
+      <w:tblGrid>
+        <w:gridCol w:w="971"/>
+        <w:gridCol w:w="4182"/>
+        <w:gridCol w:w="2370"/>
+        <w:gridCol w:w="1108"/>
+      </w:tblGrid>
+      <w:tr>
+        <w:trPr>
+          <w:trHeight w:val="1008"/>
+          <w:jc w:val="center"/>
+        </w:trPr>
+        <w:tc>
+          <w:tcPr>
+            <w:tcW w:w="971" w:type="dxa"/>
+            <w:vAlign w:val="center"/>
+          </w:tcPr>
+          <w:p>
+            <w:pPr>
+              <w:jc w:val="center"/>
+              <w:rPr>
+                <w:lang w:val="en-US"/>
+              </w:rPr>
+            </w:pPr>
+            <w:r>
+              <w:rPr>
+                <w:lang w:val="en-US"/>
+              </w:rPr>
+              <w:t>STT</w:t>
+            </w:r>
+          </w:p>
+        </w:tc>
+        <w:tc>
+          <w:tcPr>
+            <w:tcW w:w="4182" w:type="dxa"/>
+            <w:vAlign w:val="center"/>
+          </w:tcPr>
+          <w:p>
+            <w:pPr>
+              <w:jc w:val="center"/>
+              <w:rPr>
+                <w:lang w:val="en-US"/>
+              </w:rPr>
+            </w:pPr>
+            <w:r>
+              <w:rPr>
+                <w:lang w:val="en-US"/>
+              </w:rPr>
+              <w:t>Loại điều khiển</w:t>
+            </w:r>
+          </w:p>
+        </w:tc>
+        <w:tc>
+          <w:tcPr>
+            <w:tcW w:w="2370" w:type="dxa"/>
+            <w:vAlign w:val="center"/>
+          </w:tcPr>
+          <w:p>
+            <w:pPr>
+              <w:jc w:val="center"/>
+              <w:rPr>
+                <w:lang w:val="en-US"/>
+              </w:rPr>
+            </w:pPr>
+            <w:r>
+              <w:rPr>
+                <w:lang w:val="en-US"/>
+              </w:rPr>
+              <w:t>Giá trị mặc định</w:t>
+            </w:r>
+          </w:p>
+        </w:tc>
+        <w:tc>
+          <w:tcPr>
+            <w:tcW w:w="1108" w:type="dxa"/>
+            <w:vAlign w:val="center"/>
+          </w:tcPr>
+          <w:p>
+            <w:pPr>
+              <w:jc w:val="center"/>
+              <w:rPr>
+                <w:lang w:val="en-US"/>
+              </w:rPr>
+            </w:pPr>
+            <w:r>
+              <w:rPr>
+                <w:lang w:val="en-US"/>
+              </w:rPr>
+              <w:t>Lưu ý</w:t>
+            </w:r>
+          </w:p>
+        </w:tc>
+      </w:tr>
+      <w:tr>
+        <w:trPr>
+          <w:trHeight w:val="1008"/>
+          <w:jc w:val="center"/>
+        </w:trPr>
+        <w:tc>
+          <w:tcPr>
+            <w:tcW w:w="971" w:type="dxa"/>
+            <w:vAlign w:val="center"/>
+          </w:tcPr>
+          <w:p>
+            <w:pPr>
+              <w:jc w:val="center"/>
+              <w:rPr>
+                <w:lang w:val="en-US"/>
+              </w:rPr>
+            </w:pPr>
+            <w:r>
+              <w:rPr>
+                <w:lang w:val="en-US"/>
+              </w:rPr>
+              <w:t>1</w:t>
+            </w:r>
+          </w:p>
+        </w:tc>
+        <w:tc>
+          <w:tcPr>
+            <w:tcW w:w="4182" w:type="dxa"/>
+            <w:vAlign w:val="center"/>
+          </w:tcPr>
+          <w:p>
+            <w:pPr>
+              <w:jc w:val="center"/>
+              <w:rPr>
+                <w:lang w:val="en-US"/>
+              </w:rPr>
+            </w:pPr>
+            <w:r>
+              <w:rPr>
+                <w:lang w:val="en-US"/>
+              </w:rPr>
+              <w:t>Text Input Họ tên</w:t>
+            </w:r>
+          </w:p>
+        </w:tc>
+        <w:tc>
+          <w:tcPr>
+            <w:tcW w:w="2370" w:type="dxa"/>
+            <w:vAlign w:val="center"/>
+          </w:tcPr>
+          <w:p>
+            <w:pPr>
+              <w:jc w:val="center"/>
+              <w:rPr>
+                <w:lang w:val="en-US"/>
+              </w:rPr>
+            </w:pPr>
+            <w:r>
+              <w:rPr>
+                <w:lang w:val="en-US"/>
+              </w:rPr>
+              <w:t xml:space="preserve">Họ tên người dùng </w:t>
+            </w:r>
+          </w:p>
+        </w:tc>
+        <w:tc>
+          <w:tcPr>
+            <w:tcW w:w="1108" w:type="dxa"/>
+            <w:vAlign w:val="center"/>
+          </w:tcPr>
+          <w:p>
+            <w:pPr>
+              <w:jc w:val="center"/>
+              <w:rPr>
+                <w:lang w:val="en-US"/>
+              </w:rPr>
+            </w:pPr>
+          </w:p>
+        </w:tc>
+      </w:tr>
+      <w:tr>
+        <w:trPr>
+          <w:trHeight w:val="1008"/>
+          <w:jc w:val="center"/>
+        </w:trPr>
+        <w:tc>
+          <w:tcPr>
+            <w:tcW w:w="971" w:type="dxa"/>
+            <w:vAlign w:val="center"/>
+          </w:tcPr>
+          <w:p>
+            <w:pPr>
+              <w:jc w:val="center"/>
+              <w:rPr>
+                <w:lang w:val="en-US"/>
+              </w:rPr>
+            </w:pPr>
+            <w:r>
+              <w:rPr>
+                <w:lang w:val="en-US"/>
+              </w:rPr>
+              <w:t>2</w:t>
+            </w:r>
+          </w:p>
+        </w:tc>
+        <w:tc>
+          <w:tcPr>
+            <w:tcW w:w="4182" w:type="dxa"/>
+            <w:vAlign w:val="center"/>
+          </w:tcPr>
+          <w:p>
+            <w:pPr>
+              <w:jc w:val="center"/>
+              <w:rPr>
+                <w:lang w:val="en-US"/>
+              </w:rPr>
+            </w:pPr>
+            <w:r>
+              <w:rPr>
+                <w:lang w:val="en-US"/>
+              </w:rPr>
+              <w:t>Text Input</w:t>
+            </w:r>
+            <w:r>
+              <w:rPr>
+                <w:lang w:val="en-US"/>
+              </w:rPr>
+              <w:t xml:space="preserve"> Email</w:t>
+            </w:r>
+          </w:p>
+        </w:tc>
+        <w:tc>
+          <w:tcPr>
+            <w:tcW w:w="2370" w:type="dxa"/>
+            <w:vAlign w:val="center"/>
+          </w:tcPr>
+          <w:p>
+            <w:pPr>
+              <w:jc w:val="center"/>
+              <w:rPr>
+                <w:lang w:val="en-US"/>
+              </w:rPr>
+            </w:pPr>
+            <w:r>
+              <w:rPr>
+                <w:lang w:val="en-US"/>
+              </w:rPr>
+              <w:t>Email người dùng</w:t>
+            </w:r>
+          </w:p>
+        </w:tc>
+        <w:tc>
+          <w:tcPr>
+            <w:tcW w:w="1108" w:type="dxa"/>
+            <w:vAlign w:val="center"/>
+          </w:tcPr>
+          <w:p>
+            <w:pPr>
+              <w:jc w:val="center"/>
+              <w:rPr>
+                <w:lang w:val="en-US"/>
+              </w:rPr>
+            </w:pPr>
+          </w:p>
+        </w:tc>
+      </w:tr>
+      <w:tr>
+        <w:trPr>
+          <w:trHeight w:val="1008"/>
+          <w:jc w:val="center"/>
+        </w:trPr>
+        <w:tc>
+          <w:tcPr>
+            <w:tcW w:w="971" w:type="dxa"/>
+            <w:vAlign w:val="center"/>
+          </w:tcPr>
+          <w:p>
+            <w:pPr>
+              <w:jc w:val="center"/>
+              <w:rPr>
+                <w:lang w:val="en-US"/>
+              </w:rPr>
+            </w:pPr>
+            <w:r>
+              <w:rPr>
+                <w:lang w:val="en-US"/>
+              </w:rPr>
+              <w:t>3</w:t>
+            </w:r>
+          </w:p>
+        </w:tc>
+        <w:tc>
+          <w:tcPr>
+            <w:tcW w:w="4182" w:type="dxa"/>
+            <w:vAlign w:val="center"/>
+          </w:tcPr>
+          <w:p>
+            <w:pPr>
+              <w:jc w:val="center"/>
+              <w:rPr>
+                <w:lang w:val="en-US"/>
+              </w:rPr>
+            </w:pPr>
+            <w:r>
+              <w:rPr>
+                <w:lang w:val="en-US"/>
+              </w:rPr>
+              <w:t>Text Input</w:t>
+            </w:r>
+            <w:r>
+              <w:rPr>
+                <w:lang w:val="en-US"/>
+              </w:rPr>
+              <w:t xml:space="preserve"> Số điện thoại</w:t>
+            </w:r>
+          </w:p>
+        </w:tc>
+        <w:tc>
+          <w:tcPr>
+            <w:tcW w:w="2370" w:type="dxa"/>
+            <w:vAlign w:val="center"/>
+          </w:tcPr>
+          <w:p>
+            <w:pPr>
+              <w:jc w:val="center"/>
+              <w:rPr>
+                <w:lang w:val="en-US"/>
+              </w:rPr>
+            </w:pPr>
+            <w:r>
+              <w:rPr>
+                <w:lang w:val="en-US"/>
+              </w:rPr>
+              <w:t xml:space="preserve">Số điện thoại </w:t>
+            </w:r>
+            <w:r>
+              <w:rPr>
+                <w:lang w:val="en-US"/>
+              </w:rPr>
+              <w:t>người dùng</w:t>
+            </w:r>
+          </w:p>
+        </w:tc>
+        <w:tc>
+          <w:tcPr>
+            <w:tcW w:w="1108" w:type="dxa"/>
+            <w:vAlign w:val="center"/>
+          </w:tcPr>
+          <w:p>
+            <w:pPr>
+              <w:jc w:val="center"/>
+              <w:rPr>
+                <w:lang w:val="en-US"/>
+              </w:rPr>
+            </w:pPr>
+          </w:p>
+        </w:tc>
+      </w:tr>
+      <w:tr>
+        <w:trPr>
+          <w:trHeight w:val="1008"/>
+          <w:jc w:val="center"/>
+        </w:trPr>
+        <w:tc>
+          <w:tcPr>
+            <w:tcW w:w="971" w:type="dxa"/>
+            <w:vAlign w:val="center"/>
+          </w:tcPr>
+          <w:p>
+            <w:pPr>
+              <w:jc w:val="center"/>
+              <w:rPr>
+                <w:lang w:val="en-US"/>
+              </w:rPr>
+            </w:pPr>
+            <w:r>
+              <w:rPr>
+                <w:lang w:val="en-US"/>
+              </w:rPr>
+              <w:t>4</w:t>
+            </w:r>
+          </w:p>
+        </w:tc>
+        <w:tc>
+          <w:tcPr>
+            <w:tcW w:w="4182" w:type="dxa"/>
+            <w:vAlign w:val="center"/>
+          </w:tcPr>
+          <w:p>
+            <w:pPr>
+              <w:jc w:val="center"/>
+              <w:rPr>
+                <w:lang w:val="en-US"/>
+              </w:rPr>
+            </w:pPr>
+            <w:r>
+              <w:rPr>
+                <w:lang w:val="en-US"/>
+              </w:rPr>
+              <w:t>Text Input</w:t>
+            </w:r>
+            <w:r>
+              <w:rPr>
+                <w:lang w:val="en-US"/>
+              </w:rPr>
+              <w:t xml:space="preserve"> Chọn ngày sinh</w:t>
+            </w:r>
+          </w:p>
+        </w:tc>
+        <w:tc>
+          <w:tcPr>
+            <w:tcW w:w="2370" w:type="dxa"/>
+            <w:vAlign w:val="center"/>
+          </w:tcPr>
+          <w:p>
+            <w:pPr>
+              <w:jc w:val="center"/>
+              <w:rPr>
+                <w:lang w:val="en-US"/>
+              </w:rPr>
+            </w:pPr>
+            <w:r>
+              <w:rPr>
+                <w:lang w:val="en-US"/>
+              </w:rPr>
+              <w:t xml:space="preserve">Ngày sinh </w:t>
+            </w:r>
+            <w:r>
+              <w:rPr>
+                <w:lang w:val="en-US"/>
+              </w:rPr>
+              <w:t>người dùng</w:t>
+            </w:r>
+          </w:p>
+        </w:tc>
+        <w:tc>
+          <w:tcPr>
+            <w:tcW w:w="1108" w:type="dxa"/>
+            <w:vAlign w:val="center"/>
+          </w:tcPr>
+          <w:p>
+            <w:pPr>
+              <w:jc w:val="center"/>
+              <w:rPr>
+                <w:lang w:val="en-US"/>
+              </w:rPr>
+            </w:pPr>
+          </w:p>
+        </w:tc>
+      </w:tr>
+      <w:tr>
+        <w:trPr>
+          <w:trHeight w:val="1008"/>
+          <w:jc w:val="center"/>
+        </w:trPr>
+        <w:tc>
+          <w:tcPr>
+            <w:tcW w:w="971" w:type="dxa"/>
+            <w:vAlign w:val="center"/>
+          </w:tcPr>
+          <w:p>
+            <w:pPr>
+              <w:jc w:val="center"/>
+              <w:rPr>
+                <w:lang w:val="en-US"/>
+              </w:rPr>
+            </w:pPr>
+            <w:r>
+              <w:rPr>
+                <w:lang w:val="en-US"/>
+              </w:rPr>
+              <w:lastRenderedPageBreak/>
+              <w:t>5</w:t>
+            </w:r>
+          </w:p>
+        </w:tc>
+        <w:tc>
+          <w:tcPr>
+            <w:tcW w:w="4182" w:type="dxa"/>
+            <w:vAlign w:val="center"/>
+          </w:tcPr>
+          <w:p>
+            <w:pPr>
+              <w:jc w:val="center"/>
+              <w:rPr>
+                <w:lang w:val="en-US"/>
+              </w:rPr>
+            </w:pPr>
+            <w:r>
+              <w:rPr>
+                <w:lang w:val="en-US"/>
+              </w:rPr>
+              <w:t>Text Input</w:t>
+            </w:r>
+            <w:r>
+              <w:rPr>
+                <w:lang w:val="en-US"/>
+              </w:rPr>
+              <w:t xml:space="preserve"> chọn Giớ</w:t>
+            </w:r>
+            <w:r>
+              <w:rPr>
+                <w:lang w:val="en-US"/>
+              </w:rPr>
+              <w:t>i tính</w:t>
+            </w:r>
+          </w:p>
+        </w:tc>
+        <w:tc>
+          <w:tcPr>
+            <w:tcW w:w="2370" w:type="dxa"/>
+            <w:vAlign w:val="center"/>
+          </w:tcPr>
+          <w:p>
+            <w:pPr>
+              <w:jc w:val="center"/>
+              <w:rPr>
+                <w:lang w:val="en-US"/>
+              </w:rPr>
+            </w:pPr>
+            <w:r>
+              <w:rPr>
+                <w:lang w:val="en-US"/>
+              </w:rPr>
+              <w:t xml:space="preserve">Giới tính </w:t>
+            </w:r>
+            <w:r>
+              <w:rPr>
+                <w:lang w:val="en-US"/>
+              </w:rPr>
+              <w:t>người dùng</w:t>
+            </w:r>
+          </w:p>
+        </w:tc>
+        <w:tc>
+          <w:tcPr>
+            <w:tcW w:w="1108" w:type="dxa"/>
+            <w:vAlign w:val="center"/>
+          </w:tcPr>
+          <w:p>
+            <w:pPr>
+              <w:jc w:val="center"/>
+              <w:rPr>
+                <w:lang w:val="en-US"/>
+              </w:rPr>
+            </w:pPr>
+          </w:p>
+        </w:tc>
+      </w:tr>
+      <w:tr>
+        <w:trPr>
+          <w:trHeight w:val="1008"/>
+          <w:jc w:val="center"/>
+        </w:trPr>
+        <w:tc>
+          <w:tcPr>
+            <w:tcW w:w="971" w:type="dxa"/>
+            <w:vAlign w:val="center"/>
+          </w:tcPr>
+          <w:p>
+            <w:pPr>
+              <w:jc w:val="center"/>
+              <w:rPr>
+                <w:lang w:val="en-US"/>
+              </w:rPr>
+            </w:pPr>
+            <w:r>
+              <w:rPr>
+                <w:lang w:val="en-US"/>
+              </w:rPr>
+              <w:t>6</w:t>
+            </w:r>
+          </w:p>
+        </w:tc>
+        <w:tc>
+          <w:tcPr>
+            <w:tcW w:w="4182" w:type="dxa"/>
+            <w:vAlign w:val="center"/>
+          </w:tcPr>
+          <w:p>
+            <w:pPr>
+              <w:jc w:val="center"/>
+              <w:rPr>
+                <w:lang w:val="en-US"/>
+              </w:rPr>
+            </w:pPr>
+            <w:r>
+              <w:rPr>
+                <w:lang w:val="en-US"/>
+              </w:rPr>
+              <w:t>Text Input</w:t>
+            </w:r>
+            <w:r>
+              <w:rPr>
+                <w:lang w:val="en-US"/>
+              </w:rPr>
+              <w:t xml:space="preserve"> CMND</w:t>
+            </w:r>
+          </w:p>
+        </w:tc>
+        <w:tc>
+          <w:tcPr>
+            <w:tcW w:w="2370" w:type="dxa"/>
+            <w:vAlign w:val="center"/>
+          </w:tcPr>
+          <w:p>
+            <w:pPr>
+              <w:jc w:val="center"/>
+              <w:rPr>
+                <w:lang w:val="en-US"/>
+              </w:rPr>
+            </w:pPr>
+            <w:r>
+              <w:rPr>
+                <w:lang w:val="en-US"/>
+              </w:rPr>
+              <w:t xml:space="preserve">CMND </w:t>
+            </w:r>
+            <w:r>
+              <w:rPr>
+                <w:lang w:val="en-US"/>
+              </w:rPr>
+              <w:t>người dùng</w:t>
+            </w:r>
+          </w:p>
+        </w:tc>
+        <w:tc>
+          <w:tcPr>
+            <w:tcW w:w="1108" w:type="dxa"/>
+            <w:vAlign w:val="center"/>
+          </w:tcPr>
+          <w:p>
+            <w:pPr>
+              <w:jc w:val="center"/>
+              <w:rPr>
+                <w:lang w:val="en-US"/>
+              </w:rPr>
+            </w:pPr>
+          </w:p>
+        </w:tc>
+      </w:tr>
+      <w:tr>
+        <w:trPr>
+          <w:trHeight w:val="1008"/>
+          <w:jc w:val="center"/>
+        </w:trPr>
+        <w:tc>
+          <w:tcPr>
+            <w:tcW w:w="971" w:type="dxa"/>
+            <w:vAlign w:val="center"/>
+          </w:tcPr>
+          <w:p>
+            <w:pPr>
+              <w:jc w:val="center"/>
+              <w:rPr>
+                <w:lang w:val="en-US"/>
+              </w:rPr>
+            </w:pPr>
+            <w:r>
+              <w:rPr>
+                <w:lang w:val="en-US"/>
+              </w:rPr>
+              <w:t>7</w:t>
+            </w:r>
+          </w:p>
+        </w:tc>
+        <w:tc>
+          <w:tcPr>
+            <w:tcW w:w="4182" w:type="dxa"/>
+            <w:vAlign w:val="center"/>
+          </w:tcPr>
+          <w:p>
+            <w:pPr>
+              <w:jc w:val="center"/>
+              <w:rPr>
+                <w:lang w:val="en-US"/>
+              </w:rPr>
+            </w:pPr>
+            <w:r>
+              <w:rPr>
+                <w:lang w:val="en-US"/>
+              </w:rPr>
+              <w:t>Text Input</w:t>
+            </w:r>
+            <w:r>
+              <w:rPr>
+                <w:lang w:val="en-US"/>
+              </w:rPr>
+              <w:t xml:space="preserve"> Địa chỉ</w:t>
+            </w:r>
+          </w:p>
+        </w:tc>
+        <w:tc>
+          <w:tcPr>
+            <w:tcW w:w="2370" w:type="dxa"/>
+            <w:vAlign w:val="center"/>
+          </w:tcPr>
+          <w:p>
+            <w:pPr>
+              <w:jc w:val="center"/>
+              <w:rPr>
+                <w:lang w:val="en-US"/>
+              </w:rPr>
+            </w:pPr>
+            <w:r>
+              <w:rPr>
+                <w:lang w:val="en-US"/>
+              </w:rPr>
+              <w:t xml:space="preserve">Địa chỉ </w:t>
+            </w:r>
+            <w:r>
+              <w:rPr>
+                <w:lang w:val="en-US"/>
+              </w:rPr>
+              <w:t>người dùng</w:t>
+            </w:r>
+          </w:p>
+        </w:tc>
+        <w:tc>
+          <w:tcPr>
+            <w:tcW w:w="1108" w:type="dxa"/>
+            <w:vAlign w:val="center"/>
+          </w:tcPr>
+          <w:p>
+            <w:pPr>
+              <w:jc w:val="center"/>
+              <w:rPr>
+                <w:lang w:val="en-US"/>
+              </w:rPr>
+            </w:pPr>
+          </w:p>
+        </w:tc>
+      </w:tr>
+      <w:tr>
+        <w:trPr>
+          <w:trHeight w:val="1008"/>
+          <w:jc w:val="center"/>
+        </w:trPr>
+        <w:tc>
+          <w:tcPr>
+            <w:tcW w:w="971" w:type="dxa"/>
+            <w:vAlign w:val="center"/>
+          </w:tcPr>
+          <w:p>
+            <w:pPr>
+              <w:jc w:val="center"/>
+              <w:rPr>
+                <w:lang w:val="en-US"/>
+              </w:rPr>
+            </w:pPr>
+            <w:r>
+              <w:rPr>
+                <w:lang w:val="en-US"/>
+              </w:rPr>
+              <w:t>8</w:t>
+            </w:r>
+          </w:p>
+        </w:tc>
+        <w:tc>
+          <w:tcPr>
+            <w:tcW w:w="4182" w:type="dxa"/>
+            <w:vAlign w:val="center"/>
+          </w:tcPr>
+          <w:p>
+            <w:pPr>
+              <w:jc w:val="center"/>
+              <w:rPr>
+                <w:lang w:val="en-US"/>
+              </w:rPr>
+            </w:pPr>
+            <w:r>
+              <w:rPr>
+                <w:lang w:val="en-US"/>
+              </w:rPr>
+              <w:t>Button “Cập nhật”</w:t>
+            </w:r>
+          </w:p>
+        </w:tc>
+        <w:tc>
+          <w:tcPr>
+            <w:tcW w:w="2370" w:type="dxa"/>
+            <w:vAlign w:val="center"/>
+          </w:tcPr>
+          <w:p>
+            <w:pPr>
+              <w:jc w:val="center"/>
+              <w:rPr>
+                <w:lang w:val="en-US"/>
+              </w:rPr>
+            </w:pPr>
+            <w:r>
+              <w:rPr>
+                <w:lang w:val="en-US"/>
+              </w:rPr>
+              <w:t>Null</w:t>
+            </w:r>
+          </w:p>
+        </w:tc>
+        <w:tc>
+          <w:tcPr>
+            <w:tcW w:w="1108" w:type="dxa"/>
+            <w:vAlign w:val="center"/>
+          </w:tcPr>
+          <w:p>
+            <w:pPr>
+              <w:jc w:val="center"/>
+              <w:rPr>
+                <w:lang w:val="en-US"/>
+              </w:rPr>
+            </w:pPr>
+          </w:p>
+        </w:tc>
+      </w:tr>
+    </w:tbl>
+    <w:p>
+      <w:pPr>
+        <w:pStyle w:val="StyleLuanVan"/>
+        <w:numPr>
+          <w:ilvl w:val="0"/>
+          <w:numId w:val="12"/>
+        </w:numPr>
+        <w:rPr>
+          <w:lang w:val="en-US"/>
+        </w:rPr>
+      </w:pPr>
+      <w:r>
+        <w:rPr>
+          <w:lang w:val="en-US"/>
+        </w:rPr>
+        <w:t>Cách xử lý:</w:t>
+      </w:r>
+    </w:p>
+    <w:p>
+      <w:pPr>
+        <w:pStyle w:val="StyleLuanVan"/>
+        <w:numPr>
+          <w:ilvl w:val="1"/>
+          <w:numId w:val="12"/>
+        </w:numPr>
+        <w:rPr>
+          <w:lang w:val="en-US"/>
+        </w:rPr>
+      </w:pPr>
+      <w:r>
+        <w:rPr>
+          <w:lang w:val="en-US"/>
+        </w:rPr>
+        <w:t>Người dùng chọn “Cập nhật thông tin”, giao diện cập nhật thông tin hiện lên.</w:t>
+      </w:r>
+    </w:p>
+    <w:p>
+      <w:pPr>
+        <w:pStyle w:val="StyleLuanVan"/>
+        <w:numPr>
+          <w:ilvl w:val="1"/>
+          <w:numId w:val="12"/>
+        </w:numPr>
+        <w:rPr>
+          <w:lang w:val="en-US"/>
+        </w:rPr>
+      </w:pPr>
+      <w:r>
+        <w:rPr>
+          <w:lang w:val="en-US"/>
+        </w:rPr>
+        <w:t>Người dùng tiến hành nhập các thông tin cần thay đổi, và kiểm tra lại thông tin.</w:t>
+      </w:r>
+    </w:p>
+    <w:p>
+      <w:pPr>
+        <w:pStyle w:val="StyleLuanVan"/>
+        <w:numPr>
+          <w:ilvl w:val="1"/>
+          <w:numId w:val="12"/>
+        </w:numPr>
+        <w:rPr>
+          <w:lang w:val="en-US"/>
+        </w:rPr>
+      </w:pPr>
+      <w:r>
+        <w:rPr>
+          <w:lang w:val="en-US"/>
+        </w:rPr>
+        <w:t>Sau đó nhấn nút “Cập nhật” để tiến hành cập nhật thông tin người dùng.</w:t>
+      </w:r>
+    </w:p>
+    <w:p>
+      <w:pPr>
+        <w:pStyle w:val="Heading3"/>
+        <w:rPr>
+          <w:lang w:val="en-US"/>
+        </w:rPr>
+      </w:pPr>
+      <w:r>
+        <w:rPr>
+          <w:lang w:val="en-US"/>
+        </w:rPr>
+        <w:t>Xem lịch sử hóa đơn</w:t>
+      </w:r>
+    </w:p>
+    <w:p>
+      <w:pPr>
+        <w:pStyle w:val="StyleLuanVan"/>
+        <w:numPr>
+          <w:ilvl w:val="0"/>
+          <w:numId w:val="12"/>
+        </w:numPr>
+        <w:rPr>
+          <w:lang w:val="en-US"/>
+        </w:rPr>
+      </w:pPr>
+      <w:r>
+        <w:rPr>
+          <w:lang w:val="en-US"/>
+        </w:rPr>
+        <w:t xml:space="preserve">Mục đích: </w:t>
+      </w:r>
+      <w:r>
+        <w:rPr>
+          <w:lang w:val="en-US"/>
+        </w:rPr>
+        <w:t>Cho phép người dùng xem lại các tour du lịch đã mua.</w:t>
+      </w:r>
+    </w:p>
+    <w:p>
+      <w:pPr>
+        <w:pStyle w:val="StyleLuanVan"/>
+        <w:numPr>
+          <w:ilvl w:val="0"/>
+          <w:numId w:val="12"/>
+        </w:numPr>
+        <w:rPr>
+          <w:lang w:val="en-US"/>
+        </w:rPr>
+      </w:pPr>
+      <w:r>
+        <w:rPr>
+          <w:lang w:val="en-US"/>
+        </w:rPr>
+        <w:t>Đối tượng người dùng: Người dùng đã đăng nhập tài khoản thành công.</w:t>
+      </w:r>
+    </w:p>
+    <w:p>
+      <w:pPr>
+        <w:pStyle w:val="StyleLuanVan"/>
+        <w:numPr>
+          <w:ilvl w:val="0"/>
+          <w:numId w:val="12"/>
+        </w:numPr>
+        <w:rPr>
+          <w:lang w:val="en-US"/>
+        </w:rPr>
+      </w:pPr>
+      <w:r>
+        <w:rPr>
+          <w:lang w:val="en-US"/>
+        </w:rPr>
+        <w:t xml:space="preserve">Giao diện: </w:t>
+      </w:r>
+    </w:p>
+    <w:p>
+      <w:pPr>
+        <w:pStyle w:val="StyleLuanVan"/>
+        <w:jc w:val="center"/>
+        <w:rPr>
+          <w:lang w:val="en-US"/>
+        </w:rPr>
+      </w:pPr>
+    </w:p>
+    <w:p>
+      <w:pPr>
+        <w:pStyle w:val="StyleLuanVan"/>
+        <w:numPr>
+          <w:ilvl w:val="0"/>
+          <w:numId w:val="12"/>
+        </w:numPr>
+        <w:rPr>
+          <w:lang w:val="en-US"/>
+        </w:rPr>
+      </w:pPr>
+      <w:r>
+        <w:rPr>
+          <w:lang w:val="en-US"/>
+        </w:rPr>
+        <w:t>Các thành phần trong giao diện:</w:t>
+      </w:r>
+    </w:p>
+    <w:tbl>
+      <w:tblPr>
+        <w:tblStyle w:val="TableGrid"/>
+        <w:tblW w:w="0" w:type="auto"/>
+        <w:jc w:val="center"/>
+        <w:tblLook w:val="04A0" w:firstRow="1" w:lastRow="0" w:firstColumn="1" w:lastColumn="0" w:noHBand="0" w:noVBand="1"/>
+      </w:tblPr>
+      <w:tblGrid>
+        <w:gridCol w:w="971"/>
+        <w:gridCol w:w="4182"/>
+        <w:gridCol w:w="2370"/>
+        <w:gridCol w:w="1108"/>
+      </w:tblGrid>
+      <w:tr>
+        <w:trPr>
+          <w:trHeight w:val="1008"/>
+          <w:jc w:val="center"/>
+        </w:trPr>
+        <w:tc>
+          <w:tcPr>
+            <w:tcW w:w="971" w:type="dxa"/>
+            <w:vAlign w:val="center"/>
+          </w:tcPr>
+          <w:p>
+            <w:pPr>
+              <w:jc w:val="center"/>
+              <w:rPr>
+                <w:lang w:val="en-US"/>
+              </w:rPr>
+            </w:pPr>
+            <w:r>
+              <w:rPr>
+                <w:lang w:val="en-US"/>
+              </w:rPr>
+              <w:t>STT</w:t>
+            </w:r>
+          </w:p>
+        </w:tc>
+        <w:tc>
+          <w:tcPr>
+            <w:tcW w:w="4182" w:type="dxa"/>
+            <w:vAlign w:val="center"/>
+          </w:tcPr>
+          <w:p>
+            <w:pPr>
+              <w:jc w:val="center"/>
+              <w:rPr>
+                <w:lang w:val="en-US"/>
+              </w:rPr>
+            </w:pPr>
+            <w:r>
+              <w:rPr>
+                <w:lang w:val="en-US"/>
+              </w:rPr>
+              <w:t>Loại điều khiển</w:t>
+            </w:r>
+          </w:p>
+        </w:tc>
+        <w:tc>
+          <w:tcPr>
+            <w:tcW w:w="2370" w:type="dxa"/>
+            <w:vAlign w:val="center"/>
+          </w:tcPr>
+          <w:p>
+            <w:pPr>
+              <w:jc w:val="center"/>
+              <w:rPr>
+                <w:lang w:val="en-US"/>
+              </w:rPr>
+            </w:pPr>
+            <w:r>
+              <w:rPr>
+                <w:lang w:val="en-US"/>
+              </w:rPr>
+              <w:t>Giá trị mặc định</w:t>
+            </w:r>
+          </w:p>
+        </w:tc>
+        <w:tc>
+          <w:tcPr>
+            <w:tcW w:w="1108" w:type="dxa"/>
+            <w:vAlign w:val="center"/>
+          </w:tcPr>
+          <w:p>
+            <w:pPr>
+              <w:jc w:val="center"/>
+              <w:rPr>
+                <w:lang w:val="en-US"/>
+              </w:rPr>
+            </w:pPr>
+            <w:r>
+              <w:rPr>
+                <w:lang w:val="en-US"/>
+              </w:rPr>
+              <w:t>Lưu ý</w:t>
+            </w:r>
+          </w:p>
+        </w:tc>
+      </w:tr>
+      <w:tr>
+        <w:trPr>
+          <w:trHeight w:val="1008"/>
+          <w:jc w:val="center"/>
+        </w:trPr>
+        <w:tc>
+          <w:tcPr>
+            <w:tcW w:w="971" w:type="dxa"/>
+            <w:vAlign w:val="center"/>
+          </w:tcPr>
+          <w:p>
+            <w:pPr>
+              <w:jc w:val="center"/>
+              <w:rPr>
+                <w:lang w:val="en-US"/>
+              </w:rPr>
+            </w:pPr>
+            <w:r>
+              <w:rPr>
+                <w:lang w:val="en-US"/>
+              </w:rPr>
+              <w:t>1</w:t>
+            </w:r>
+          </w:p>
+        </w:tc>
+        <w:tc>
+          <w:tcPr>
+            <w:tcW w:w="4182" w:type="dxa"/>
+            <w:vAlign w:val="center"/>
+          </w:tcPr>
+          <w:p>
+            <w:pPr>
+              <w:jc w:val="center"/>
+              <w:rPr>
+                <w:lang w:val="en-US"/>
+              </w:rPr>
+            </w:pPr>
+          </w:p>
+        </w:tc>
+        <w:tc>
+          <w:tcPr>
+            <w:tcW w:w="2370" w:type="dxa"/>
+            <w:vAlign w:val="center"/>
+          </w:tcPr>
+          <w:p>
+            <w:pPr>
+              <w:jc w:val="center"/>
+              <w:rPr>
+                <w:lang w:val="en-US"/>
+              </w:rPr>
+            </w:pPr>
+          </w:p>
+        </w:tc>
+        <w:tc>
+          <w:tcPr>
+            <w:tcW w:w="1108" w:type="dxa"/>
+            <w:vAlign w:val="center"/>
+          </w:tcPr>
+          <w:p>
+            <w:pPr>
+              <w:jc w:val="center"/>
+              <w:rPr>
+                <w:lang w:val="en-US"/>
+              </w:rPr>
+            </w:pPr>
+          </w:p>
+        </w:tc>
+      </w:tr>
+      <w:tr>
+        <w:trPr>
+          <w:trHeight w:val="1008"/>
+          <w:jc w:val="center"/>
+        </w:trPr>
+        <w:tc>
+          <w:tcPr>
+            <w:tcW w:w="971" w:type="dxa"/>
+            <w:vAlign w:val="center"/>
+          </w:tcPr>
+          <w:p>
+            <w:pPr>
+              <w:jc w:val="center"/>
+              <w:rPr>
+                <w:lang w:val="en-US"/>
+              </w:rPr>
+            </w:pPr>
+            <w:r>
+              <w:rPr>
+                <w:lang w:val="en-US"/>
+              </w:rPr>
+              <w:t>2</w:t>
+            </w:r>
+          </w:p>
+        </w:tc>
+        <w:tc>
+          <w:tcPr>
+            <w:tcW w:w="4182" w:type="dxa"/>
+            <w:vAlign w:val="center"/>
+          </w:tcPr>
+          <w:p>
+            <w:pPr>
+              <w:jc w:val="center"/>
+              <w:rPr>
+                <w:lang w:val="en-US"/>
+              </w:rPr>
+            </w:pPr>
+          </w:p>
+        </w:tc>
+        <w:tc>
+          <w:tcPr>
+            <w:tcW w:w="2370" w:type="dxa"/>
+            <w:vAlign w:val="center"/>
+          </w:tcPr>
+          <w:p>
+            <w:pPr>
+              <w:jc w:val="center"/>
+              <w:rPr>
+                <w:lang w:val="en-US"/>
+              </w:rPr>
+            </w:pPr>
+          </w:p>
+        </w:tc>
+        <w:tc>
+          <w:tcPr>
+            <w:tcW w:w="1108" w:type="dxa"/>
+            <w:vAlign w:val="center"/>
+          </w:tcPr>
+          <w:p>
+            <w:pPr>
+              <w:jc w:val="center"/>
+              <w:rPr>
+                <w:lang w:val="en-US"/>
+              </w:rPr>
+            </w:pPr>
+          </w:p>
+        </w:tc>
+      </w:tr>
+    </w:tbl>
+    <w:p>
+      <w:pPr>
+        <w:pStyle w:val="StyleLuanVan"/>
+        <w:numPr>
+          <w:ilvl w:val="0"/>
+          <w:numId w:val="12"/>
+        </w:numPr>
+        <w:rPr>
+          <w:lang w:val="en-US"/>
+        </w:rPr>
+      </w:pPr>
+      <w:r>
+        <w:rPr>
+          <w:lang w:val="en-US"/>
+        </w:rPr>
+        <w:t>Cách xử lý:</w:t>
+      </w:r>
+    </w:p>
+    <w:p>
+      <w:pPr>
+        <w:pStyle w:val="StyleLuanVan"/>
+        <w:numPr>
+          <w:ilvl w:val="1"/>
+          <w:numId w:val="12"/>
+        </w:numPr>
+        <w:rPr>
+          <w:lang w:val="en-US"/>
+        </w:rPr>
+      </w:pPr>
+      <w:r>
+        <w:rPr>
+          <w:lang w:val="en-US"/>
+        </w:rPr>
+        <w:lastRenderedPageBreak/>
+        <w:t xml:space="preserve">Người dùng chọn </w:t>
+      </w:r>
+      <w:r>
+        <w:rPr>
+          <w:lang w:val="en-US"/>
+        </w:rPr>
+        <w:t>nút “</w:t>
+      </w:r>
+      <w:r>
+        <w:rPr>
+          <w:lang w:val="en-US"/>
+        </w:rPr>
+        <w:t>Hóa</w:t>
+      </w:r>
+      <w:r>
+        <w:rPr>
+          <w:lang w:val="en-US"/>
+        </w:rPr>
+        <w:t xml:space="preserve"> đơn”</w:t>
+      </w:r>
+      <w:r>
+        <w:rPr>
+          <w:lang w:val="en-US"/>
+        </w:rPr>
+        <w:t>, giao diện hóa đơn hiện lên.</w:t>
+      </w:r>
+    </w:p>
+    <w:p>
+      <w:pPr>
+        <w:pStyle w:val="StyleLuanVan"/>
+        <w:numPr>
+          <w:ilvl w:val="1"/>
+          <w:numId w:val="12"/>
+        </w:numPr>
+        <w:rPr>
+          <w:lang w:val="en-US"/>
+        </w:rPr>
+      </w:pPr>
+      <w:r>
+        <w:rPr>
+          <w:lang w:val="en-US"/>
+        </w:rPr>
+        <w:t>Người dùng có thể xem thông tin hóa đơn. Và xóa hóa đơn nếu không còn nhu cầu.</w:t>
+      </w:r>
+    </w:p>
+    <w:p>
+      <w:pPr>
+        <w:pStyle w:val="StyleLuanVan"/>
+        <w:rPr>
+          <w:lang w:val="en-US"/>
+        </w:rPr>
+      </w:pPr>
+    </w:p>
+    <w:p>
+      <w:pPr>
+        <w:pStyle w:val="StyleLuanVan"/>
+        <w:rPr>
+          <w:lang w:val="en-US"/>
+        </w:rPr>
+      </w:pPr>
+    </w:p>
+    <w:p>
+      <w:pPr>
+        <w:pStyle w:val="StyleLuanVan"/>
+        <w:rPr>
+          <w:lang w:val="en-US"/>
+        </w:rPr>
+      </w:pPr>
+    </w:p>
+    <w:p>
+      <w:pPr>
+        <w:pStyle w:val="StyleLuanVan"/>
         <w:rPr>
           <w:lang w:val="en-US"/>
         </w:rPr>
         <w:sectPr>
-          <w:headerReference w:type="default" r:id="rId30"/>
+          <w:headerReference w:type="default" r:id="rId34"/>
           <w:pgSz w:w="11906" w:h="16838"/>
           <w:pgMar w:top="1701" w:right="1134" w:bottom="1701" w:left="1985" w:header="720" w:footer="720" w:gutter="0"/>
           <w:cols w:space="720"/>
@@ -23682,7 +27342,7 @@
           <w:lang w:val="en-US"/>
         </w:rPr>
       </w:pPr>
-      <w:bookmarkStart w:id="36" w:name="_Toc121409470"/>
+      <w:bookmarkStart w:id="35" w:name="_Toc121409470"/>
       <w:r>
         <w:rPr>
           <w:lang w:val="en-US"/>
@@ -23696,38 +27356,440 @@
         </w:rPr>
         <w:t>KẾT LUẬN</w:t>
       </w:r>
+      <w:bookmarkEnd w:id="35"/>
+    </w:p>
+    <w:p>
+      <w:pPr>
+        <w:pStyle w:val="Heading2"/>
+        <w:rPr>
+          <w:lang w:val="en-US"/>
+        </w:rPr>
+      </w:pPr>
+      <w:bookmarkStart w:id="36" w:name="_Toc121409471"/>
+      <w:r>
+        <w:rPr>
+          <w:lang w:val="en-US"/>
+        </w:rPr>
+        <w:t>Kết quả đạt được</w:t>
+      </w:r>
       <w:bookmarkEnd w:id="36"/>
     </w:p>
     <w:p>
       <w:pPr>
+        <w:pStyle w:val="StyleLuanVan"/>
+        <w:numPr>
+          <w:ilvl w:val="0"/>
+          <w:numId w:val="14"/>
+        </w:numPr>
+        <w:ind w:left="0" w:firstLine="284"/>
+      </w:pPr>
+      <w:r>
+        <w:t>Củng cố và áp dụng được kiến thức đã được học ở nhà trường về các ngôn ngữ</w:t>
+      </w:r>
+      <w:r>
+        <w:t xml:space="preserve"> HTML, CSS, JavaS</w:t>
+      </w:r>
+      <w:r>
+        <w:t>cript, phương pháp phân tích và thiết kế</w:t>
+      </w:r>
+      <w:r>
+        <w:t xml:space="preserve"> CSDL, v.v.</w:t>
+      </w:r>
+    </w:p>
+    <w:p>
+      <w:pPr>
+        <w:pStyle w:val="StyleLuanVan"/>
+        <w:numPr>
+          <w:ilvl w:val="0"/>
+          <w:numId w:val="14"/>
+        </w:numPr>
+        <w:ind w:left="0" w:firstLine="284"/>
+      </w:pPr>
+      <w:r>
+        <w:t>Tìm hiểu và áp dụng thành công các công nghệ chưa được giảng dạy ở trường bao gồm ReactJs,</w:t>
+      </w:r>
+      <w:r>
+        <w:rPr>
+          <w:lang w:val="en-US"/>
+        </w:rPr>
+        <w:t xml:space="preserve"> React Native,</w:t>
+      </w:r>
+      <w:r>
+        <w:t xml:space="preserve"> NodeJs, RESTful API và CSDL phi quan hệ</w:t>
+      </w:r>
+      <w:r>
+        <w:t xml:space="preserve"> MongoDB.</w:t>
+      </w:r>
+    </w:p>
+    <w:p>
+      <w:pPr>
+        <w:pStyle w:val="StyleLuanVan"/>
+        <w:numPr>
+          <w:ilvl w:val="0"/>
+          <w:numId w:val="14"/>
+        </w:numPr>
+        <w:ind w:left="0" w:firstLine="284"/>
+      </w:pPr>
+      <w:r>
+        <w:t>Xây dựng được RESTful API server sử dụng HTTP requests để giao tiếp, thao tác với dữ liệu và trả về cho ngườ</w:t>
+      </w:r>
+      <w:r>
+        <w:t>i dùng.</w:t>
+      </w:r>
+    </w:p>
+    <w:p>
+      <w:pPr>
+        <w:pStyle w:val="StyleLuanVan"/>
+        <w:numPr>
+          <w:ilvl w:val="0"/>
+          <w:numId w:val="14"/>
+        </w:numPr>
+        <w:ind w:left="0" w:firstLine="284"/>
+      </w:pPr>
+      <w:r>
+        <w:t>Thực hiện bảo mật xác thực người dùng và phân quyền cho người dùng thực hiện các tính năng được cho phép</w:t>
+      </w:r>
+      <w:r>
+        <w:t>.</w:t>
+      </w:r>
+    </w:p>
+    <w:p>
+      <w:pPr>
+        <w:pStyle w:val="StyleLuanVan"/>
+        <w:numPr>
+          <w:ilvl w:val="0"/>
+          <w:numId w:val="14"/>
+        </w:numPr>
+        <w:ind w:left="0" w:firstLine="284"/>
+      </w:pPr>
+      <w:r>
+        <w:t xml:space="preserve">Tìm hiểu cách sử dụng một số frameworks, thư viện phổ biến như ExpressJs, </w:t>
+      </w:r>
+      <w:r>
+        <w:rPr>
+          <w:lang w:val="en-US"/>
+        </w:rPr>
+        <w:t>React,</w:t>
+      </w:r>
+      <w:r>
+        <w:t xml:space="preserve"> Mongoose, </w:t>
+      </w:r>
+      <w:r>
+        <w:t xml:space="preserve">Axios, </w:t>
+      </w:r>
+      <w:r>
+        <w:t>...</w:t>
+      </w:r>
+    </w:p>
+    <w:p>
+      <w:pPr>
+        <w:pStyle w:val="StyleLuanVan"/>
+        <w:numPr>
+          <w:ilvl w:val="0"/>
+          <w:numId w:val="14"/>
+        </w:numPr>
+        <w:ind w:left="0" w:firstLine="284"/>
+      </w:pPr>
+      <w:r>
+        <w:t>Xử lý hình ảnh được upload bởi ngườ</w:t>
+      </w:r>
+      <w:r>
+        <w:t>i dùng.</w:t>
+      </w:r>
+    </w:p>
+    <w:p>
+      <w:pPr>
+        <w:pStyle w:val="StyleLuanVan"/>
+        <w:numPr>
+          <w:ilvl w:val="0"/>
+          <w:numId w:val="14"/>
+        </w:numPr>
+        <w:ind w:left="0" w:firstLine="284"/>
+      </w:pPr>
+      <w:r>
+        <w:t>Tìm hiểu cách cài đặt một hệ thống client-server, phân chia thành phần và gắn kết các thành phần vớ</w:t>
+      </w:r>
+      <w:r>
+        <w:t>i nhau</w:t>
+      </w:r>
+      <w:r>
+        <w:rPr>
+          <w:lang w:val="en-US"/>
+        </w:rPr>
+        <w:t xml:space="preserve"> theo mô hình MVC</w:t>
+      </w:r>
+      <w:r>
+        <w:t>.</w:t>
+      </w:r>
+    </w:p>
+    <w:p>
+      <w:pPr>
+        <w:pStyle w:val="StyleLuanVan"/>
+        <w:numPr>
+          <w:ilvl w:val="0"/>
+          <w:numId w:val="14"/>
+        </w:numPr>
+        <w:ind w:left="0" w:firstLine="284"/>
+      </w:pPr>
+      <w:r>
+        <w:t>Kết nối và thao tác thành công với hệ thống máy chủ CSDL từ xa và dữ liệu dùng chung được lưu trữ</w:t>
+      </w:r>
+      <w:r>
+        <w:t xml:space="preserve"> trên đám mây.</w:t>
+      </w:r>
+    </w:p>
+    <w:p>
+      <w:pPr>
+        <w:pStyle w:val="StyleLuanVan"/>
+        <w:numPr>
+          <w:ilvl w:val="0"/>
+          <w:numId w:val="14"/>
+        </w:numPr>
+        <w:ind w:left="0" w:firstLine="284"/>
+      </w:pPr>
+      <w:r>
+        <w:t>Biết được cách triển khai một ứng dụ</w:t>
+      </w:r>
+      <w:r>
+        <w:t>ng lên internet</w:t>
+      </w:r>
+      <w:r>
+        <w:rPr>
+          <w:lang w:val="en-US"/>
+        </w:rPr>
+        <w:t>.</w:t>
+      </w:r>
+    </w:p>
+    <w:p>
+      <w:pPr>
+        <w:pStyle w:val="StyleLuanVan"/>
+        <w:numPr>
+          <w:ilvl w:val="0"/>
+          <w:numId w:val="14"/>
+        </w:numPr>
+        <w:ind w:left="0" w:firstLine="284"/>
+      </w:pPr>
+      <w:r>
+        <w:t>Học được cách làm việc và lưu trữ source code thông qua Github.</w:t>
+      </w:r>
+    </w:p>
+    <w:p>
+      <w:pPr>
         <w:pStyle w:val="Heading2"/>
         <w:rPr>
           <w:lang w:val="en-US"/>
         </w:rPr>
       </w:pPr>
-      <w:bookmarkStart w:id="37" w:name="_Toc121409471"/>
-      <w:r>
-        <w:rPr>
-          <w:lang w:val="en-US"/>
-        </w:rPr>
-        <w:t>Kết quả đạt được</w:t>
+      <w:r>
+        <w:rPr>
+          <w:lang w:val="en-US"/>
+        </w:rPr>
+        <w:t>CÁC ĐIỂM HẠN CHẾ</w:t>
+      </w:r>
+    </w:p>
+    <w:p>
+      <w:pPr>
+        <w:pStyle w:val="StyleLuanVan"/>
+        <w:numPr>
+          <w:ilvl w:val="0"/>
+          <w:numId w:val="14"/>
+        </w:numPr>
+        <w:rPr>
+          <w:lang w:val="en-US"/>
+        </w:rPr>
+      </w:pPr>
+      <w:r>
+        <w:rPr>
+          <w:lang w:val="en-US"/>
+        </w:rPr>
+        <w:t xml:space="preserve">Hệ thống có thể hoạt động khá chậm trên một số thiết bị có cấu hình </w:t>
+      </w:r>
+      <w:r>
+        <w:rPr>
+          <w:lang w:val="en-US"/>
+        </w:rPr>
+        <w:t>yếu</w:t>
+      </w:r>
+      <w:r>
+        <w:rPr>
+          <w:lang w:val="en-US"/>
+        </w:rPr>
+        <w:t>, thời gian chờ còn phụ thuộc vào tốc độ mạng.</w:t>
+      </w:r>
+    </w:p>
+    <w:p>
+      <w:pPr>
+        <w:pStyle w:val="StyleLuanVan"/>
+        <w:numPr>
+          <w:ilvl w:val="0"/>
+          <w:numId w:val="14"/>
+        </w:numPr>
+        <w:rPr>
+          <w:lang w:val="en-US"/>
+        </w:rPr>
+      </w:pPr>
+      <w:r>
+        <w:rPr>
+          <w:lang w:val="en-US"/>
+        </w:rPr>
+        <w:t>Thời gian tải lần đầu còn chậm vì dữ liệu phải lưu vào bộ nhớ.</w:t>
+      </w:r>
+    </w:p>
+    <w:p>
+      <w:pPr>
+        <w:pStyle w:val="StyleLuanVan"/>
+        <w:numPr>
+          <w:ilvl w:val="0"/>
+          <w:numId w:val="14"/>
+        </w:numPr>
+        <w:rPr>
+          <w:lang w:val="en-US"/>
+        </w:rPr>
+      </w:pPr>
+      <w:r>
+        <w:rPr>
+          <w:lang w:val="en-US"/>
+        </w:rPr>
+        <w:t>Hệ thống còn thực hiện ở quy mô nhỏ.</w:t>
+      </w:r>
+    </w:p>
+    <w:p>
+      <w:pPr>
+        <w:pStyle w:val="StyleLuanVan"/>
+        <w:numPr>
+          <w:ilvl w:val="0"/>
+          <w:numId w:val="14"/>
+        </w:numPr>
+        <w:rPr>
+          <w:lang w:val="en-US"/>
+        </w:rPr>
+      </w:pPr>
+      <w:r>
+        <w:rPr>
+          <w:lang w:val="en-US"/>
+        </w:rPr>
+        <w:t>Hệ thống chưa thật sự đáp ứng hết nhu cầu cho người dùng.</w:t>
+      </w:r>
+    </w:p>
+    <w:p>
+      <w:pPr>
+        <w:pStyle w:val="Heading2"/>
+        <w:rPr>
+          <w:lang w:val="en-US"/>
+        </w:rPr>
+      </w:pPr>
+      <w:bookmarkStart w:id="37" w:name="_Toc121409472"/>
+      <w:r>
+        <w:rPr>
+          <w:lang w:val="en-US"/>
+        </w:rPr>
+        <w:t>Hướng phát triển</w:t>
       </w:r>
       <w:bookmarkEnd w:id="37"/>
     </w:p>
     <w:p>
       <w:pPr>
-        <w:pStyle w:val="Heading2"/>
-        <w:rPr>
-          <w:lang w:val="en-US"/>
-        </w:rPr>
-      </w:pPr>
-      <w:bookmarkStart w:id="38" w:name="_Toc121409472"/>
-      <w:r>
-        <w:rPr>
-          <w:lang w:val="en-US"/>
-        </w:rPr>
-        <w:t>Hướng phát triển</w:t>
-      </w:r>
+        <w:pStyle w:val="StyleLuanVan"/>
+        <w:numPr>
+          <w:ilvl w:val="0"/>
+          <w:numId w:val="14"/>
+        </w:numPr>
+        <w:rPr>
+          <w:lang w:val="en-US"/>
+        </w:rPr>
+      </w:pPr>
+      <w:r>
+        <w:rPr>
+          <w:lang w:val="en-US"/>
+        </w:rPr>
+        <w:t xml:space="preserve">Tối </w:t>
+      </w:r>
+      <w:r>
+        <w:rPr>
+          <w:lang w:val="en-US"/>
+        </w:rPr>
+        <w:t>ưu hóa</w:t>
+      </w:r>
+      <w:r>
+        <w:rPr>
+          <w:lang w:val="en-US"/>
+        </w:rPr>
+        <w:t xml:space="preserve"> tốc độ</w:t>
+      </w:r>
+      <w:r>
+        <w:rPr>
+          <w:lang w:val="en-US"/>
+        </w:rPr>
+        <w:t xml:space="preserve"> hệ thống</w:t>
+      </w:r>
+      <w:r>
+        <w:rPr>
+          <w:lang w:val="en-US"/>
+        </w:rPr>
+        <w:t xml:space="preserve"> và</w:t>
+      </w:r>
+      <w:r>
+        <w:rPr>
+          <w:lang w:val="en-US"/>
+        </w:rPr>
+        <w:t xml:space="preserve"> trên các thiết bị có cấu hình yếu.</w:t>
+      </w:r>
+    </w:p>
+    <w:p>
+      <w:pPr>
+        <w:pStyle w:val="StyleLuanVan"/>
+        <w:numPr>
+          <w:ilvl w:val="0"/>
+          <w:numId w:val="14"/>
+        </w:numPr>
+        <w:rPr>
+          <w:lang w:val="en-US"/>
+        </w:rPr>
+      </w:pPr>
+      <w:r>
+        <w:rPr>
+          <w:lang w:val="en-US"/>
+        </w:rPr>
+        <w:lastRenderedPageBreak/>
+        <w:t>Cải tiến giao diện theo xu hướng hiện nay.</w:t>
+      </w:r>
+    </w:p>
+    <w:p>
+      <w:pPr>
+        <w:pStyle w:val="StyleLuanVan"/>
+        <w:numPr>
+          <w:ilvl w:val="0"/>
+          <w:numId w:val="14"/>
+        </w:numPr>
+        <w:rPr>
+          <w:lang w:val="en-US"/>
+        </w:rPr>
+      </w:pPr>
+      <w:r>
+        <w:rPr>
+          <w:lang w:val="en-US"/>
+        </w:rPr>
+        <w:t>Nâng cao bảo mật người dùng.</w:t>
+      </w:r>
+    </w:p>
+    <w:p>
+      <w:pPr>
+        <w:pStyle w:val="StyleLuanVan"/>
+        <w:numPr>
+          <w:ilvl w:val="0"/>
+          <w:numId w:val="14"/>
+        </w:numPr>
+        <w:rPr>
+          <w:lang w:val="en-US"/>
+        </w:rPr>
+      </w:pPr>
+      <w:r>
+        <w:rPr>
+          <w:lang w:val="en-US"/>
+        </w:rPr>
+        <w:t xml:space="preserve">“Ứng dụng </w:t>
+      </w:r>
+      <w:bookmarkStart w:id="38" w:name="_GoBack"/>
       <w:bookmarkEnd w:id="38"/>
     </w:p>
     <w:p>
@@ -23743,7 +27805,7 @@
           <w:lang w:val="en-US"/>
         </w:rPr>
         <w:sectPr>
-          <w:headerReference w:type="default" r:id="rId31"/>
+          <w:headerReference w:type="default" r:id="rId35"/>
           <w:pgSz w:w="11906" w:h="16838"/>
           <w:pgMar w:top="1701" w:right="1134" w:bottom="1701" w:left="1985" w:header="720" w:footer="720" w:gutter="0"/>
           <w:cols w:space="720"/>
@@ -23839,7 +27901,7 @@
       </w:pPr>
     </w:p>
     <w:sectPr>
-      <w:headerReference w:type="default" r:id="rId32"/>
+      <w:headerReference w:type="default" r:id="rId36"/>
       <w:pgSz w:w="11906" w:h="16838"/>
       <w:pgMar w:top="1701" w:right="1134" w:bottom="1701" w:left="1985" w:header="720" w:footer="720" w:gutter="0"/>
       <w:cols w:space="720"/>
@@ -23958,7 +28020,7 @@
       <w:rPr>
         <w:noProof/>
       </w:rPr>
-      <w:t>32</w:t>
+      <w:t>38</w:t>
     </w:r>
     <w:r>
       <w:fldChar w:fldCharType="end"/>
@@ -28943,7 +33005,7 @@
 </file>
 
 <file path=customXml/itemProps1.xml><?xml version="1.0" encoding="utf-8"?>
-<ds:datastoreItem xmlns:ds="http://schemas.openxmlformats.org/officeDocument/2006/customXml" ds:itemID="{2D8FF980-F234-426E-AB6B-82BCFB4E030A}">
+<ds:datastoreItem xmlns:ds="http://schemas.openxmlformats.org/officeDocument/2006/customXml" ds:itemID="{12D87A36-A7DD-4700-B7E5-FD6E0E4D84BC}">
   <ds:schemaRefs>
     <ds:schemaRef ds:uri="http://schemas.openxmlformats.org/officeDocument/2006/bibliography"/>
   </ds:schemaRefs>

--- a/FileBaoCao/main_v1/B1809485_NgoDuyNam_LuanVan_V1.docx
+++ b/FileBaoCao/main_v1/B1809485_NgoDuyNam_LuanVan_V1.docx
@@ -5117,23 +5117,7 @@
             <w:noProof/>
             <w:lang w:val="en-US"/>
           </w:rPr>
-          <w:t>. Mô hì</w:t>
-        </w:r>
-        <w:r>
-          <w:rPr>
-            <w:rStyle w:val="Hyperlink"/>
-            <w:noProof/>
-            <w:lang w:val="en-US"/>
-          </w:rPr>
-          <w:t>n</w:t>
-        </w:r>
-        <w:r>
-          <w:rPr>
-            <w:rStyle w:val="Hyperlink"/>
-            <w:noProof/>
-            <w:lang w:val="en-US"/>
-          </w:rPr>
-          <w:t>h Retst API</w:t>
+          <w:t>. Mô hình Retst API</w:t>
         </w:r>
         <w:r>
           <w:rPr>
@@ -5174,7 +5158,7 @@
             <w:noProof/>
             <w:webHidden/>
           </w:rPr>
-          <w:t>5</w:t>
+          <w:t>4</w:t>
         </w:r>
         <w:r>
           <w:rPr>
@@ -5253,7 +5237,7 @@
             <w:noProof/>
             <w:webHidden/>
           </w:rPr>
-          <w:t>6</w:t>
+          <w:t>5</w:t>
         </w:r>
         <w:r>
           <w:rPr>
@@ -5332,7 +5316,7 @@
             <w:noProof/>
             <w:webHidden/>
           </w:rPr>
-          <w:t>7</w:t>
+          <w:t>6</w:t>
         </w:r>
         <w:r>
           <w:rPr>
@@ -5408,7 +5392,7 @@
             <w:noProof/>
             <w:webHidden/>
           </w:rPr>
-          <w:t>8</w:t>
+          <w:t>7</w:t>
         </w:r>
         <w:r>
           <w:rPr>
@@ -5865,7 +5849,23 @@
             <w:noProof/>
             <w:lang w:val="en-US"/>
           </w:rPr>
-          <w:t>.Mô hình MLD</w:t>
+          <w:t>.</w:t>
+        </w:r>
+        <w:r>
+          <w:rPr>
+            <w:rStyle w:val="Hyperlink"/>
+            <w:noProof/>
+            <w:lang w:val="en-US"/>
+          </w:rPr>
+          <w:t xml:space="preserve"> </w:t>
+        </w:r>
+        <w:r>
+          <w:rPr>
+            <w:rStyle w:val="Hyperlink"/>
+            <w:noProof/>
+            <w:lang w:val="en-US"/>
+          </w:rPr>
+          <w:t>Mô hình MLD</w:t>
         </w:r>
         <w:r>
           <w:rPr>
@@ -6765,8 +6765,6 @@
       </w:r>
       <w:bookmarkEnd w:id="2"/>
     </w:p>
-    <w:bookmarkStart w:id="3" w:name="_GoBack"/>
-    <w:bookmarkEnd w:id="3"/>
     <w:p>
       <w:pPr>
         <w:pStyle w:val="TableofFigures"/>
@@ -8317,7 +8315,7 @@
           <w:lang w:val="en-US"/>
         </w:rPr>
       </w:pPr>
-      <w:bookmarkStart w:id="4" w:name="_Toc121524400"/>
+      <w:bookmarkStart w:id="3" w:name="_Toc121524400"/>
       <w:r>
         <w:rPr>
           <w:lang w:val="en-US"/>
@@ -8331,7 +8329,7 @@
         </w:rPr>
         <w:t>TẮT</w:t>
       </w:r>
-      <w:bookmarkEnd w:id="4"/>
+      <w:bookmarkEnd w:id="3"/>
     </w:p>
     <w:tbl>
       <w:tblPr>
@@ -8819,7 +8817,7 @@
           <w:lang w:val="en-US"/>
         </w:rPr>
       </w:pPr>
-      <w:bookmarkStart w:id="5" w:name="_Toc121524401"/>
+      <w:bookmarkStart w:id="4" w:name="_Toc121524401"/>
       <w:r>
         <w:rPr>
           <w:lang w:val="en-US"/>
@@ -8827,7 +8825,7 @@
         <w:lastRenderedPageBreak/>
         <w:t>TÓM TẮT</w:t>
       </w:r>
-      <w:bookmarkEnd w:id="5"/>
+      <w:bookmarkEnd w:id="4"/>
     </w:p>
     <w:p>
       <w:pPr>
@@ -9038,7 +9036,7 @@
           <w:lang w:val="en-US"/>
         </w:rPr>
       </w:pPr>
-      <w:bookmarkStart w:id="6" w:name="_Toc121524402"/>
+      <w:bookmarkStart w:id="5" w:name="_Toc121524402"/>
       <w:r>
         <w:rPr>
           <w:lang w:val="en-US"/>
@@ -9064,7 +9062,7 @@
         </w:rPr>
         <w:t>T</w:t>
       </w:r>
-      <w:bookmarkEnd w:id="6"/>
+      <w:bookmarkEnd w:id="5"/>
     </w:p>
     <w:p>
       <w:pPr>
@@ -9224,7 +9222,7 @@
       <w:pPr>
         <w:pStyle w:val="Heading1"/>
       </w:pPr>
-      <w:bookmarkStart w:id="7" w:name="_Toc121524403"/>
+      <w:bookmarkStart w:id="6" w:name="_Toc121524403"/>
       <w:r>
         <w:rPr>
           <w:lang w:val="en-US"/>
@@ -9244,26 +9242,26 @@
       <w:r>
         <w:t xml:space="preserve"> QUAN</w:t>
       </w:r>
+      <w:bookmarkEnd w:id="6"/>
+    </w:p>
+    <w:p>
+      <w:pPr>
+        <w:pStyle w:val="Heading2"/>
+        <w:rPr>
+          <w:lang w:val="en-US"/>
+        </w:rPr>
+      </w:pPr>
+      <w:bookmarkStart w:id="7" w:name="_Toc121524404"/>
+      <w:r>
+        <w:t xml:space="preserve">ĐẶT </w:t>
+      </w:r>
+      <w:r>
+        <w:t>VẤN</w:t>
+      </w:r>
+      <w:r>
+        <w:t xml:space="preserve"> ĐỀ</w:t>
+      </w:r>
       <w:bookmarkEnd w:id="7"/>
-    </w:p>
-    <w:p>
-      <w:pPr>
-        <w:pStyle w:val="Heading2"/>
-        <w:rPr>
-          <w:lang w:val="en-US"/>
-        </w:rPr>
-      </w:pPr>
-      <w:bookmarkStart w:id="8" w:name="_Toc121524404"/>
-      <w:r>
-        <w:t xml:space="preserve">ĐẶT </w:t>
-      </w:r>
-      <w:r>
-        <w:t>VẤN</w:t>
-      </w:r>
-      <w:r>
-        <w:t xml:space="preserve"> ĐỀ</w:t>
-      </w:r>
-      <w:bookmarkEnd w:id="8"/>
     </w:p>
     <w:p>
       <w:pPr>
@@ -9317,7 +9315,7 @@
           <w:lang w:val="en-US"/>
         </w:rPr>
       </w:pPr>
-      <w:bookmarkStart w:id="9" w:name="_Toc121524405"/>
+      <w:bookmarkStart w:id="8" w:name="_Toc121524405"/>
       <w:r>
         <w:t>TÓM</w:t>
       </w:r>
@@ -9327,7 +9325,7 @@
         </w:rPr>
         <w:t xml:space="preserve"> TẮT LỊCH SỬ GIẢI QUYẾT VẤN ĐỀ</w:t>
       </w:r>
-      <w:bookmarkEnd w:id="9"/>
+      <w:bookmarkEnd w:id="8"/>
     </w:p>
     <w:p>
       <w:pPr>
@@ -9406,7 +9404,7 @@
           <w:lang w:val="en-US"/>
         </w:rPr>
       </w:pPr>
-      <w:bookmarkStart w:id="10" w:name="_Toc121524406"/>
+      <w:bookmarkStart w:id="9" w:name="_Toc121524406"/>
       <w:r>
         <w:rPr>
           <w:lang w:val="en-US"/>
@@ -9419,7 +9417,7 @@
         </w:rPr>
         <w:t>ỤC TIÊU ĐỀ TÀI</w:t>
       </w:r>
-      <w:bookmarkEnd w:id="10"/>
+      <w:bookmarkEnd w:id="9"/>
     </w:p>
     <w:p>
       <w:pPr>
@@ -9440,14 +9438,14 @@
       <w:pPr>
         <w:pStyle w:val="Heading2"/>
       </w:pPr>
-      <w:bookmarkStart w:id="11" w:name="_Toc121524407"/>
+      <w:bookmarkStart w:id="10" w:name="_Toc121524407"/>
       <w:r>
         <w:rPr>
           <w:lang w:val="en-US"/>
         </w:rPr>
         <w:t>ĐỐI TƯỢNG VÀ PHẠM VI NGHIÊN CỨU</w:t>
       </w:r>
-      <w:bookmarkEnd w:id="11"/>
+      <w:bookmarkEnd w:id="10"/>
     </w:p>
     <w:p>
       <w:pPr>
@@ -9471,7 +9469,7 @@
           <w:lang w:val="en-US"/>
         </w:rPr>
       </w:pPr>
-      <w:bookmarkStart w:id="12" w:name="_Toc121524408"/>
+      <w:bookmarkStart w:id="11" w:name="_Toc121524408"/>
       <w:r>
         <w:t>PHƯƠNG</w:t>
       </w:r>
@@ -9481,7 +9479,7 @@
         </w:rPr>
         <w:t xml:space="preserve"> PHÁP NGUYÊN CỨU</w:t>
       </w:r>
-      <w:bookmarkEnd w:id="12"/>
+      <w:bookmarkEnd w:id="11"/>
     </w:p>
     <w:p>
       <w:pPr>
@@ -9505,7 +9503,7 @@
           <w:lang w:val="en-US"/>
         </w:rPr>
       </w:pPr>
-      <w:bookmarkStart w:id="13" w:name="_Toc121524409"/>
+      <w:bookmarkStart w:id="12" w:name="_Toc121524409"/>
       <w:r>
         <w:rPr>
           <w:lang w:val="en-US"/>
@@ -9515,7 +9513,7 @@
       <w:r>
         <w:t>thuyết</w:t>
       </w:r>
-      <w:bookmarkEnd w:id="13"/>
+      <w:bookmarkEnd w:id="12"/>
     </w:p>
     <w:p>
       <w:pPr>
@@ -9554,7 +9552,7 @@
           <w:lang w:val="en-US"/>
         </w:rPr>
       </w:pPr>
-      <w:bookmarkStart w:id="14" w:name="_Toc121524410"/>
+      <w:bookmarkStart w:id="13" w:name="_Toc121524410"/>
       <w:r>
         <w:rPr>
           <w:lang w:val="en-US"/>
@@ -9565,7 +9563,7 @@
       <w:r>
         <w:t>thuật</w:t>
       </w:r>
-      <w:bookmarkEnd w:id="14"/>
+      <w:bookmarkEnd w:id="13"/>
     </w:p>
     <w:p>
       <w:pPr>
@@ -9598,30 +9596,30 @@
           <w:lang w:val="en-US"/>
         </w:rPr>
       </w:pPr>
-      <w:bookmarkStart w:id="15" w:name="_Toc121524411"/>
+      <w:bookmarkStart w:id="14" w:name="_Toc121524411"/>
       <w:r>
         <w:rPr>
           <w:lang w:val="en-US"/>
         </w:rPr>
         <w:t>CƠ SỞ LÝ THUYẾT</w:t>
       </w:r>
+      <w:bookmarkEnd w:id="14"/>
+    </w:p>
+    <w:p>
+      <w:pPr>
+        <w:pStyle w:val="Heading3"/>
+      </w:pPr>
+      <w:bookmarkStart w:id="15" w:name="_Toc121524412"/>
+      <w:r>
+        <w:t>Java</w:t>
+      </w:r>
+      <w:r>
+        <w:t>S</w:t>
+      </w:r>
+      <w:r>
+        <w:t>cript</w:t>
+      </w:r>
       <w:bookmarkEnd w:id="15"/>
-    </w:p>
-    <w:p>
-      <w:pPr>
-        <w:pStyle w:val="Heading3"/>
-      </w:pPr>
-      <w:bookmarkStart w:id="16" w:name="_Toc121524412"/>
-      <w:r>
-        <w:t>Java</w:t>
-      </w:r>
-      <w:r>
-        <w:t>S</w:t>
-      </w:r>
-      <w:r>
-        <w:t>cript</w:t>
-      </w:r>
-      <w:bookmarkEnd w:id="16"/>
     </w:p>
     <w:p>
       <w:pPr>
@@ -9657,7 +9655,7 @@
       <w:pPr>
         <w:pStyle w:val="Heading3"/>
       </w:pPr>
-      <w:bookmarkStart w:id="17" w:name="_Toc121524413"/>
+      <w:bookmarkStart w:id="16" w:name="_Toc121524413"/>
       <w:r>
         <w:t>Frame React</w:t>
       </w:r>
@@ -9667,7 +9665,7 @@
       <w:r>
         <w:t>ative</w:t>
       </w:r>
-      <w:bookmarkEnd w:id="17"/>
+      <w:bookmarkEnd w:id="16"/>
     </w:p>
     <w:p>
       <w:pPr>
@@ -9736,7 +9734,7 @@
       <w:pPr>
         <w:pStyle w:val="Heading3"/>
       </w:pPr>
-      <w:bookmarkStart w:id="18" w:name="_Toc121524414"/>
+      <w:bookmarkStart w:id="17" w:name="_Toc121524414"/>
       <w:r>
         <w:t>Node</w:t>
       </w:r>
@@ -9755,7 +9753,7 @@
       <w:r>
         <w:t>JS</w:t>
       </w:r>
-      <w:bookmarkEnd w:id="18"/>
+      <w:bookmarkEnd w:id="17"/>
     </w:p>
     <w:p>
       <w:pPr>
@@ -9895,7 +9893,7 @@
           <w:lang w:val="en-US"/>
         </w:rPr>
       </w:pPr>
-      <w:bookmarkStart w:id="19" w:name="_Toc121524415"/>
+      <w:bookmarkStart w:id="18" w:name="_Toc121524415"/>
       <w:r>
         <w:rPr>
           <w:lang w:val="en-US"/>
@@ -9908,7 +9906,7 @@
         </w:rPr>
         <w:t>xios</w:t>
       </w:r>
-      <w:bookmarkEnd w:id="19"/>
+      <w:bookmarkEnd w:id="18"/>
     </w:p>
     <w:p>
       <w:pPr>
@@ -9950,14 +9948,14 @@
           <w:lang w:val="en-US"/>
         </w:rPr>
       </w:pPr>
-      <w:bookmarkStart w:id="20" w:name="_Toc121524416"/>
+      <w:bookmarkStart w:id="19" w:name="_Toc121524416"/>
       <w:r>
         <w:rPr>
           <w:lang w:val="en-US"/>
         </w:rPr>
         <w:t>Rest API</w:t>
       </w:r>
-      <w:bookmarkEnd w:id="20"/>
+      <w:bookmarkEnd w:id="19"/>
     </w:p>
     <w:p>
       <w:pPr>
@@ -9971,7 +9969,7 @@
           <w:lang w:eastAsia="vi-VN"/>
         </w:rPr>
         <w:drawing>
-          <wp:inline distT="0" distB="0" distL="0" distR="0" wp14:anchorId="65D45731" wp14:editId="1E21E8F7">
+          <wp:inline distT="0" distB="0" distL="0" distR="0" wp14:anchorId="37F7568D" wp14:editId="26C02C40">
             <wp:extent cx="4123267" cy="881714"/>
             <wp:effectExtent l="19050" t="19050" r="10795" b="13970"/>
             <wp:docPr id="10" name="Picture 10"/>
@@ -10022,35 +10020,25 @@
       <w:pPr>
         <w:pStyle w:val="LabelHinh"/>
       </w:pPr>
-      <w:bookmarkStart w:id="21" w:name="_Toc121518012"/>
+      <w:bookmarkStart w:id="20" w:name="_Toc121518012"/>
       <w:r>
         <w:t>Hình 1.</w:t>
       </w:r>
-      <w:r>
-        <w:fldChar w:fldCharType="begin"/>
-      </w:r>
-      <w:r>
-        <w:instrText xml:space="preserve"> SEQ Hình_1. \* ARABIC </w:instrText>
-      </w:r>
-      <w:r>
-        <w:fldChar w:fldCharType="separate"/>
-      </w:r>
-      <w:r>
-        <w:rPr>
-          <w:noProof/>
-        </w:rPr>
-        <w:t>1</w:t>
-      </w:r>
-      <w:r>
-        <w:fldChar w:fldCharType="end"/>
-      </w:r>
+      <w:fldSimple w:instr=" SEQ Hình_1. \* ARABIC ">
+        <w:r>
+          <w:rPr>
+            <w:noProof/>
+          </w:rPr>
+          <w:t>1</w:t>
+        </w:r>
+      </w:fldSimple>
       <w:r>
         <w:rPr>
           <w:lang w:val="en-US"/>
         </w:rPr>
         <w:t>. Mô hình Retst API</w:t>
       </w:r>
-      <w:bookmarkEnd w:id="21"/>
+      <w:bookmarkEnd w:id="20"/>
     </w:p>
     <w:p>
       <w:pPr>
@@ -10171,14 +10159,14 @@
           <w:lang w:val="en-US"/>
         </w:rPr>
       </w:pPr>
-      <w:bookmarkStart w:id="22" w:name="_Toc121524417"/>
+      <w:bookmarkStart w:id="21" w:name="_Toc121524417"/>
       <w:r>
         <w:rPr>
           <w:lang w:val="en-US"/>
         </w:rPr>
         <w:t>Mô hình MVC</w:t>
       </w:r>
-      <w:bookmarkEnd w:id="22"/>
+      <w:bookmarkEnd w:id="21"/>
     </w:p>
     <w:p>
       <w:pPr>
@@ -10192,7 +10180,7 @@
           <w:lang w:eastAsia="vi-VN"/>
         </w:rPr>
         <w:drawing>
-          <wp:inline distT="0" distB="0" distL="0" distR="0" wp14:anchorId="15F3105E" wp14:editId="28C7A850">
+          <wp:inline distT="0" distB="0" distL="0" distR="0" wp14:anchorId="356E629A" wp14:editId="66C96F22">
             <wp:extent cx="3674343" cy="2633133"/>
             <wp:effectExtent l="19050" t="19050" r="21590" b="15240"/>
             <wp:docPr id="12" name="Picture 12"/>
@@ -10243,35 +10231,25 @@
       <w:pPr>
         <w:pStyle w:val="LabelHinh"/>
       </w:pPr>
-      <w:bookmarkStart w:id="23" w:name="_Toc121518013"/>
+      <w:bookmarkStart w:id="22" w:name="_Toc121518013"/>
       <w:r>
         <w:t>Hình 1.</w:t>
       </w:r>
-      <w:r>
-        <w:fldChar w:fldCharType="begin"/>
-      </w:r>
-      <w:r>
-        <w:instrText xml:space="preserve"> SEQ Hình_1. \* ARABIC </w:instrText>
-      </w:r>
-      <w:r>
-        <w:fldChar w:fldCharType="separate"/>
-      </w:r>
-      <w:r>
-        <w:rPr>
-          <w:noProof/>
-        </w:rPr>
-        <w:t>2</w:t>
-      </w:r>
-      <w:r>
-        <w:fldChar w:fldCharType="end"/>
-      </w:r>
+      <w:fldSimple w:instr=" SEQ Hình_1. \* ARABIC ">
+        <w:r>
+          <w:rPr>
+            <w:noProof/>
+          </w:rPr>
+          <w:t>2</w:t>
+        </w:r>
+      </w:fldSimple>
       <w:r>
         <w:rPr>
           <w:lang w:val="en-US"/>
         </w:rPr>
         <w:t>. Mô hình MVC</w:t>
       </w:r>
-      <w:bookmarkEnd w:id="23"/>
+      <w:bookmarkEnd w:id="22"/>
     </w:p>
     <w:p>
       <w:pPr>
@@ -10334,7 +10312,7 @@
       <w:pPr>
         <w:pStyle w:val="Heading3"/>
       </w:pPr>
-      <w:bookmarkStart w:id="24" w:name="_Toc121524418"/>
+      <w:bookmarkStart w:id="23" w:name="_Toc121524418"/>
       <w:r>
         <w:lastRenderedPageBreak/>
         <w:t xml:space="preserve">Hệ </w:t>
@@ -10348,7 +10326,7 @@
       <w:r>
         <w:t>trị cơ sở dữ liệu mongodb</w:t>
       </w:r>
-      <w:bookmarkEnd w:id="24"/>
+      <w:bookmarkEnd w:id="23"/>
     </w:p>
     <w:p>
       <w:pPr>
@@ -10362,7 +10340,7 @@
           <w:lang w:eastAsia="vi-VN"/>
         </w:rPr>
         <w:drawing>
-          <wp:inline distT="0" distB="0" distL="0" distR="0" wp14:anchorId="0E90C774" wp14:editId="63405E11">
+          <wp:inline distT="0" distB="0" distL="0" distR="0" wp14:anchorId="58B9463D" wp14:editId="56C878A9">
             <wp:extent cx="2387546" cy="1492250"/>
             <wp:effectExtent l="19050" t="19050" r="13335" b="12700"/>
             <wp:docPr id="3" name="Picture 3"/>
@@ -10413,35 +10391,25 @@
       <w:pPr>
         <w:pStyle w:val="LabelHinh"/>
       </w:pPr>
-      <w:bookmarkStart w:id="25" w:name="_Toc121518014"/>
+      <w:bookmarkStart w:id="24" w:name="_Toc121518014"/>
       <w:r>
         <w:t>Hình 1.</w:t>
       </w:r>
-      <w:r>
-        <w:fldChar w:fldCharType="begin"/>
-      </w:r>
-      <w:r>
-        <w:instrText xml:space="preserve"> SEQ Hình_1. \* ARABIC </w:instrText>
-      </w:r>
-      <w:r>
-        <w:fldChar w:fldCharType="separate"/>
-      </w:r>
-      <w:r>
-        <w:rPr>
-          <w:noProof/>
-        </w:rPr>
-        <w:t>3</w:t>
-      </w:r>
-      <w:r>
-        <w:fldChar w:fldCharType="end"/>
-      </w:r>
+      <w:fldSimple w:instr=" SEQ Hình_1. \* ARABIC ">
+        <w:r>
+          <w:rPr>
+            <w:noProof/>
+          </w:rPr>
+          <w:t>3</w:t>
+        </w:r>
+      </w:fldSimple>
       <w:r>
         <w:rPr>
           <w:lang w:val="en-US"/>
         </w:rPr>
         <w:t>. Hệ quản trị co sở dữ liệu MongoDB</w:t>
       </w:r>
-      <w:bookmarkEnd w:id="25"/>
+      <w:bookmarkEnd w:id="24"/>
     </w:p>
     <w:p>
       <w:pPr>
@@ -10795,7 +10763,7 @@
           <w:lang w:eastAsia="vi-VN"/>
         </w:rPr>
         <w:drawing>
-          <wp:inline distT="0" distB="0" distL="0" distR="0" wp14:anchorId="3765A378" wp14:editId="513CFEA5">
+          <wp:inline distT="0" distB="0" distL="0" distR="0" wp14:anchorId="63C9D7D0" wp14:editId="51694065">
             <wp:extent cx="5579745" cy="3795395"/>
             <wp:effectExtent l="19050" t="19050" r="20955" b="14605"/>
             <wp:docPr id="9" name="Picture 9"/>
@@ -10840,48 +10808,38 @@
       <w:pPr>
         <w:pStyle w:val="LabelHinh"/>
       </w:pPr>
-      <w:bookmarkStart w:id="26" w:name="_Toc121518015"/>
+      <w:bookmarkStart w:id="25" w:name="_Toc121518015"/>
       <w:r>
         <w:t>Hình 1.</w:t>
       </w:r>
-      <w:r>
-        <w:fldChar w:fldCharType="begin"/>
-      </w:r>
-      <w:r>
-        <w:instrText xml:space="preserve"> SEQ Hình_1. \* ARABIC </w:instrText>
-      </w:r>
-      <w:r>
-        <w:fldChar w:fldCharType="separate"/>
-      </w:r>
-      <w:r>
-        <w:rPr>
-          <w:noProof/>
-        </w:rPr>
-        <w:t>4</w:t>
-      </w:r>
-      <w:r>
-        <w:fldChar w:fldCharType="end"/>
-      </w:r>
+      <w:fldSimple w:instr=" SEQ Hình_1. \* ARABIC ">
+        <w:r>
+          <w:rPr>
+            <w:noProof/>
+          </w:rPr>
+          <w:t>4</w:t>
+        </w:r>
+      </w:fldSimple>
       <w:r>
         <w:rPr>
           <w:lang w:val="en-US"/>
         </w:rPr>
         <w:t>. Phân cấp dữ liệu trong một document</w:t>
       </w:r>
+      <w:bookmarkEnd w:id="25"/>
+    </w:p>
+    <w:p>
+      <w:pPr>
+        <w:pStyle w:val="Heading2"/>
+      </w:pPr>
+      <w:bookmarkStart w:id="26" w:name="_Toc121524419"/>
+      <w:r>
+        <w:rPr>
+          <w:lang w:val="en-US"/>
+        </w:rPr>
+        <w:t>BỐ CỤC QUYỂN LUẬN VĂN</w:t>
+      </w:r>
       <w:bookmarkEnd w:id="26"/>
-    </w:p>
-    <w:p>
-      <w:pPr>
-        <w:pStyle w:val="Heading2"/>
-      </w:pPr>
-      <w:bookmarkStart w:id="27" w:name="_Toc121524419"/>
-      <w:r>
-        <w:rPr>
-          <w:lang w:val="en-US"/>
-        </w:rPr>
-        <w:t>BỐ CỤC QUYỂN LUẬN VĂN</w:t>
-      </w:r>
-      <w:bookmarkEnd w:id="27"/>
     </w:p>
     <w:p>
       <w:pPr>
@@ -11013,7 +10971,7 @@
           <w:lang w:val="en-US"/>
         </w:rPr>
       </w:pPr>
-      <w:bookmarkStart w:id="28" w:name="_Toc121524420"/>
+      <w:bookmarkStart w:id="27" w:name="_Toc121524420"/>
       <w:r>
         <w:rPr>
           <w:lang w:val="en-US"/>
@@ -11039,36 +10997,36 @@
         </w:rPr>
         <w:t xml:space="preserve"> VÀ KẾT QUẢ</w:t>
       </w:r>
+      <w:bookmarkEnd w:id="27"/>
+    </w:p>
+    <w:p>
+      <w:pPr>
+        <w:pStyle w:val="Heading2"/>
+        <w:rPr>
+          <w:lang w:val="en-US"/>
+        </w:rPr>
+      </w:pPr>
+      <w:bookmarkStart w:id="28" w:name="_Toc121524421"/>
+      <w:r>
+        <w:rPr>
+          <w:lang w:val="en-US"/>
+        </w:rPr>
+        <w:t>MÔ TẢ TỔNG QUAN</w:t>
+      </w:r>
       <w:bookmarkEnd w:id="28"/>
     </w:p>
     <w:p>
       <w:pPr>
-        <w:pStyle w:val="Heading2"/>
-        <w:rPr>
-          <w:lang w:val="en-US"/>
-        </w:rPr>
-      </w:pPr>
-      <w:bookmarkStart w:id="29" w:name="_Toc121524421"/>
-      <w:r>
-        <w:rPr>
-          <w:lang w:val="en-US"/>
-        </w:rPr>
-        <w:t>MÔ TẢ TỔNG QUAN</w:t>
+        <w:pStyle w:val="Heading3"/>
+      </w:pPr>
+      <w:bookmarkStart w:id="29" w:name="_Toc121524422"/>
+      <w:r>
+        <w:t>Đặt</w:t>
+      </w:r>
+      <w:r>
+        <w:t xml:space="preserve"> tả hệ thống</w:t>
       </w:r>
       <w:bookmarkEnd w:id="29"/>
-    </w:p>
-    <w:p>
-      <w:pPr>
-        <w:pStyle w:val="Heading3"/>
-      </w:pPr>
-      <w:bookmarkStart w:id="30" w:name="_Toc121524422"/>
-      <w:r>
-        <w:t>Đặt</w:t>
-      </w:r>
-      <w:r>
-        <w:t xml:space="preserve"> tả hệ thống</w:t>
-      </w:r>
-      <w:bookmarkEnd w:id="30"/>
     </w:p>
     <w:p>
       <w:pPr>
@@ -11206,14 +11164,14 @@
       <w:pPr>
         <w:pStyle w:val="Heading3"/>
       </w:pPr>
-      <w:bookmarkStart w:id="31" w:name="_Toc121524423"/>
+      <w:bookmarkStart w:id="30" w:name="_Toc121524423"/>
       <w:r>
         <w:t>Môi</w:t>
       </w:r>
       <w:r>
         <w:t xml:space="preserve"> trường vận hành</w:t>
       </w:r>
-      <w:bookmarkEnd w:id="31"/>
+      <w:bookmarkEnd w:id="30"/>
     </w:p>
     <w:p>
       <w:pPr>
@@ -11347,57 +11305,47 @@
       <w:pPr>
         <w:pStyle w:val="Heading3"/>
       </w:pPr>
-      <w:bookmarkStart w:id="32" w:name="_Toc121524424"/>
+      <w:bookmarkStart w:id="31" w:name="_Toc121524424"/>
       <w:r>
         <w:lastRenderedPageBreak/>
         <w:t>Các yêu cầu chức năng</w:t>
       </w:r>
+      <w:bookmarkEnd w:id="31"/>
+    </w:p>
+    <w:p>
+      <w:pPr>
+        <w:pStyle w:val="Heading4"/>
+        <w:rPr>
+          <w:lang w:val="en-US"/>
+        </w:rPr>
+      </w:pPr>
+      <w:r>
+        <w:rPr>
+          <w:lang w:val="en-US"/>
+        </w:rPr>
+        <w:t>Chức năng đăng ký</w:t>
+      </w:r>
+    </w:p>
+    <w:p>
+      <w:pPr>
+        <w:pStyle w:val="LabelHinh"/>
+      </w:pPr>
+      <w:bookmarkStart w:id="32" w:name="_Toc121524458"/>
+      <w:r>
+        <w:t xml:space="preserve">Bảng </w:t>
+      </w:r>
+      <w:fldSimple w:instr=" SEQ Bảng \* ARABIC ">
+        <w:r>
+          <w:rPr>
+            <w:noProof/>
+          </w:rPr>
+          <w:t>1</w:t>
+        </w:r>
+      </w:fldSimple>
+      <w:r>
+        <w:t>. Bảng chức năng đăng ký</w:t>
+      </w:r>
       <w:bookmarkEnd w:id="32"/>
-    </w:p>
-    <w:p>
-      <w:pPr>
-        <w:pStyle w:val="Heading4"/>
-        <w:rPr>
-          <w:lang w:val="en-US"/>
-        </w:rPr>
-      </w:pPr>
-      <w:r>
-        <w:rPr>
-          <w:lang w:val="en-US"/>
-        </w:rPr>
-        <w:t>Chức năng đăng ký</w:t>
-      </w:r>
-    </w:p>
-    <w:p>
-      <w:pPr>
-        <w:pStyle w:val="LabelHinh"/>
-      </w:pPr>
-      <w:bookmarkStart w:id="33" w:name="_Toc121524458"/>
-      <w:r>
-        <w:t xml:space="preserve">Bảng </w:t>
-      </w:r>
-      <w:r>
-        <w:fldChar w:fldCharType="begin"/>
-      </w:r>
-      <w:r>
-        <w:instrText xml:space="preserve"> SEQ Bảng \* ARABIC </w:instrText>
-      </w:r>
-      <w:r>
-        <w:fldChar w:fldCharType="separate"/>
-      </w:r>
-      <w:r>
-        <w:rPr>
-          <w:noProof/>
-        </w:rPr>
-        <w:t>1</w:t>
-      </w:r>
-      <w:r>
-        <w:fldChar w:fldCharType="end"/>
-      </w:r>
-      <w:r>
-        <w:t>. Bảng chức năng đăng ký</w:t>
-      </w:r>
-      <w:bookmarkEnd w:id="33"/>
     </w:p>
     <w:tbl>
       <w:tblPr>
@@ -11831,32 +11779,22 @@
       <w:pPr>
         <w:pStyle w:val="LabelHinh"/>
       </w:pPr>
-      <w:bookmarkStart w:id="34" w:name="_Toc121524459"/>
+      <w:bookmarkStart w:id="33" w:name="_Toc121524459"/>
       <w:r>
         <w:t xml:space="preserve">Bảng </w:t>
       </w:r>
-      <w:r>
-        <w:fldChar w:fldCharType="begin"/>
-      </w:r>
-      <w:r>
-        <w:instrText xml:space="preserve"> SEQ Bảng \* ARABIC </w:instrText>
-      </w:r>
-      <w:r>
-        <w:fldChar w:fldCharType="separate"/>
-      </w:r>
-      <w:r>
-        <w:rPr>
-          <w:noProof/>
-        </w:rPr>
-        <w:t>2</w:t>
-      </w:r>
-      <w:r>
-        <w:fldChar w:fldCharType="end"/>
-      </w:r>
+      <w:fldSimple w:instr=" SEQ Bảng \* ARABIC ">
+        <w:r>
+          <w:rPr>
+            <w:noProof/>
+          </w:rPr>
+          <w:t>2</w:t>
+        </w:r>
+      </w:fldSimple>
       <w:r>
         <w:t>. Bảng chức năng đăng nhập</w:t>
       </w:r>
-      <w:bookmarkEnd w:id="34"/>
+      <w:bookmarkEnd w:id="33"/>
     </w:p>
     <w:tbl>
       <w:tblPr>
@@ -12338,32 +12276,22 @@
       <w:pPr>
         <w:pStyle w:val="LabelHinh"/>
       </w:pPr>
-      <w:bookmarkStart w:id="35" w:name="_Toc121524460"/>
+      <w:bookmarkStart w:id="34" w:name="_Toc121524460"/>
       <w:r>
         <w:t xml:space="preserve">Bảng </w:t>
       </w:r>
-      <w:r>
-        <w:fldChar w:fldCharType="begin"/>
-      </w:r>
-      <w:r>
-        <w:instrText xml:space="preserve"> SEQ Bảng \* ARABIC </w:instrText>
-      </w:r>
-      <w:r>
-        <w:fldChar w:fldCharType="separate"/>
-      </w:r>
-      <w:r>
-        <w:rPr>
-          <w:noProof/>
-        </w:rPr>
-        <w:t>3</w:t>
-      </w:r>
-      <w:r>
-        <w:fldChar w:fldCharType="end"/>
-      </w:r>
+      <w:fldSimple w:instr=" SEQ Bảng \* ARABIC ">
+        <w:r>
+          <w:rPr>
+            <w:noProof/>
+          </w:rPr>
+          <w:t>3</w:t>
+        </w:r>
+      </w:fldSimple>
       <w:r>
         <w:t>. Bảng chức năng xem bài đăng của tour</w:t>
       </w:r>
-      <w:bookmarkEnd w:id="35"/>
+      <w:bookmarkEnd w:id="34"/>
     </w:p>
     <w:tbl>
       <w:tblPr>
@@ -12773,32 +12701,22 @@
       <w:pPr>
         <w:pStyle w:val="LabelHinh"/>
       </w:pPr>
-      <w:bookmarkStart w:id="36" w:name="_Toc121524461"/>
+      <w:bookmarkStart w:id="35" w:name="_Toc121524461"/>
       <w:r>
         <w:t xml:space="preserve">Bảng </w:t>
       </w:r>
-      <w:r>
-        <w:fldChar w:fldCharType="begin"/>
-      </w:r>
-      <w:r>
-        <w:instrText xml:space="preserve"> SEQ Bảng \* ARABIC </w:instrText>
-      </w:r>
-      <w:r>
-        <w:fldChar w:fldCharType="separate"/>
-      </w:r>
-      <w:r>
-        <w:rPr>
-          <w:noProof/>
-        </w:rPr>
-        <w:t>4</w:t>
-      </w:r>
-      <w:r>
-        <w:fldChar w:fldCharType="end"/>
-      </w:r>
+      <w:fldSimple w:instr=" SEQ Bảng \* ARABIC ">
+        <w:r>
+          <w:rPr>
+            <w:noProof/>
+          </w:rPr>
+          <w:t>4</w:t>
+        </w:r>
+      </w:fldSimple>
       <w:r>
         <w:t>. Bảng chức năng tìm kiếm tour</w:t>
       </w:r>
-      <w:bookmarkEnd w:id="36"/>
+      <w:bookmarkEnd w:id="35"/>
     </w:p>
     <w:tbl>
       <w:tblPr>
@@ -13225,32 +13143,22 @@
       <w:pPr>
         <w:pStyle w:val="LabelHinh"/>
       </w:pPr>
-      <w:bookmarkStart w:id="37" w:name="_Toc121524462"/>
+      <w:bookmarkStart w:id="36" w:name="_Toc121524462"/>
       <w:r>
         <w:t xml:space="preserve">Bảng </w:t>
       </w:r>
-      <w:r>
-        <w:fldChar w:fldCharType="begin"/>
-      </w:r>
-      <w:r>
-        <w:instrText xml:space="preserve"> SEQ Bảng \* ARABIC </w:instrText>
-      </w:r>
-      <w:r>
-        <w:fldChar w:fldCharType="separate"/>
-      </w:r>
-      <w:r>
-        <w:rPr>
-          <w:noProof/>
-        </w:rPr>
-        <w:t>5</w:t>
-      </w:r>
-      <w:r>
-        <w:fldChar w:fldCharType="end"/>
-      </w:r>
+      <w:fldSimple w:instr=" SEQ Bảng \* ARABIC ">
+        <w:r>
+          <w:rPr>
+            <w:noProof/>
+          </w:rPr>
+          <w:t>5</w:t>
+        </w:r>
+      </w:fldSimple>
       <w:r>
         <w:t>. Bảng chức năng tạo bài đăng tour</w:t>
       </w:r>
-      <w:bookmarkEnd w:id="37"/>
+      <w:bookmarkEnd w:id="36"/>
     </w:p>
     <w:tbl>
       <w:tblPr>
@@ -13702,32 +13610,22 @@
       <w:pPr>
         <w:pStyle w:val="LabelHinh"/>
       </w:pPr>
-      <w:bookmarkStart w:id="38" w:name="_Toc121524463"/>
+      <w:bookmarkStart w:id="37" w:name="_Toc121524463"/>
       <w:r>
         <w:t xml:space="preserve">Bảng </w:t>
       </w:r>
-      <w:r>
-        <w:fldChar w:fldCharType="begin"/>
-      </w:r>
-      <w:r>
-        <w:instrText xml:space="preserve"> SEQ Bảng \* ARABIC </w:instrText>
-      </w:r>
-      <w:r>
-        <w:fldChar w:fldCharType="separate"/>
-      </w:r>
-      <w:r>
-        <w:rPr>
-          <w:noProof/>
-        </w:rPr>
-        <w:t>6</w:t>
-      </w:r>
-      <w:r>
-        <w:fldChar w:fldCharType="end"/>
-      </w:r>
+      <w:fldSimple w:instr=" SEQ Bảng \* ARABIC ">
+        <w:r>
+          <w:rPr>
+            <w:noProof/>
+          </w:rPr>
+          <w:t>6</w:t>
+        </w:r>
+      </w:fldSimple>
       <w:r>
         <w:t>. Bảng chức năng xem trang cá nhân</w:t>
       </w:r>
-      <w:bookmarkEnd w:id="38"/>
+      <w:bookmarkEnd w:id="37"/>
     </w:p>
     <w:tbl>
       <w:tblPr>
@@ -14147,32 +14045,22 @@
       <w:pPr>
         <w:pStyle w:val="LabelHinh"/>
       </w:pPr>
-      <w:bookmarkStart w:id="39" w:name="_Toc121524464"/>
+      <w:bookmarkStart w:id="38" w:name="_Toc121524464"/>
       <w:r>
         <w:t xml:space="preserve">Bảng </w:t>
       </w:r>
-      <w:r>
-        <w:fldChar w:fldCharType="begin"/>
-      </w:r>
-      <w:r>
-        <w:instrText xml:space="preserve"> SEQ Bảng \* ARABIC </w:instrText>
-      </w:r>
-      <w:r>
-        <w:fldChar w:fldCharType="separate"/>
-      </w:r>
-      <w:r>
-        <w:rPr>
-          <w:noProof/>
-        </w:rPr>
-        <w:t>7</w:t>
-      </w:r>
-      <w:r>
-        <w:fldChar w:fldCharType="end"/>
-      </w:r>
+      <w:fldSimple w:instr=" SEQ Bảng \* ARABIC ">
+        <w:r>
+          <w:rPr>
+            <w:noProof/>
+          </w:rPr>
+          <w:t>7</w:t>
+        </w:r>
+      </w:fldSimple>
       <w:r>
         <w:t>. Bảng chức năng thích bài đăng</w:t>
       </w:r>
-      <w:bookmarkEnd w:id="39"/>
+      <w:bookmarkEnd w:id="38"/>
     </w:p>
     <w:tbl>
       <w:tblPr>
@@ -14570,32 +14458,22 @@
       <w:pPr>
         <w:pStyle w:val="LabelHinh"/>
       </w:pPr>
-      <w:bookmarkStart w:id="40" w:name="_Toc121524465"/>
+      <w:bookmarkStart w:id="39" w:name="_Toc121524465"/>
       <w:r>
         <w:t xml:space="preserve">Bảng </w:t>
       </w:r>
-      <w:r>
-        <w:fldChar w:fldCharType="begin"/>
-      </w:r>
-      <w:r>
-        <w:instrText xml:space="preserve"> SEQ Bảng \* ARABIC </w:instrText>
-      </w:r>
-      <w:r>
-        <w:fldChar w:fldCharType="separate"/>
-      </w:r>
-      <w:r>
-        <w:rPr>
-          <w:noProof/>
-        </w:rPr>
-        <w:t>8</w:t>
-      </w:r>
-      <w:r>
-        <w:fldChar w:fldCharType="end"/>
-      </w:r>
+      <w:fldSimple w:instr=" SEQ Bảng \* ARABIC ">
+        <w:r>
+          <w:rPr>
+            <w:noProof/>
+          </w:rPr>
+          <w:t>8</w:t>
+        </w:r>
+      </w:fldSimple>
       <w:r>
         <w:t>. Bảng chức năng thay đổi mật khẩu</w:t>
       </w:r>
-      <w:bookmarkEnd w:id="40"/>
+      <w:bookmarkEnd w:id="39"/>
     </w:p>
     <w:tbl>
       <w:tblPr>
@@ -15035,32 +14913,22 @@
       <w:pPr>
         <w:pStyle w:val="LabelHinh"/>
       </w:pPr>
-      <w:bookmarkStart w:id="41" w:name="_Toc121524466"/>
+      <w:bookmarkStart w:id="40" w:name="_Toc121524466"/>
       <w:r>
         <w:t xml:space="preserve">Bảng </w:t>
       </w:r>
-      <w:r>
-        <w:fldChar w:fldCharType="begin"/>
-      </w:r>
-      <w:r>
-        <w:instrText xml:space="preserve"> SEQ Bảng \* ARABIC </w:instrText>
-      </w:r>
-      <w:r>
-        <w:fldChar w:fldCharType="separate"/>
-      </w:r>
-      <w:r>
-        <w:rPr>
-          <w:noProof/>
-        </w:rPr>
-        <w:t>9</w:t>
-      </w:r>
-      <w:r>
-        <w:fldChar w:fldCharType="end"/>
-      </w:r>
+      <w:fldSimple w:instr=" SEQ Bảng \* ARABIC ">
+        <w:r>
+          <w:rPr>
+            <w:noProof/>
+          </w:rPr>
+          <w:t>9</w:t>
+        </w:r>
+      </w:fldSimple>
       <w:r>
         <w:t>. Bảng chức đặt mua tour</w:t>
       </w:r>
-      <w:bookmarkEnd w:id="41"/>
+      <w:bookmarkEnd w:id="40"/>
     </w:p>
     <w:tbl>
       <w:tblPr>
@@ -15494,32 +15362,22 @@
       <w:pPr>
         <w:pStyle w:val="LabelHinh"/>
       </w:pPr>
-      <w:bookmarkStart w:id="42" w:name="_Toc121524467"/>
+      <w:bookmarkStart w:id="41" w:name="_Toc121524467"/>
       <w:r>
         <w:t xml:space="preserve">Bảng </w:t>
       </w:r>
-      <w:r>
-        <w:fldChar w:fldCharType="begin"/>
-      </w:r>
-      <w:r>
-        <w:instrText xml:space="preserve"> SEQ Bảng \* ARABIC </w:instrText>
-      </w:r>
-      <w:r>
-        <w:fldChar w:fldCharType="separate"/>
-      </w:r>
-      <w:r>
-        <w:rPr>
-          <w:noProof/>
-        </w:rPr>
-        <w:t>10</w:t>
-      </w:r>
-      <w:r>
-        <w:fldChar w:fldCharType="end"/>
-      </w:r>
+      <w:fldSimple w:instr=" SEQ Bảng \* ARABIC ">
+        <w:r>
+          <w:rPr>
+            <w:noProof/>
+          </w:rPr>
+          <w:t>10</w:t>
+        </w:r>
+      </w:fldSimple>
       <w:r>
         <w:t>. Bảng chức năng xem lịch sử hóa đơn</w:t>
       </w:r>
-      <w:bookmarkEnd w:id="42"/>
+      <w:bookmarkEnd w:id="41"/>
     </w:p>
     <w:tbl>
       <w:tblPr>
@@ -15945,32 +15803,22 @@
       <w:pPr>
         <w:pStyle w:val="LabelHinh"/>
       </w:pPr>
-      <w:bookmarkStart w:id="43" w:name="_Toc121524468"/>
+      <w:bookmarkStart w:id="42" w:name="_Toc121524468"/>
       <w:r>
         <w:t xml:space="preserve">Bảng </w:t>
       </w:r>
-      <w:r>
-        <w:fldChar w:fldCharType="begin"/>
-      </w:r>
-      <w:r>
-        <w:instrText xml:space="preserve"> SEQ Bảng \* ARABIC </w:instrText>
-      </w:r>
-      <w:r>
-        <w:fldChar w:fldCharType="separate"/>
-      </w:r>
-      <w:r>
-        <w:rPr>
-          <w:noProof/>
-        </w:rPr>
-        <w:t>11</w:t>
-      </w:r>
-      <w:r>
-        <w:fldChar w:fldCharType="end"/>
-      </w:r>
+      <w:fldSimple w:instr=" SEQ Bảng \* ARABIC ">
+        <w:r>
+          <w:rPr>
+            <w:noProof/>
+          </w:rPr>
+          <w:t>11</w:t>
+        </w:r>
+      </w:fldSimple>
       <w:r>
         <w:t>. Bảng chức năng xem chi tiết bài đăng tour</w:t>
       </w:r>
-      <w:bookmarkEnd w:id="43"/>
+      <w:bookmarkEnd w:id="42"/>
     </w:p>
     <w:tbl>
       <w:tblPr>
@@ -16376,7 +16224,7 @@
       <w:pPr>
         <w:pStyle w:val="Heading2"/>
       </w:pPr>
-      <w:bookmarkStart w:id="44" w:name="_Toc121524425"/>
+      <w:bookmarkStart w:id="43" w:name="_Toc121524425"/>
       <w:r>
         <w:t>THIẾT KẾ</w:t>
       </w:r>
@@ -16389,23 +16237,23 @@
       <w:r>
         <w:t xml:space="preserve"> CÀI ĐẶT</w:t>
       </w:r>
+      <w:bookmarkEnd w:id="43"/>
+    </w:p>
+    <w:p>
+      <w:pPr>
+        <w:pStyle w:val="Heading3"/>
+        <w:rPr>
+          <w:lang w:val="en-US"/>
+        </w:rPr>
+      </w:pPr>
+      <w:bookmarkStart w:id="44" w:name="_Toc121524426"/>
+      <w:r>
+        <w:rPr>
+          <w:lang w:val="en-US"/>
+        </w:rPr>
+        <w:t>Tổng quan hệ thống</w:t>
+      </w:r>
       <w:bookmarkEnd w:id="44"/>
-    </w:p>
-    <w:p>
-      <w:pPr>
-        <w:pStyle w:val="Heading3"/>
-        <w:rPr>
-          <w:lang w:val="en-US"/>
-        </w:rPr>
-      </w:pPr>
-      <w:bookmarkStart w:id="45" w:name="_Toc121524426"/>
-      <w:r>
-        <w:rPr>
-          <w:lang w:val="en-US"/>
-        </w:rPr>
-        <w:t>Tổng quan hệ thống</w:t>
-      </w:r>
-      <w:bookmarkEnd w:id="45"/>
     </w:p>
     <w:p>
       <w:pPr>
@@ -16419,7 +16267,7 @@
           <w:lang w:eastAsia="vi-VN"/>
         </w:rPr>
         <w:drawing>
-          <wp:inline distT="0" distB="0" distL="0" distR="0" wp14:anchorId="06A0A7CB" wp14:editId="5C51D16A">
+          <wp:inline distT="0" distB="0" distL="0" distR="0" wp14:anchorId="4DD849DE" wp14:editId="7D96A80E">
             <wp:extent cx="4756150" cy="3125841"/>
             <wp:effectExtent l="19050" t="19050" r="25400" b="17780"/>
             <wp:docPr id="5" name="Picture 5"/>
@@ -16470,28 +16318,18 @@
       <w:pPr>
         <w:pStyle w:val="LabelHinh"/>
       </w:pPr>
-      <w:bookmarkStart w:id="46" w:name="_Toc121524442"/>
+      <w:bookmarkStart w:id="45" w:name="_Toc121524442"/>
       <w:r>
         <w:t>Hình 2.</w:t>
       </w:r>
-      <w:r>
-        <w:fldChar w:fldCharType="begin"/>
-      </w:r>
-      <w:r>
-        <w:instrText xml:space="preserve"> SEQ Hình_2. \* ARABIC </w:instrText>
-      </w:r>
-      <w:r>
-        <w:fldChar w:fldCharType="separate"/>
-      </w:r>
-      <w:r>
-        <w:rPr>
-          <w:noProof/>
-        </w:rPr>
-        <w:t>1</w:t>
-      </w:r>
-      <w:r>
-        <w:fldChar w:fldCharType="end"/>
-      </w:r>
+      <w:fldSimple w:instr=" SEQ Hình_2. \* ARABIC ">
+        <w:r>
+          <w:rPr>
+            <w:noProof/>
+          </w:rPr>
+          <w:t>1</w:t>
+        </w:r>
+      </w:fldSimple>
       <w:r>
         <w:rPr>
           <w:lang w:val="en-US"/>
@@ -16504,7 +16342,7 @@
         </w:rPr>
         <w:t>Sơ đồ tổng quan hệ thống</w:t>
       </w:r>
-      <w:bookmarkEnd w:id="46"/>
+      <w:bookmarkEnd w:id="45"/>
     </w:p>
     <w:p>
       <w:pPr>
@@ -16578,7 +16416,7 @@
           <w:lang w:val="en-US"/>
         </w:rPr>
       </w:pPr>
-      <w:bookmarkStart w:id="47" w:name="_Toc121524427"/>
+      <w:bookmarkStart w:id="46" w:name="_Toc121524427"/>
       <w:r>
         <w:rPr>
           <w:lang w:val="en-US"/>
@@ -16586,7 +16424,7 @@
         <w:lastRenderedPageBreak/>
         <w:t>Mô hình phân rã tổng quát</w:t>
       </w:r>
-      <w:bookmarkEnd w:id="47"/>
+      <w:bookmarkEnd w:id="46"/>
     </w:p>
     <w:p>
       <w:pPr>
@@ -16600,7 +16438,7 @@
           <w:lang w:eastAsia="vi-VN"/>
         </w:rPr>
         <w:drawing>
-          <wp:inline distT="0" distB="0" distL="0" distR="0" wp14:anchorId="162CC838" wp14:editId="4F09B926">
+          <wp:inline distT="0" distB="0" distL="0" distR="0" wp14:anchorId="17BA1C32" wp14:editId="59D86E6C">
             <wp:extent cx="5579745" cy="4741831"/>
             <wp:effectExtent l="19050" t="19050" r="20955" b="20955"/>
             <wp:docPr id="6" name="Picture 6" descr="https://lh3.googleusercontent.com/TSThbphkbyZ2rnAa--4AmvMnE7S9arHFaiWJzPiytsImIhRl_H_oSSYMgFesK9piDdUywZM1neBFg6BAGLhbVUr6Y8Ae_cwyKrnDqJXbnVeMIBL7Gk2UD2M-7NjovR0RT6OvkK7wvgUjoaQUK2NrSIjo7UMmBfhrr7iJQyHYEnd50zhm4VaH3bR14CRwDmz4kX9sKDs1fw"/>
@@ -16655,28 +16493,18 @@
       <w:pPr>
         <w:pStyle w:val="LabelHinh"/>
       </w:pPr>
-      <w:bookmarkStart w:id="48" w:name="_Toc121524443"/>
+      <w:bookmarkStart w:id="47" w:name="_Toc121524443"/>
       <w:r>
         <w:t>Hình 2.</w:t>
       </w:r>
-      <w:r>
-        <w:fldChar w:fldCharType="begin"/>
-      </w:r>
-      <w:r>
-        <w:instrText xml:space="preserve"> SEQ Hình_2. \* ARABIC </w:instrText>
-      </w:r>
-      <w:r>
-        <w:fldChar w:fldCharType="separate"/>
-      </w:r>
-      <w:r>
-        <w:rPr>
-          <w:noProof/>
-        </w:rPr>
-        <w:t>2</w:t>
-      </w:r>
-      <w:r>
-        <w:fldChar w:fldCharType="end"/>
-      </w:r>
+      <w:fldSimple w:instr=" SEQ Hình_2. \* ARABIC ">
+        <w:r>
+          <w:rPr>
+            <w:noProof/>
+          </w:rPr>
+          <w:t>2</w:t>
+        </w:r>
+      </w:fldSimple>
       <w:r>
         <w:rPr>
           <w:lang w:val="en-US"/>
@@ -16689,7 +16517,7 @@
         </w:rPr>
         <w:t>Sơ đồ phân rã chức năng.</w:t>
       </w:r>
-      <w:bookmarkEnd w:id="48"/>
+      <w:bookmarkEnd w:id="47"/>
     </w:p>
     <w:p>
       <w:pPr>
@@ -16717,7 +16545,7 @@
           <w:lang w:eastAsia="vi-VN"/>
         </w:rPr>
         <w:drawing>
-          <wp:inline distT="0" distB="0" distL="0" distR="0" wp14:anchorId="14DDF0D7" wp14:editId="216D2420">
+          <wp:inline distT="0" distB="0" distL="0" distR="0" wp14:anchorId="5F111148" wp14:editId="2CD0CE26">
             <wp:extent cx="5579745" cy="3191510"/>
             <wp:effectExtent l="19050" t="19050" r="20955" b="27940"/>
             <wp:docPr id="23" name="Picture 23"/>
@@ -16765,35 +16593,25 @@
           <w:lang w:val="en-US"/>
         </w:rPr>
       </w:pPr>
-      <w:bookmarkStart w:id="49" w:name="_Toc121524444"/>
+      <w:bookmarkStart w:id="48" w:name="_Toc121524444"/>
       <w:r>
         <w:t>Hình 2.</w:t>
       </w:r>
-      <w:r>
-        <w:fldChar w:fldCharType="begin"/>
-      </w:r>
-      <w:r>
-        <w:instrText xml:space="preserve"> SEQ Hình_2. \* ARABIC </w:instrText>
-      </w:r>
-      <w:r>
-        <w:fldChar w:fldCharType="separate"/>
-      </w:r>
-      <w:r>
-        <w:rPr>
-          <w:noProof/>
-        </w:rPr>
-        <w:t>3</w:t>
-      </w:r>
-      <w:r>
-        <w:fldChar w:fldCharType="end"/>
-      </w:r>
+      <w:fldSimple w:instr=" SEQ Hình_2. \* ARABIC ">
+        <w:r>
+          <w:rPr>
+            <w:noProof/>
+          </w:rPr>
+          <w:t>3</w:t>
+        </w:r>
+      </w:fldSimple>
       <w:r>
         <w:rPr>
           <w:lang w:val="en-US"/>
         </w:rPr>
         <w:t>. Sơ đồ usecase Khách hàng</w:t>
       </w:r>
-      <w:bookmarkEnd w:id="49"/>
+      <w:bookmarkEnd w:id="48"/>
     </w:p>
     <w:p>
       <w:pPr>
@@ -16814,7 +16632,7 @@
           <w:lang w:eastAsia="vi-VN"/>
         </w:rPr>
         <w:drawing>
-          <wp:inline distT="0" distB="0" distL="0" distR="0" wp14:anchorId="1053C8FB" wp14:editId="79520073">
+          <wp:inline distT="0" distB="0" distL="0" distR="0" wp14:anchorId="61815D39" wp14:editId="3AE2303E">
             <wp:extent cx="5579745" cy="3202940"/>
             <wp:effectExtent l="19050" t="19050" r="20955" b="16510"/>
             <wp:docPr id="18" name="Picture 18"/>
@@ -16862,35 +16680,25 @@
           <w:lang w:val="en-US"/>
         </w:rPr>
       </w:pPr>
-      <w:bookmarkStart w:id="50" w:name="_Toc121524445"/>
+      <w:bookmarkStart w:id="49" w:name="_Toc121524445"/>
       <w:r>
         <w:t>Hình 2.</w:t>
       </w:r>
-      <w:r>
-        <w:fldChar w:fldCharType="begin"/>
-      </w:r>
-      <w:r>
-        <w:instrText xml:space="preserve"> SEQ Hình_2. \* ARABIC </w:instrText>
-      </w:r>
-      <w:r>
-        <w:fldChar w:fldCharType="separate"/>
-      </w:r>
-      <w:r>
-        <w:rPr>
-          <w:noProof/>
-        </w:rPr>
-        <w:t>4</w:t>
-      </w:r>
-      <w:r>
-        <w:fldChar w:fldCharType="end"/>
-      </w:r>
+      <w:fldSimple w:instr=" SEQ Hình_2. \* ARABIC ">
+        <w:r>
+          <w:rPr>
+            <w:noProof/>
+          </w:rPr>
+          <w:t>4</w:t>
+        </w:r>
+      </w:fldSimple>
       <w:r>
         <w:rPr>
           <w:lang w:val="en-US"/>
         </w:rPr>
         <w:t>. Sơ đồ usecase Nhân viên</w:t>
       </w:r>
-      <w:bookmarkEnd w:id="50"/>
+      <w:bookmarkEnd w:id="49"/>
     </w:p>
     <w:p>
       <w:pPr>
@@ -16904,7 +16712,7 @@
         </w:rPr>
         <w:lastRenderedPageBreak/>
         <w:drawing>
-          <wp:inline distT="0" distB="0" distL="0" distR="0" wp14:anchorId="47179F70" wp14:editId="704C6D3E">
+          <wp:inline distT="0" distB="0" distL="0" distR="0" wp14:anchorId="1261A0E1" wp14:editId="46658FDC">
             <wp:extent cx="5579745" cy="4083685"/>
             <wp:effectExtent l="19050" t="19050" r="20955" b="12065"/>
             <wp:docPr id="21" name="Picture 21"/>
@@ -16952,35 +16760,25 @@
           <w:lang w:val="en-US"/>
         </w:rPr>
       </w:pPr>
-      <w:bookmarkStart w:id="51" w:name="_Toc121524446"/>
+      <w:bookmarkStart w:id="50" w:name="_Toc121524446"/>
       <w:r>
         <w:t>Hình 2.</w:t>
       </w:r>
-      <w:r>
-        <w:fldChar w:fldCharType="begin"/>
-      </w:r>
-      <w:r>
-        <w:instrText xml:space="preserve"> SEQ Hình_2. \* ARABIC </w:instrText>
-      </w:r>
-      <w:r>
-        <w:fldChar w:fldCharType="separate"/>
-      </w:r>
-      <w:r>
-        <w:rPr>
-          <w:noProof/>
-        </w:rPr>
-        <w:t>5</w:t>
-      </w:r>
-      <w:r>
-        <w:fldChar w:fldCharType="end"/>
-      </w:r>
+      <w:fldSimple w:instr=" SEQ Hình_2. \* ARABIC ">
+        <w:r>
+          <w:rPr>
+            <w:noProof/>
+          </w:rPr>
+          <w:t>5</w:t>
+        </w:r>
+      </w:fldSimple>
       <w:r>
         <w:rPr>
           <w:lang w:val="en-US"/>
         </w:rPr>
         <w:t>. Sơ đồ usecase Quản lý</w:t>
       </w:r>
-      <w:bookmarkEnd w:id="51"/>
+      <w:bookmarkEnd w:id="50"/>
     </w:p>
     <w:p>
       <w:pPr>
@@ -17014,7 +16812,7 @@
           <w:lang w:eastAsia="vi-VN"/>
         </w:rPr>
         <w:drawing>
-          <wp:inline distT="0" distB="0" distL="0" distR="0" wp14:anchorId="27247305" wp14:editId="3C5D4A2D">
+          <wp:inline distT="0" distB="0" distL="0" distR="0" wp14:anchorId="414CC6A2" wp14:editId="396D1B47">
             <wp:extent cx="5579745" cy="4285615"/>
             <wp:effectExtent l="19050" t="19050" r="20955" b="19685"/>
             <wp:docPr id="8" name="Picture 8"/>
@@ -17065,28 +16863,18 @@
       <w:pPr>
         <w:pStyle w:val="LabelHinh"/>
       </w:pPr>
-      <w:bookmarkStart w:id="52" w:name="_Toc121524447"/>
+      <w:bookmarkStart w:id="51" w:name="_Toc121524447"/>
       <w:r>
         <w:t>Hình 2.</w:t>
       </w:r>
-      <w:r>
-        <w:fldChar w:fldCharType="begin"/>
-      </w:r>
-      <w:r>
-        <w:instrText xml:space="preserve"> SEQ Hình_2. \* ARABIC </w:instrText>
-      </w:r>
-      <w:r>
-        <w:fldChar w:fldCharType="separate"/>
-      </w:r>
-      <w:r>
-        <w:rPr>
-          <w:noProof/>
-        </w:rPr>
-        <w:t>6</w:t>
-      </w:r>
-      <w:r>
-        <w:fldChar w:fldCharType="end"/>
-      </w:r>
+      <w:fldSimple w:instr=" SEQ Hình_2. \* ARABIC ">
+        <w:r>
+          <w:rPr>
+            <w:noProof/>
+          </w:rPr>
+          <w:t>6</w:t>
+        </w:r>
+      </w:fldSimple>
       <w:r>
         <w:rPr>
           <w:lang w:val="en-US"/>
@@ -17097,56 +16885,52 @@
         <w:rPr>
           <w:lang w:val="en-US"/>
         </w:rPr>
+        <w:t xml:space="preserve"> </w:t>
+      </w:r>
+      <w:r>
+        <w:rPr>
+          <w:lang w:val="en-US"/>
+        </w:rPr>
         <w:t>Mô hình MLD</w:t>
       </w:r>
+      <w:bookmarkEnd w:id="51"/>
+    </w:p>
+    <w:p>
+      <w:pPr>
+        <w:pStyle w:val="Heading3"/>
+        <w:rPr>
+          <w:lang w:val="en-US"/>
+        </w:rPr>
+      </w:pPr>
+      <w:bookmarkStart w:id="52" w:name="_Toc121524428"/>
+      <w:r>
+        <w:rPr>
+          <w:lang w:val="en-US"/>
+        </w:rPr>
+        <w:t>Thiết kế dữ liệu</w:t>
+      </w:r>
       <w:bookmarkEnd w:id="52"/>
     </w:p>
     <w:p>
       <w:pPr>
-        <w:pStyle w:val="Heading3"/>
-        <w:rPr>
-          <w:lang w:val="en-US"/>
-        </w:rPr>
-      </w:pPr>
-      <w:bookmarkStart w:id="53" w:name="_Toc121524428"/>
-      <w:r>
-        <w:rPr>
-          <w:lang w:val="en-US"/>
-        </w:rPr>
-        <w:t>Thiết kế dữ liệu</w:t>
+        <w:pStyle w:val="LabelHinh"/>
+      </w:pPr>
+      <w:bookmarkStart w:id="53" w:name="_Toc121524469"/>
+      <w:r>
+        <w:t xml:space="preserve">Bảng </w:t>
+      </w:r>
+      <w:fldSimple w:instr=" SEQ Bảng \* ARABIC ">
+        <w:r>
+          <w:rPr>
+            <w:noProof/>
+          </w:rPr>
+          <w:t>12</w:t>
+        </w:r>
+      </w:fldSimple>
+      <w:r>
+        <w:t>. Collection Người dùng</w:t>
       </w:r>
       <w:bookmarkEnd w:id="53"/>
-    </w:p>
-    <w:p>
-      <w:pPr>
-        <w:pStyle w:val="LabelHinh"/>
-      </w:pPr>
-      <w:bookmarkStart w:id="54" w:name="_Toc121524469"/>
-      <w:r>
-        <w:t xml:space="preserve">Bảng </w:t>
-      </w:r>
-      <w:r>
-        <w:fldChar w:fldCharType="begin"/>
-      </w:r>
-      <w:r>
-        <w:instrText xml:space="preserve"> SEQ Bảng \* ARABIC </w:instrText>
-      </w:r>
-      <w:r>
-        <w:fldChar w:fldCharType="separate"/>
-      </w:r>
-      <w:r>
-        <w:rPr>
-          <w:noProof/>
-        </w:rPr>
-        <w:t>12</w:t>
-      </w:r>
-      <w:r>
-        <w:fldChar w:fldCharType="end"/>
-      </w:r>
-      <w:r>
-        <w:t>. Collection Người dùng</w:t>
-      </w:r>
-      <w:bookmarkEnd w:id="54"/>
     </w:p>
     <w:tbl>
       <w:tblPr>
@@ -20304,7 +20088,21 @@
         <w:rPr>
           <w:lang w:val="en-US"/>
         </w:rPr>
-        <w:t>), mật khẩu (MatKhau), email (Email), số điện thoại (SDT), Ngày sinh (NgaySinh), giới tính (GioiTinh), chứng minh nhân dân/ căn cước công dân (CMND), mảng đối tượng yêu thích (YeuThich), thời gian tạo (Thoi_gian_tao), thời gian cập nhật (Thoi_gian_cap_nhat), mảng các Object địa chỉ (DiaChi). Trong đó, mảng các Object địa chỉ thanh toán có: mã từng đối tượng địa chỉ (DiaChi._id), tên địa chỉ (DiaChi.TenDiaChi), xã/ phường (Dia_chi.Xa_Phuong), huyện/ quận (Dia_chi.Huyen_Quan), tỉnh/ thành phố (Dia_chi.Tinh_ThanhPho), mảng đối tượng sở thích gồm có: mã từng đối tượng sở thích (So_thich._id).</w:t>
+        <w:t>), mật khẩu (MatKhau), email (Email), số điện thoại (SDT), Ngày sinh (NgaySinh), giới tính (GioiTinh), chứng minh nhân dân/ căn cước công dân (CMND), mảng đối tượng yêu thích (YeuThich), thời gian tạo (Thoi_gian_tao), thời gian cập nhật (Thoi_gian_cap_nhat), mảng các Object địa chỉ (DiaChi). Trong đó, mảng các Object địa chỉ thanh toán có: mã từng đối tượng địa chỉ (</w:t>
+      </w:r>
+      <w:proofErr w:type="gramStart"/>
+      <w:r>
+        <w:rPr>
+          <w:lang w:val="en-US"/>
+        </w:rPr>
+        <w:t>DiaChi._</w:t>
+      </w:r>
+      <w:proofErr w:type="gramEnd"/>
+      <w:r>
+        <w:rPr>
+          <w:lang w:val="en-US"/>
+        </w:rPr>
+        <w:t>id), tên địa chỉ (DiaChi.TenDiaChi), xã/ phường (Dia_chi.Xa_Phuong), huyện/ quận (Dia_chi.Huyen_Quan), tỉnh/ thành phố (Dia_chi.Tinh_ThanhPho), mảng đối tượng sở thích gồm có: mã từng đối tượng sở thích (So_thich._id).</w:t>
       </w:r>
     </w:p>
     <w:p>
@@ -20347,33 +20145,23 @@
       <w:pPr>
         <w:pStyle w:val="LabelHinh"/>
       </w:pPr>
-      <w:bookmarkStart w:id="55" w:name="_Toc121524470"/>
+      <w:bookmarkStart w:id="54" w:name="_Toc121524470"/>
       <w:r>
         <w:lastRenderedPageBreak/>
         <w:t xml:space="preserve">Bảng </w:t>
       </w:r>
-      <w:r>
-        <w:fldChar w:fldCharType="begin"/>
-      </w:r>
-      <w:r>
-        <w:instrText xml:space="preserve"> SEQ Bảng \* ARABIC </w:instrText>
-      </w:r>
-      <w:r>
-        <w:fldChar w:fldCharType="separate"/>
-      </w:r>
-      <w:r>
-        <w:rPr>
-          <w:noProof/>
-        </w:rPr>
-        <w:t>13</w:t>
-      </w:r>
-      <w:r>
-        <w:fldChar w:fldCharType="end"/>
-      </w:r>
+      <w:fldSimple w:instr=" SEQ Bảng \* ARABIC ">
+        <w:r>
+          <w:rPr>
+            <w:noProof/>
+          </w:rPr>
+          <w:t>13</w:t>
+        </w:r>
+      </w:fldSimple>
       <w:r>
         <w:t>. Collection tour</w:t>
       </w:r>
-      <w:bookmarkEnd w:id="55"/>
+      <w:bookmarkEnd w:id="54"/>
     </w:p>
     <w:tbl>
       <w:tblPr>
@@ -22571,33 +22359,23 @@
       <w:pPr>
         <w:pStyle w:val="LabelHinh"/>
       </w:pPr>
-      <w:bookmarkStart w:id="56" w:name="_Toc121524471"/>
+      <w:bookmarkStart w:id="55" w:name="_Toc121524471"/>
       <w:r>
         <w:lastRenderedPageBreak/>
         <w:t xml:space="preserve">Bảng </w:t>
       </w:r>
-      <w:r>
-        <w:fldChar w:fldCharType="begin"/>
-      </w:r>
-      <w:r>
-        <w:instrText xml:space="preserve"> SEQ Bảng \* ARABIC </w:instrText>
-      </w:r>
-      <w:r>
-        <w:fldChar w:fldCharType="separate"/>
-      </w:r>
-      <w:r>
-        <w:rPr>
-          <w:noProof/>
-        </w:rPr>
-        <w:t>14</w:t>
-      </w:r>
-      <w:r>
-        <w:fldChar w:fldCharType="end"/>
-      </w:r>
+      <w:fldSimple w:instr=" SEQ Bảng \* ARABIC ">
+        <w:r>
+          <w:rPr>
+            <w:noProof/>
+          </w:rPr>
+          <w:t>14</w:t>
+        </w:r>
+      </w:fldSimple>
       <w:r>
         <w:t>. Collection Loại Tour</w:t>
       </w:r>
-      <w:bookmarkEnd w:id="56"/>
+      <w:bookmarkEnd w:id="55"/>
     </w:p>
     <w:tbl>
       <w:tblPr>
@@ -23391,7 +23169,7 @@
         <w:ind w:left="0" w:firstLine="284"/>
       </w:pPr>
       <w:r>
-        <w:t>- Mỗi loại tour có một mã duy nhất để phân biệt với các loại tour khác.</w:t>
+        <w:t>Mỗi loại tour có một mã duy nhất để phân biệt với các loại tour khác.</w:t>
       </w:r>
     </w:p>
     <w:p>
@@ -23404,7 +23182,7 @@
         <w:ind w:left="0" w:firstLine="284"/>
       </w:pPr>
       <w:r>
-        <w:t>- Giá sẽ phụ thuộc vào số lượng khách tham gia.</w:t>
+        <w:t>Giá sẽ phụ thuộc vào số lượng khách tham gia.</w:t>
       </w:r>
     </w:p>
     <w:p>
@@ -23416,32 +23194,22 @@
       <w:pPr>
         <w:pStyle w:val="LabelHinh"/>
       </w:pPr>
-      <w:bookmarkStart w:id="57" w:name="_Toc121524472"/>
+      <w:bookmarkStart w:id="56" w:name="_Toc121524472"/>
       <w:r>
         <w:t xml:space="preserve">Bảng </w:t>
       </w:r>
-      <w:r>
-        <w:fldChar w:fldCharType="begin"/>
-      </w:r>
-      <w:r>
-        <w:instrText xml:space="preserve"> SEQ Bảng \* ARABIC </w:instrText>
-      </w:r>
-      <w:r>
-        <w:fldChar w:fldCharType="separate"/>
-      </w:r>
-      <w:r>
-        <w:rPr>
-          <w:noProof/>
-        </w:rPr>
-        <w:t>15</w:t>
-      </w:r>
-      <w:r>
-        <w:fldChar w:fldCharType="end"/>
-      </w:r>
+      <w:fldSimple w:instr=" SEQ Bảng \* ARABIC ">
+        <w:r>
+          <w:rPr>
+            <w:noProof/>
+          </w:rPr>
+          <w:t>15</w:t>
+        </w:r>
+      </w:fldSimple>
       <w:r>
         <w:t>. Collection Hóa đơn</w:t>
       </w:r>
-      <w:bookmarkEnd w:id="57"/>
+      <w:bookmarkEnd w:id="56"/>
     </w:p>
     <w:tbl>
       <w:tblPr>
@@ -24907,14 +24675,14 @@
           <w:lang w:val="en-US"/>
         </w:rPr>
       </w:pPr>
-      <w:bookmarkStart w:id="58" w:name="_Toc121524429"/>
+      <w:bookmarkStart w:id="57" w:name="_Toc121524429"/>
       <w:r>
         <w:rPr>
           <w:lang w:val="en-US"/>
         </w:rPr>
         <w:t>Cấu trúc dự án</w:t>
       </w:r>
-      <w:bookmarkEnd w:id="58"/>
+      <w:bookmarkEnd w:id="57"/>
     </w:p>
     <w:p>
       <w:pPr>
@@ -24966,7 +24734,7 @@
           <w:lang w:eastAsia="vi-VN"/>
         </w:rPr>
         <w:drawing>
-          <wp:inline distT="0" distB="0" distL="0" distR="0" wp14:anchorId="61F38580" wp14:editId="56556195">
+          <wp:inline distT="0" distB="0" distL="0" distR="0" wp14:anchorId="29BC583F" wp14:editId="3992407B">
             <wp:extent cx="3094182" cy="2836333"/>
             <wp:effectExtent l="0" t="0" r="0" b="2540"/>
             <wp:docPr id="14" name="Picture 14"/>
@@ -25006,28 +24774,18 @@
       <w:pPr>
         <w:pStyle w:val="LabelHinh"/>
       </w:pPr>
-      <w:bookmarkStart w:id="59" w:name="_Toc121524448"/>
+      <w:bookmarkStart w:id="58" w:name="_Toc121524448"/>
       <w:r>
         <w:t>Hình 2.</w:t>
       </w:r>
-      <w:r>
-        <w:fldChar w:fldCharType="begin"/>
-      </w:r>
-      <w:r>
-        <w:instrText xml:space="preserve"> SEQ Hình_2. \* ARABIC </w:instrText>
-      </w:r>
-      <w:r>
-        <w:fldChar w:fldCharType="separate"/>
-      </w:r>
-      <w:r>
-        <w:rPr>
-          <w:noProof/>
-        </w:rPr>
-        <w:t>7</w:t>
-      </w:r>
-      <w:r>
-        <w:fldChar w:fldCharType="end"/>
-      </w:r>
+      <w:fldSimple w:instr=" SEQ Hình_2. \* ARABIC ">
+        <w:r>
+          <w:rPr>
+            <w:noProof/>
+          </w:rPr>
+          <w:t>7</w:t>
+        </w:r>
+      </w:fldSimple>
       <w:r>
         <w:rPr>
           <w:lang w:val="en-US"/>
@@ -25040,7 +24798,7 @@
         </w:rPr>
         <w:t>Cấu trúc thư mục server</w:t>
       </w:r>
-      <w:bookmarkEnd w:id="59"/>
+      <w:bookmarkEnd w:id="58"/>
     </w:p>
     <w:p>
       <w:pPr>
@@ -25198,7 +24956,7 @@
           <w:lang w:eastAsia="vi-VN"/>
         </w:rPr>
         <w:drawing>
-          <wp:inline distT="0" distB="0" distL="0" distR="0" wp14:anchorId="248D620E" wp14:editId="5EF76D27">
+          <wp:inline distT="0" distB="0" distL="0" distR="0" wp14:anchorId="3AC06F1F" wp14:editId="0373DA32">
             <wp:extent cx="3009900" cy="1990725"/>
             <wp:effectExtent l="0" t="0" r="0" b="9525"/>
             <wp:docPr id="15" name="Picture 15"/>
@@ -25238,28 +24996,18 @@
       <w:pPr>
         <w:pStyle w:val="LabelHinh"/>
       </w:pPr>
-      <w:bookmarkStart w:id="60" w:name="_Toc121524449"/>
+      <w:bookmarkStart w:id="59" w:name="_Toc121524449"/>
       <w:r>
         <w:t>Hình 2.</w:t>
       </w:r>
-      <w:r>
-        <w:fldChar w:fldCharType="begin"/>
-      </w:r>
-      <w:r>
-        <w:instrText xml:space="preserve"> SEQ Hình_2. \* ARABIC </w:instrText>
-      </w:r>
-      <w:r>
-        <w:fldChar w:fldCharType="separate"/>
-      </w:r>
-      <w:r>
-        <w:rPr>
-          <w:noProof/>
-        </w:rPr>
-        <w:t>8</w:t>
-      </w:r>
-      <w:r>
-        <w:fldChar w:fldCharType="end"/>
-      </w:r>
+      <w:fldSimple w:instr=" SEQ Hình_2. \* ARABIC ">
+        <w:r>
+          <w:rPr>
+            <w:noProof/>
+          </w:rPr>
+          <w:t>8</w:t>
+        </w:r>
+      </w:fldSimple>
       <w:r>
         <w:rPr>
           <w:lang w:val="en-US"/>
@@ -25272,7 +25020,7 @@
         </w:rPr>
         <w:t>Cấu trúc thư mục khởi tạo model</w:t>
       </w:r>
-      <w:bookmarkEnd w:id="60"/>
+      <w:bookmarkEnd w:id="59"/>
     </w:p>
     <w:p>
       <w:pPr>
@@ -25288,7 +25036,7 @@
         </w:rPr>
         <w:lastRenderedPageBreak/>
         <w:drawing>
-          <wp:inline distT="0" distB="0" distL="0" distR="0" wp14:anchorId="5523689A" wp14:editId="4A70CA50">
+          <wp:inline distT="0" distB="0" distL="0" distR="0" wp14:anchorId="0E867327" wp14:editId="56FC617A">
             <wp:extent cx="4412352" cy="7938654"/>
             <wp:effectExtent l="0" t="0" r="7620" b="5715"/>
             <wp:docPr id="16" name="Picture 16"/>
@@ -25328,28 +25076,18 @@
       <w:pPr>
         <w:pStyle w:val="LabelHinh"/>
       </w:pPr>
-      <w:bookmarkStart w:id="61" w:name="_Toc121524450"/>
+      <w:bookmarkStart w:id="60" w:name="_Toc121524450"/>
       <w:r>
         <w:t>Hình 2.</w:t>
       </w:r>
-      <w:r>
-        <w:fldChar w:fldCharType="begin"/>
-      </w:r>
-      <w:r>
-        <w:instrText xml:space="preserve"> SEQ Hình_2. \* ARABIC </w:instrText>
-      </w:r>
-      <w:r>
-        <w:fldChar w:fldCharType="separate"/>
-      </w:r>
-      <w:r>
-        <w:rPr>
-          <w:noProof/>
-        </w:rPr>
-        <w:t>9</w:t>
-      </w:r>
-      <w:r>
-        <w:fldChar w:fldCharType="end"/>
-      </w:r>
+      <w:fldSimple w:instr=" SEQ Hình_2. \* ARABIC ">
+        <w:r>
+          <w:rPr>
+            <w:noProof/>
+          </w:rPr>
+          <w:t>9</w:t>
+        </w:r>
+      </w:fldSimple>
       <w:r>
         <w:rPr>
           <w:lang w:val="en-US"/>
@@ -25362,7 +25100,7 @@
         </w:rPr>
         <w:t>Schema Tour</w:t>
       </w:r>
-      <w:bookmarkEnd w:id="61"/>
+      <w:bookmarkEnd w:id="60"/>
     </w:p>
     <w:p>
       <w:pPr>
@@ -25418,7 +25156,7 @@
           <w:lang w:eastAsia="vi-VN"/>
         </w:rPr>
         <w:drawing>
-          <wp:inline distT="0" distB="0" distL="0" distR="0" wp14:anchorId="640E4E41" wp14:editId="13DD02BC">
+          <wp:inline distT="0" distB="0" distL="0" distR="0" wp14:anchorId="2B347C02" wp14:editId="178627C7">
             <wp:extent cx="2161309" cy="5343709"/>
             <wp:effectExtent l="0" t="0" r="0" b="0"/>
             <wp:docPr id="17" name="Picture 17"/>
@@ -25458,28 +25196,18 @@
       <w:pPr>
         <w:pStyle w:val="LabelHinh"/>
       </w:pPr>
-      <w:bookmarkStart w:id="62" w:name="_Toc121524451"/>
+      <w:bookmarkStart w:id="61" w:name="_Toc121524451"/>
       <w:r>
         <w:t>Hình 2.</w:t>
       </w:r>
-      <w:r>
-        <w:fldChar w:fldCharType="begin"/>
-      </w:r>
-      <w:r>
-        <w:instrText xml:space="preserve"> SEQ Hình_2. \* ARABIC </w:instrText>
-      </w:r>
-      <w:r>
-        <w:fldChar w:fldCharType="separate"/>
-      </w:r>
-      <w:r>
-        <w:rPr>
-          <w:noProof/>
-        </w:rPr>
-        <w:t>10</w:t>
-      </w:r>
-      <w:r>
-        <w:fldChar w:fldCharType="end"/>
-      </w:r>
+      <w:fldSimple w:instr=" SEQ Hình_2. \* ARABIC ">
+        <w:r>
+          <w:rPr>
+            <w:noProof/>
+          </w:rPr>
+          <w:t>10</w:t>
+        </w:r>
+      </w:fldSimple>
       <w:r>
         <w:rPr>
           <w:lang w:val="en-US"/>
@@ -25492,7 +25220,7 @@
         </w:rPr>
         <w:t>Cấu thúc thư mục View</w:t>
       </w:r>
-      <w:bookmarkEnd w:id="62"/>
+      <w:bookmarkEnd w:id="61"/>
     </w:p>
     <w:p>
       <w:pPr>
@@ -26212,7 +25940,7 @@
           <w:lang w:val="en-US"/>
         </w:rPr>
       </w:pPr>
-      <w:bookmarkStart w:id="63" w:name="_Toc121524430"/>
+      <w:bookmarkStart w:id="62" w:name="_Toc121524430"/>
       <w:r>
         <w:rPr>
           <w:lang w:val="en-US"/>
@@ -26226,23 +25954,23 @@
         </w:rPr>
         <w:t xml:space="preserve"> THỰC HIỆN</w:t>
       </w:r>
+      <w:bookmarkEnd w:id="62"/>
+    </w:p>
+    <w:p>
+      <w:pPr>
+        <w:pStyle w:val="Heading3"/>
+        <w:rPr>
+          <w:lang w:val="en-US"/>
+        </w:rPr>
+      </w:pPr>
+      <w:bookmarkStart w:id="63" w:name="_Toc121524431"/>
+      <w:r>
+        <w:rPr>
+          <w:lang w:val="en-US"/>
+        </w:rPr>
+        <w:t>Đăng ký</w:t>
+      </w:r>
       <w:bookmarkEnd w:id="63"/>
-    </w:p>
-    <w:p>
-      <w:pPr>
-        <w:pStyle w:val="Heading3"/>
-        <w:rPr>
-          <w:lang w:val="en-US"/>
-        </w:rPr>
-      </w:pPr>
-      <w:bookmarkStart w:id="64" w:name="_Toc121524431"/>
-      <w:r>
-        <w:rPr>
-          <w:lang w:val="en-US"/>
-        </w:rPr>
-        <w:t>Đăng ký</w:t>
-      </w:r>
-      <w:bookmarkEnd w:id="64"/>
     </w:p>
     <w:p>
       <w:pPr>
@@ -26315,7 +26043,7 @@
           <w:lang w:eastAsia="vi-VN"/>
         </w:rPr>
         <w:drawing>
-          <wp:inline distT="0" distB="0" distL="0" distR="0" wp14:anchorId="20BEA816" wp14:editId="4D4319E6">
+          <wp:inline distT="0" distB="0" distL="0" distR="0" wp14:anchorId="10B0C8F9" wp14:editId="691ABD77">
             <wp:extent cx="2627669" cy="5839460"/>
             <wp:effectExtent l="19050" t="19050" r="20320" b="27940"/>
             <wp:docPr id="20" name="Picture 20"/>
@@ -26366,28 +26094,18 @@
       <w:pPr>
         <w:pStyle w:val="LabelHinh"/>
       </w:pPr>
-      <w:bookmarkStart w:id="65" w:name="_Toc121524452"/>
+      <w:bookmarkStart w:id="64" w:name="_Toc121524452"/>
       <w:r>
         <w:t>Hình 2.</w:t>
       </w:r>
-      <w:r>
-        <w:fldChar w:fldCharType="begin"/>
-      </w:r>
-      <w:r>
-        <w:instrText xml:space="preserve"> SEQ Hình_2. \* ARABIC </w:instrText>
-      </w:r>
-      <w:r>
-        <w:fldChar w:fldCharType="separate"/>
-      </w:r>
-      <w:r>
-        <w:rPr>
-          <w:noProof/>
-        </w:rPr>
-        <w:t>11</w:t>
-      </w:r>
-      <w:r>
-        <w:fldChar w:fldCharType="end"/>
-      </w:r>
+      <w:fldSimple w:instr=" SEQ Hình_2. \* ARABIC ">
+        <w:r>
+          <w:rPr>
+            <w:noProof/>
+          </w:rPr>
+          <w:t>11</w:t>
+        </w:r>
+      </w:fldSimple>
       <w:r>
         <w:rPr>
           <w:lang w:val="en-US"/>
@@ -26400,7 +26118,7 @@
         </w:rPr>
         <w:t>Giao diện đăng ký</w:t>
       </w:r>
-      <w:bookmarkEnd w:id="65"/>
+      <w:bookmarkEnd w:id="64"/>
     </w:p>
     <w:p>
       <w:pPr>
@@ -26412,15 +26130,6 @@
     </w:p>
     <w:p>
       <w:pPr>
-        <w:pStyle w:val="ListParagraph"/>
-        <w:rPr>
-          <w:lang w:val="en-US"/>
-        </w:rPr>
-      </w:pPr>
-    </w:p>
-    <w:p>
-      <w:pPr>
-        <w:pStyle w:val="ListParagraph"/>
         <w:rPr>
           <w:lang w:val="en-US"/>
         </w:rPr>
@@ -26441,6 +26150,7 @@
         <w:rPr>
           <w:lang w:val="en-US"/>
         </w:rPr>
+        <w:lastRenderedPageBreak/>
         <w:t>Các thành phần trong giao diện</w:t>
       </w:r>
     </w:p>
@@ -26448,32 +26158,22 @@
       <w:pPr>
         <w:pStyle w:val="LabelHinh"/>
       </w:pPr>
-      <w:bookmarkStart w:id="66" w:name="_Toc121524473"/>
+      <w:bookmarkStart w:id="65" w:name="_Toc121524473"/>
       <w:r>
         <w:t xml:space="preserve">Bảng </w:t>
       </w:r>
-      <w:r>
-        <w:fldChar w:fldCharType="begin"/>
-      </w:r>
-      <w:r>
-        <w:instrText xml:space="preserve"> SEQ Bảng \* ARABIC </w:instrText>
-      </w:r>
-      <w:r>
-        <w:fldChar w:fldCharType="separate"/>
-      </w:r>
-      <w:r>
-        <w:rPr>
-          <w:noProof/>
-        </w:rPr>
-        <w:t>16</w:t>
-      </w:r>
-      <w:r>
-        <w:fldChar w:fldCharType="end"/>
-      </w:r>
+      <w:fldSimple w:instr=" SEQ Bảng \* ARABIC ">
+        <w:r>
+          <w:rPr>
+            <w:noProof/>
+          </w:rPr>
+          <w:t>16</w:t>
+        </w:r>
+      </w:fldSimple>
       <w:r>
         <w:t>. Bảng các thành phần trong giao diện đăng ký</w:t>
       </w:r>
-      <w:bookmarkEnd w:id="66"/>
+      <w:bookmarkEnd w:id="65"/>
     </w:p>
     <w:tbl>
       <w:tblPr>
@@ -27170,14 +26870,14 @@
           <w:lang w:val="en-US"/>
         </w:rPr>
       </w:pPr>
-      <w:bookmarkStart w:id="67" w:name="_Toc121524432"/>
+      <w:bookmarkStart w:id="66" w:name="_Toc121524432"/>
       <w:r>
         <w:rPr>
           <w:lang w:val="en-US"/>
         </w:rPr>
         <w:t>Đăng nhập</w:t>
       </w:r>
-      <w:bookmarkEnd w:id="67"/>
+      <w:bookmarkEnd w:id="66"/>
     </w:p>
     <w:p>
       <w:pPr>
@@ -27217,6 +26917,19 @@
     </w:p>
     <w:p>
       <w:pPr>
+        <w:rPr>
+          <w:lang w:val="en-US"/>
+        </w:rPr>
+      </w:pPr>
+      <w:r>
+        <w:rPr>
+          <w:lang w:val="en-US"/>
+        </w:rPr>
+        <w:br w:type="page"/>
+      </w:r>
+    </w:p>
+    <w:p>
+      <w:pPr>
         <w:pStyle w:val="StyleLuanVan"/>
         <w:numPr>
           <w:ilvl w:val="0"/>
@@ -27230,6 +26943,7 @@
         <w:rPr>
           <w:lang w:val="en-US"/>
         </w:rPr>
+        <w:lastRenderedPageBreak/>
         <w:t>Giao diện:</w:t>
       </w:r>
     </w:p>
@@ -27243,9 +26957,8 @@
           <w:noProof/>
           <w:lang w:eastAsia="vi-VN"/>
         </w:rPr>
-        <w:lastRenderedPageBreak/>
         <w:drawing>
-          <wp:inline distT="0" distB="0" distL="0" distR="0" wp14:anchorId="22457874" wp14:editId="5E2AC332">
+          <wp:inline distT="0" distB="0" distL="0" distR="0" wp14:anchorId="41E3633C" wp14:editId="4B62C8F1">
             <wp:extent cx="3149280" cy="6995160"/>
             <wp:effectExtent l="19050" t="19050" r="13335" b="15240"/>
             <wp:docPr id="4" name="Picture 4"/>
@@ -27296,28 +27009,18 @@
       <w:pPr>
         <w:pStyle w:val="LabelHinh"/>
       </w:pPr>
-      <w:bookmarkStart w:id="68" w:name="_Toc121524453"/>
+      <w:bookmarkStart w:id="67" w:name="_Toc121524453"/>
       <w:r>
         <w:t>Hình 2.</w:t>
       </w:r>
-      <w:r>
-        <w:fldChar w:fldCharType="begin"/>
-      </w:r>
-      <w:r>
-        <w:instrText xml:space="preserve"> SEQ Hình_2. \* ARABIC </w:instrText>
-      </w:r>
-      <w:r>
-        <w:fldChar w:fldCharType="separate"/>
-      </w:r>
-      <w:r>
-        <w:rPr>
-          <w:noProof/>
-        </w:rPr>
-        <w:t>12</w:t>
-      </w:r>
-      <w:r>
-        <w:fldChar w:fldCharType="end"/>
-      </w:r>
+      <w:fldSimple w:instr=" SEQ Hình_2. \* ARABIC ">
+        <w:r>
+          <w:rPr>
+            <w:noProof/>
+          </w:rPr>
+          <w:t>12</w:t>
+        </w:r>
+      </w:fldSimple>
       <w:r>
         <w:rPr>
           <w:lang w:val="en-US"/>
@@ -27330,7 +27033,7 @@
         </w:rPr>
         <w:t>Giao diện đăng nhập</w:t>
       </w:r>
-      <w:bookmarkEnd w:id="68"/>
+      <w:bookmarkEnd w:id="67"/>
     </w:p>
     <w:p>
       <w:pPr>
@@ -27368,32 +27071,22 @@
       <w:pPr>
         <w:pStyle w:val="LabelHinh"/>
       </w:pPr>
-      <w:bookmarkStart w:id="69" w:name="_Toc121524474"/>
+      <w:bookmarkStart w:id="68" w:name="_Toc121524474"/>
       <w:r>
         <w:t xml:space="preserve">Bảng </w:t>
       </w:r>
-      <w:r>
-        <w:fldChar w:fldCharType="begin"/>
-      </w:r>
-      <w:r>
-        <w:instrText xml:space="preserve"> SEQ Bảng \* ARABIC </w:instrText>
-      </w:r>
-      <w:r>
-        <w:fldChar w:fldCharType="separate"/>
-      </w:r>
-      <w:r>
-        <w:rPr>
-          <w:noProof/>
-        </w:rPr>
-        <w:t>17</w:t>
-      </w:r>
-      <w:r>
-        <w:fldChar w:fldCharType="end"/>
-      </w:r>
+      <w:fldSimple w:instr=" SEQ Bảng \* ARABIC ">
+        <w:r>
+          <w:rPr>
+            <w:noProof/>
+          </w:rPr>
+          <w:t>17</w:t>
+        </w:r>
+      </w:fldSimple>
       <w:r>
         <w:t>. Bảng các thành phần trong giao diện đăng nhập</w:t>
       </w:r>
-      <w:bookmarkEnd w:id="69"/>
+      <w:bookmarkEnd w:id="68"/>
     </w:p>
     <w:tbl>
       <w:tblPr>
@@ -27974,14 +27667,14 @@
           <w:lang w:val="en-US"/>
         </w:rPr>
       </w:pPr>
-      <w:bookmarkStart w:id="70" w:name="_Toc121524433"/>
+      <w:bookmarkStart w:id="69" w:name="_Toc121524433"/>
       <w:r>
         <w:rPr>
           <w:lang w:val="en-US"/>
         </w:rPr>
         <w:t>Tạo bài đăng</w:t>
       </w:r>
-      <w:bookmarkEnd w:id="70"/>
+      <w:bookmarkEnd w:id="69"/>
     </w:p>
     <w:p>
       <w:pPr>
@@ -28069,7 +27762,7 @@
           <w:lang w:eastAsia="vi-VN"/>
         </w:rPr>
         <w:drawing>
-          <wp:inline distT="0" distB="0" distL="0" distR="0" wp14:anchorId="298F32D3" wp14:editId="759DA470">
+          <wp:inline distT="0" distB="0" distL="0" distR="0" wp14:anchorId="27C39EB8" wp14:editId="16ACB22B">
             <wp:extent cx="2362200" cy="5249506"/>
             <wp:effectExtent l="0" t="0" r="0" b="8890"/>
             <wp:docPr id="7" name="Picture 7"/>
@@ -28109,28 +27802,18 @@
       <w:pPr>
         <w:pStyle w:val="LabelHinh"/>
       </w:pPr>
-      <w:bookmarkStart w:id="71" w:name="_Toc121524454"/>
+      <w:bookmarkStart w:id="70" w:name="_Toc121524454"/>
       <w:r>
         <w:t>Hình 2.</w:t>
       </w:r>
-      <w:r>
-        <w:fldChar w:fldCharType="begin"/>
-      </w:r>
-      <w:r>
-        <w:instrText xml:space="preserve"> SEQ Hình_2. \* ARABIC </w:instrText>
-      </w:r>
-      <w:r>
-        <w:fldChar w:fldCharType="separate"/>
-      </w:r>
-      <w:r>
-        <w:rPr>
-          <w:noProof/>
-        </w:rPr>
-        <w:t>13</w:t>
-      </w:r>
-      <w:r>
-        <w:fldChar w:fldCharType="end"/>
-      </w:r>
+      <w:fldSimple w:instr=" SEQ Hình_2. \* ARABIC ">
+        <w:r>
+          <w:rPr>
+            <w:noProof/>
+          </w:rPr>
+          <w:t>13</w:t>
+        </w:r>
+      </w:fldSimple>
       <w:r>
         <w:rPr>
           <w:lang w:val="en-US"/>
@@ -28143,7 +27826,7 @@
         </w:rPr>
         <w:t>Giao diện tạo bài đăng</w:t>
       </w:r>
-      <w:bookmarkEnd w:id="71"/>
+      <w:bookmarkEnd w:id="70"/>
     </w:p>
     <w:p>
       <w:pPr>
@@ -28167,32 +27850,22 @@
       <w:pPr>
         <w:pStyle w:val="LabelHinh"/>
       </w:pPr>
-      <w:bookmarkStart w:id="72" w:name="_Toc121524475"/>
+      <w:bookmarkStart w:id="71" w:name="_Toc121524475"/>
       <w:r>
         <w:t xml:space="preserve">Bảng </w:t>
       </w:r>
-      <w:r>
-        <w:fldChar w:fldCharType="begin"/>
-      </w:r>
-      <w:r>
-        <w:instrText xml:space="preserve"> SEQ Bảng \* ARABIC </w:instrText>
-      </w:r>
-      <w:r>
-        <w:fldChar w:fldCharType="separate"/>
-      </w:r>
-      <w:r>
-        <w:rPr>
-          <w:noProof/>
-        </w:rPr>
-        <w:t>18</w:t>
-      </w:r>
-      <w:r>
-        <w:fldChar w:fldCharType="end"/>
-      </w:r>
+      <w:fldSimple w:instr=" SEQ Bảng \* ARABIC ">
+        <w:r>
+          <w:rPr>
+            <w:noProof/>
+          </w:rPr>
+          <w:t>18</w:t>
+        </w:r>
+      </w:fldSimple>
       <w:r>
         <w:t>. Bảng các thành phần trong giao diện tạo bài đăng</w:t>
       </w:r>
-      <w:bookmarkEnd w:id="72"/>
+      <w:bookmarkEnd w:id="71"/>
     </w:p>
     <w:tbl>
       <w:tblPr>
@@ -29346,7 +29019,7 @@
           <w:lang w:val="en-US"/>
         </w:rPr>
       </w:pPr>
-      <w:bookmarkStart w:id="73" w:name="_Toc121524434"/>
+      <w:bookmarkStart w:id="72" w:name="_Toc121524434"/>
       <w:r>
         <w:rPr>
           <w:lang w:val="en-US"/>
@@ -29354,7 +29027,7 @@
         <w:lastRenderedPageBreak/>
         <w:t>Thích và bỏ thích bài đăng</w:t>
       </w:r>
-      <w:bookmarkEnd w:id="73"/>
+      <w:bookmarkEnd w:id="72"/>
     </w:p>
     <w:p>
       <w:pPr>
@@ -29422,7 +29095,7 @@
           <w:lang w:eastAsia="vi-VN"/>
         </w:rPr>
         <w:drawing>
-          <wp:inline distT="0" distB="0" distL="0" distR="0" wp14:anchorId="3BBA4A15" wp14:editId="74B8E8F5">
+          <wp:inline distT="0" distB="0" distL="0" distR="0" wp14:anchorId="7A3BCD5F" wp14:editId="6342A6BA">
             <wp:extent cx="876300" cy="590550"/>
             <wp:effectExtent l="19050" t="19050" r="19050" b="19050"/>
             <wp:docPr id="11" name="Picture 11"/>
@@ -29468,7 +29141,7 @@
           <w:lang w:eastAsia="vi-VN"/>
         </w:rPr>
         <w:drawing>
-          <wp:inline distT="0" distB="0" distL="0" distR="0" wp14:anchorId="74CDFD55" wp14:editId="1D7C8950">
+          <wp:inline distT="0" distB="0" distL="0" distR="0" wp14:anchorId="0F031919" wp14:editId="04E67A4D">
             <wp:extent cx="685800" cy="622005"/>
             <wp:effectExtent l="19050" t="19050" r="19050" b="26035"/>
             <wp:docPr id="13" name="Picture 13"/>
@@ -29512,29 +29185,22 @@
     <w:p>
       <w:pPr>
         <w:pStyle w:val="LabelHinh"/>
-      </w:pPr>
-      <w:bookmarkStart w:id="74" w:name="_Toc121524455"/>
+        <w:rPr>
+          <w:lang w:val="en-US"/>
+        </w:rPr>
+      </w:pPr>
+      <w:bookmarkStart w:id="73" w:name="_Toc121524455"/>
       <w:r>
         <w:t>Hình 2.</w:t>
       </w:r>
-      <w:r>
-        <w:fldChar w:fldCharType="begin"/>
-      </w:r>
-      <w:r>
-        <w:instrText xml:space="preserve"> SEQ Hình_2. \* ARABIC </w:instrText>
-      </w:r>
-      <w:r>
-        <w:fldChar w:fldCharType="separate"/>
-      </w:r>
-      <w:r>
-        <w:rPr>
-          <w:noProof/>
-        </w:rPr>
-        <w:t>14</w:t>
-      </w:r>
-      <w:r>
-        <w:fldChar w:fldCharType="end"/>
-      </w:r>
+      <w:fldSimple w:instr=" SEQ Hình_2. \* ARABIC ">
+        <w:r>
+          <w:rPr>
+            <w:noProof/>
+          </w:rPr>
+          <w:t>14</w:t>
+        </w:r>
+      </w:fldSimple>
       <w:r>
         <w:rPr>
           <w:lang w:val="en-US"/>
@@ -29547,14 +29213,14 @@
         </w:rPr>
         <w:t>Giao diện like và unlike</w:t>
       </w:r>
+      <w:bookmarkEnd w:id="73"/>
+    </w:p>
+    <w:p>
+      <w:pPr>
+        <w:pStyle w:val="LabelHinh"/>
+      </w:pPr>
+      <w:bookmarkStart w:id="74" w:name="_GoBack"/>
       <w:bookmarkEnd w:id="74"/>
-    </w:p>
-    <w:p>
-      <w:pPr>
-        <w:pStyle w:val="StyleLuanVan"/>
-        <w:keepNext/>
-        <w:jc w:val="center"/>
-      </w:pPr>
     </w:p>
     <w:p>
       <w:pPr>
@@ -29582,24 +29248,14 @@
       <w:r>
         <w:t xml:space="preserve">Bảng </w:t>
       </w:r>
-      <w:r>
-        <w:fldChar w:fldCharType="begin"/>
-      </w:r>
-      <w:r>
-        <w:instrText xml:space="preserve"> SEQ Bảng \* ARABIC </w:instrText>
-      </w:r>
-      <w:r>
-        <w:fldChar w:fldCharType="separate"/>
-      </w:r>
-      <w:r>
-        <w:rPr>
-          <w:noProof/>
-        </w:rPr>
-        <w:t>19</w:t>
-      </w:r>
-      <w:r>
-        <w:fldChar w:fldCharType="end"/>
-      </w:r>
+      <w:fldSimple w:instr=" SEQ Bảng \* ARABIC ">
+        <w:r>
+          <w:rPr>
+            <w:noProof/>
+          </w:rPr>
+          <w:t>19</w:t>
+        </w:r>
+      </w:fldSimple>
       <w:r>
         <w:t>. Bảng các thành phần trong giao diện thích</w:t>
       </w:r>
@@ -29997,7 +29653,7 @@
           <w:lang w:eastAsia="vi-VN"/>
         </w:rPr>
         <w:drawing>
-          <wp:inline distT="0" distB="0" distL="0" distR="0" wp14:anchorId="4DAC7709" wp14:editId="6C5F7E37">
+          <wp:inline distT="0" distB="0" distL="0" distR="0" wp14:anchorId="18EE8184" wp14:editId="10EB5882">
             <wp:extent cx="1860550" cy="4134692"/>
             <wp:effectExtent l="0" t="0" r="6350" b="0"/>
             <wp:docPr id="22" name="Picture 22"/>
@@ -30041,24 +29697,14 @@
       <w:r>
         <w:t>Hình 2.</w:t>
       </w:r>
-      <w:r>
-        <w:fldChar w:fldCharType="begin"/>
-      </w:r>
-      <w:r>
-        <w:instrText xml:space="preserve"> SEQ Hình_2. \* ARABIC </w:instrText>
-      </w:r>
-      <w:r>
-        <w:fldChar w:fldCharType="separate"/>
-      </w:r>
-      <w:r>
-        <w:rPr>
-          <w:noProof/>
-        </w:rPr>
-        <w:t>15</w:t>
-      </w:r>
-      <w:r>
-        <w:fldChar w:fldCharType="end"/>
-      </w:r>
+      <w:fldSimple w:instr=" SEQ Hình_2. \* ARABIC ">
+        <w:r>
+          <w:rPr>
+            <w:noProof/>
+          </w:rPr>
+          <w:t>15</w:t>
+        </w:r>
+      </w:fldSimple>
       <w:r>
         <w:rPr>
           <w:lang w:val="en-US"/>
@@ -30099,24 +29745,14 @@
       <w:r>
         <w:t xml:space="preserve">Bảng </w:t>
       </w:r>
-      <w:r>
-        <w:fldChar w:fldCharType="begin"/>
-      </w:r>
-      <w:r>
-        <w:instrText xml:space="preserve"> SEQ Bảng \* ARABIC </w:instrText>
-      </w:r>
-      <w:r>
-        <w:fldChar w:fldCharType="separate"/>
-      </w:r>
-      <w:r>
-        <w:rPr>
-          <w:noProof/>
-        </w:rPr>
-        <w:t>20</w:t>
-      </w:r>
-      <w:r>
-        <w:fldChar w:fldCharType="end"/>
-      </w:r>
+      <w:fldSimple w:instr=" SEQ Bảng \* ARABIC ">
+        <w:r>
+          <w:rPr>
+            <w:noProof/>
+          </w:rPr>
+          <w:t>20</w:t>
+        </w:r>
+      </w:fldSimple>
       <w:r>
         <w:t>. Bảng các thành phần trong giao diện hóa đơn</w:t>
       </w:r>
@@ -31123,7 +30759,7 @@
           <w:lang w:eastAsia="vi-VN"/>
         </w:rPr>
         <w:drawing>
-          <wp:inline distT="0" distB="0" distL="0" distR="0" wp14:anchorId="2679FE0A" wp14:editId="31139B6D">
+          <wp:inline distT="0" distB="0" distL="0" distR="0" wp14:anchorId="2FAF2581" wp14:editId="6D3E9B21">
             <wp:extent cx="2051617" cy="4559300"/>
             <wp:effectExtent l="0" t="0" r="6350" b="0"/>
             <wp:docPr id="25" name="Picture 25"/>
@@ -31167,24 +30803,14 @@
       <w:r>
         <w:t>Hình 2.</w:t>
       </w:r>
-      <w:r>
-        <w:fldChar w:fldCharType="begin"/>
-      </w:r>
-      <w:r>
-        <w:instrText xml:space="preserve"> SEQ Hình_2. \* ARABIC </w:instrText>
-      </w:r>
-      <w:r>
-        <w:fldChar w:fldCharType="separate"/>
-      </w:r>
-      <w:r>
-        <w:rPr>
-          <w:noProof/>
-        </w:rPr>
-        <w:t>16</w:t>
-      </w:r>
-      <w:r>
-        <w:fldChar w:fldCharType="end"/>
-      </w:r>
+      <w:fldSimple w:instr=" SEQ Hình_2. \* ARABIC ">
+        <w:r>
+          <w:rPr>
+            <w:noProof/>
+          </w:rPr>
+          <w:t>16</w:t>
+        </w:r>
+      </w:fldSimple>
       <w:r>
         <w:rPr>
           <w:lang w:val="en-US"/>
@@ -31225,24 +30851,14 @@
       <w:r>
         <w:t xml:space="preserve">Bảng </w:t>
       </w:r>
-      <w:r>
-        <w:fldChar w:fldCharType="begin"/>
-      </w:r>
-      <w:r>
-        <w:instrText xml:space="preserve"> SEQ Bảng \* ARABIC </w:instrText>
-      </w:r>
-      <w:r>
-        <w:fldChar w:fldCharType="separate"/>
-      </w:r>
-      <w:r>
-        <w:rPr>
-          <w:noProof/>
-        </w:rPr>
-        <w:t>21</w:t>
-      </w:r>
-      <w:r>
-        <w:fldChar w:fldCharType="end"/>
-      </w:r>
+      <w:fldSimple w:instr=" SEQ Bảng \* ARABIC ">
+        <w:r>
+          <w:rPr>
+            <w:noProof/>
+          </w:rPr>
+          <w:t>21</w:t>
+        </w:r>
+      </w:fldSimple>
       <w:r>
         <w:t>. Bảng các thành phần trong giao diện cập nhật thông tin</w:t>
       </w:r>
@@ -32844,25 +32460,7 @@
             <w:color w:val="auto"/>
             <w:szCs w:val="22"/>
           </w:rPr>
-          <w:t>Express/No</w:t>
-        </w:r>
-        <w:r>
-          <w:rPr>
-            <w:rStyle w:val="fontstyle01"/>
-            <w:rFonts w:ascii="Times New Roman" w:hAnsi="Times New Roman"/>
-            <w:color w:val="auto"/>
-            <w:szCs w:val="22"/>
-          </w:rPr>
-          <w:t>d</w:t>
-        </w:r>
-        <w:r>
-          <w:rPr>
-            <w:rStyle w:val="fontstyle01"/>
-            <w:rFonts w:ascii="Times New Roman" w:hAnsi="Times New Roman"/>
-            <w:color w:val="auto"/>
-            <w:szCs w:val="22"/>
-          </w:rPr>
-          <w:t>e introduction - Learn web development | MDN (mozilla.org)</w:t>
+          <w:t>Express/Node introduction - Learn web development | MDN (mozilla.org)</w:t>
         </w:r>
       </w:hyperlink>
       <w:r>
@@ -33247,7 +32845,7 @@
       <w:rPr>
         <w:noProof/>
       </w:rPr>
-      <w:t>38</w:t>
+      <w:t>42</w:t>
     </w:r>
     <w:r>
       <w:fldChar w:fldCharType="end"/>
@@ -37765,6 +37363,7 @@
   <w:style w:type="character" w:default="1" w:styleId="DefaultParagraphFont">
     <w:name w:val="Default Paragraph Font"/>
     <w:uiPriority w:val="1"/>
+    <w:semiHidden/>
     <w:unhideWhenUsed/>
   </w:style>
   <w:style w:type="table" w:default="1" w:styleId="TableNormal">
@@ -38565,7 +38164,7 @@
 </file>
 
 <file path=customXml/itemProps1.xml><?xml version="1.0" encoding="utf-8"?>
-<ds:datastoreItem xmlns:ds="http://schemas.openxmlformats.org/officeDocument/2006/customXml" ds:itemID="{4FA43A7C-6A66-481F-9A35-5956EFF80EA4}">
+<ds:datastoreItem xmlns:ds="http://schemas.openxmlformats.org/officeDocument/2006/customXml" ds:itemID="{F92EED7B-BFA3-4277-AA45-36292D2F9D5B}">
   <ds:schemaRefs>
     <ds:schemaRef ds:uri="http://schemas.openxmlformats.org/officeDocument/2006/bibliography"/>
   </ds:schemaRefs>
